--- a/manuscript/final/Foziljon_Alisherov_Remittances_Shocks.docx
+++ b/manuscript/final/Foziljon_Alisherov_Remittances_Shocks.docx
@@ -26,7 +26,7 @@
           <w:rFonts w:ascii="Aptos" w:hAnsi="Aptos"/>
           <w:sz w:val="21"/>
         </w:rPr>
-        <w:t>Foziljon Alisherov¹ (ORCID: 0009-0004-9451-0518) and Mukhayyo Djuraeva¹ (ORCID: 0000-0001-6163-7513)</w:t>
+        <w:t>Foziljon Alisherov [1] (ORCID: 0009-0004-9451-0518) and Mukhayyo Djuraeva [1] (ORCID: 0000-0001-6163-7513)</w:t>
       </w:r>
     </w:p>
     <w:p>
@@ -38,7 +38,7 @@
           <w:rFonts w:ascii="Aptos" w:hAnsi="Aptos"/>
           <w:sz w:val="21"/>
         </w:rPr>
-        <w:t>¹ New Uzbekistan University</w:t>
+        <w:t>[1] New Uzbekistan University</w:t>
       </w:r>
     </w:p>
     <w:p>

--- a/manuscript/final/Foziljon_Alisherov_Remittances_Shocks.docx
+++ b/manuscript/final/Foziljon_Alisherov_Remittances_Shocks.docx
@@ -2223,8 +2223,6036 @@
         <w:t>. https://www.worldbank.org/en/country/uzbekistan/brief/l2cu</w:t>
       </w:r>
     </w:p>
+    <w:p>
+      <w:r>
+        <w:br w:type="page"/>
+      </w:r>
+    </w:p>
+    <w:p>
+      <w:pPr>
+        <w:pStyle w:val="Heading1"/>
+      </w:pPr>
+      <w:r>
+        <w:t>Tables</w:t>
+      </w:r>
+    </w:p>
+    <w:p>
+      <w:pPr>
+        <w:spacing w:before="160" w:after="80"/>
+      </w:pPr>
+      <w:r>
+        <w:rPr>
+          <w:b/>
+        </w:rPr>
+        <w:t>Table 1 Data Samples Variable Definitions</w:t>
+      </w:r>
+    </w:p>
+    <w:tbl>
+      <w:tblPr>
+        <w:tblStyle w:val="TableGrid"/>
+        <w:tblW w:type="auto" w:w="0"/>
+        <w:jc w:val="center"/>
+        <w:tblLook w:firstColumn="1" w:firstRow="1" w:lastColumn="0" w:lastRow="0" w:noHBand="0" w:noVBand="1" w:val="04A0"/>
+      </w:tblPr>
+      <w:tblGrid>
+        <w:gridCol w:w="804"/>
+        <w:gridCol w:w="804"/>
+        <w:gridCol w:w="804"/>
+        <w:gridCol w:w="804"/>
+        <w:gridCol w:w="804"/>
+        <w:gridCol w:w="804"/>
+        <w:gridCol w:w="804"/>
+        <w:gridCol w:w="804"/>
+        <w:gridCol w:w="804"/>
+        <w:gridCol w:w="804"/>
+        <w:gridCol w:w="804"/>
+        <w:gridCol w:w="804"/>
+      </w:tblGrid>
+      <w:tr>
+        <w:tc>
+          <w:tcPr>
+            <w:tcW w:type="dxa" w:w="804"/>
+            <w:vAlign w:val="center"/>
+            <w:shd w:fill="D9EAF0"/>
+          </w:tcPr>
+          <w:p>
+            <w:pPr>
+              <w:spacing w:after="40"/>
+            </w:pPr>
+            <w:r/>
+            <w:r>
+              <w:rPr>
+                <w:rFonts w:ascii="Aptos" w:hAnsi="Aptos"/>
+                <w:b/>
+                <w:sz w:val="18"/>
+              </w:rPr>
+              <w:t>Country</w:t>
+            </w:r>
+          </w:p>
+        </w:tc>
+        <w:tc>
+          <w:tcPr>
+            <w:tcW w:type="dxa" w:w="804"/>
+            <w:vAlign w:val="center"/>
+            <w:shd w:fill="D9EAF0"/>
+          </w:tcPr>
+          <w:p>
+            <w:pPr>
+              <w:spacing w:after="40"/>
+            </w:pPr>
+            <w:r/>
+            <w:r>
+              <w:rPr>
+                <w:rFonts w:ascii="Aptos" w:hAnsi="Aptos"/>
+                <w:b/>
+                <w:sz w:val="18"/>
+              </w:rPr>
+              <w:t>Official survey title</w:t>
+            </w:r>
+          </w:p>
+        </w:tc>
+        <w:tc>
+          <w:tcPr>
+            <w:tcW w:type="dxa" w:w="804"/>
+            <w:vAlign w:val="center"/>
+            <w:shd w:fill="D9EAF0"/>
+          </w:tcPr>
+          <w:p>
+            <w:pPr>
+              <w:spacing w:after="40"/>
+            </w:pPr>
+            <w:r/>
+            <w:r>
+              <w:rPr>
+                <w:rFonts w:ascii="Aptos" w:hAnsi="Aptos"/>
+                <w:b/>
+                <w:sz w:val="18"/>
+              </w:rPr>
+              <w:t>Producer</w:t>
+            </w:r>
+          </w:p>
+        </w:tc>
+        <w:tc>
+          <w:tcPr>
+            <w:tcW w:type="dxa" w:w="804"/>
+            <w:vAlign w:val="center"/>
+            <w:shd w:fill="D9EAF0"/>
+          </w:tcPr>
+          <w:p>
+            <w:pPr>
+              <w:spacing w:after="40"/>
+            </w:pPr>
+            <w:r/>
+            <w:r>
+              <w:rPr>
+                <w:rFonts w:ascii="Aptos" w:hAnsi="Aptos"/>
+                <w:b/>
+                <w:sz w:val="18"/>
+              </w:rPr>
+              <w:t>Period used</w:t>
+            </w:r>
+          </w:p>
+        </w:tc>
+        <w:tc>
+          <w:tcPr>
+            <w:tcW w:type="dxa" w:w="804"/>
+            <w:vAlign w:val="center"/>
+            <w:shd w:fill="D9EAF0"/>
+          </w:tcPr>
+          <w:p>
+            <w:pPr>
+              <w:spacing w:after="40"/>
+            </w:pPr>
+            <w:r/>
+            <w:r>
+              <w:rPr>
+                <w:rFonts w:ascii="Aptos" w:hAnsi="Aptos"/>
+                <w:b/>
+                <w:sz w:val="18"/>
+              </w:rPr>
+              <w:t>Unit</w:t>
+            </w:r>
+          </w:p>
+        </w:tc>
+        <w:tc>
+          <w:tcPr>
+            <w:tcW w:type="dxa" w:w="804"/>
+            <w:vAlign w:val="center"/>
+            <w:shd w:fill="D9EAF0"/>
+          </w:tcPr>
+          <w:p>
+            <w:pPr>
+              <w:spacing w:after="40"/>
+            </w:pPr>
+            <w:r/>
+            <w:r>
+              <w:rPr>
+                <w:rFonts w:ascii="Aptos" w:hAnsi="Aptos"/>
+                <w:b/>
+                <w:sz w:val="18"/>
+              </w:rPr>
+              <w:t>Final model sample</w:t>
+            </w:r>
+          </w:p>
+        </w:tc>
+        <w:tc>
+          <w:tcPr>
+            <w:tcW w:type="dxa" w:w="804"/>
+            <w:vAlign w:val="center"/>
+            <w:shd w:fill="D9EAF0"/>
+          </w:tcPr>
+          <w:p>
+            <w:pPr>
+              <w:spacing w:after="40"/>
+            </w:pPr>
+            <w:r/>
+            <w:r>
+              <w:rPr>
+                <w:rFonts w:ascii="Aptos" w:hAnsi="Aptos"/>
+                <w:b/>
+                <w:sz w:val="18"/>
+              </w:rPr>
+              <w:t>Food-insecurity reference period</w:t>
+            </w:r>
+          </w:p>
+        </w:tc>
+        <w:tc>
+          <w:tcPr>
+            <w:tcW w:type="dxa" w:w="804"/>
+            <w:vAlign w:val="center"/>
+            <w:shd w:fill="D9EAF0"/>
+          </w:tcPr>
+          <w:p>
+            <w:pPr>
+              <w:spacing w:after="40"/>
+            </w:pPr>
+            <w:r/>
+            <w:r>
+              <w:rPr>
+                <w:rFonts w:ascii="Aptos" w:hAnsi="Aptos"/>
+                <w:b/>
+                <w:sz w:val="18"/>
+              </w:rPr>
+              <w:t>Remittance definition</w:t>
+            </w:r>
+          </w:p>
+        </w:tc>
+        <w:tc>
+          <w:tcPr>
+            <w:tcW w:type="dxa" w:w="804"/>
+            <w:vAlign w:val="center"/>
+            <w:shd w:fill="D9EAF0"/>
+          </w:tcPr>
+          <w:p>
+            <w:pPr>
+              <w:spacing w:after="40"/>
+            </w:pPr>
+            <w:r/>
+            <w:r>
+              <w:rPr>
+                <w:rFonts w:ascii="Aptos" w:hAnsi="Aptos"/>
+                <w:b/>
+                <w:sz w:val="18"/>
+              </w:rPr>
+              <w:t>Shock definition</w:t>
+            </w:r>
+          </w:p>
+        </w:tc>
+        <w:tc>
+          <w:tcPr>
+            <w:tcW w:type="dxa" w:w="804"/>
+            <w:vAlign w:val="center"/>
+            <w:shd w:fill="D9EAF0"/>
+          </w:tcPr>
+          <w:p>
+            <w:pPr>
+              <w:spacing w:after="40"/>
+            </w:pPr>
+            <w:r/>
+            <w:r>
+              <w:rPr>
+                <w:rFonts w:ascii="Aptos" w:hAnsi="Aptos"/>
+                <w:b/>
+                <w:sz w:val="18"/>
+              </w:rPr>
+              <w:t>Controls and fixed effects</w:t>
+            </w:r>
+          </w:p>
+        </w:tc>
+        <w:tc>
+          <w:tcPr>
+            <w:tcW w:type="dxa" w:w="804"/>
+            <w:vAlign w:val="center"/>
+            <w:shd w:fill="D9EAF0"/>
+          </w:tcPr>
+          <w:p>
+            <w:pPr>
+              <w:spacing w:after="40"/>
+            </w:pPr>
+            <w:r/>
+            <w:r>
+              <w:rPr>
+                <w:rFonts w:ascii="Aptos" w:hAnsi="Aptos"/>
+                <w:b/>
+                <w:sz w:val="18"/>
+              </w:rPr>
+              <w:t>Weighting</w:t>
+            </w:r>
+          </w:p>
+        </w:tc>
+        <w:tc>
+          <w:tcPr>
+            <w:tcW w:type="dxa" w:w="804"/>
+            <w:vAlign w:val="center"/>
+            <w:shd w:fill="D9EAF0"/>
+          </w:tcPr>
+          <w:p>
+            <w:pPr>
+              <w:spacing w:after="40"/>
+            </w:pPr>
+            <w:r/>
+            <w:r>
+              <w:rPr>
+                <w:rFonts w:ascii="Aptos" w:hAnsi="Aptos"/>
+                <w:b/>
+                <w:sz w:val="18"/>
+              </w:rPr>
+              <w:t>Clustering</w:t>
+            </w:r>
+          </w:p>
+        </w:tc>
+      </w:tr>
+      <w:tr>
+        <w:tc>
+          <w:tcPr>
+            <w:tcW w:type="dxa" w:w="804"/>
+            <w:vAlign w:val="center"/>
+          </w:tcPr>
+          <w:p>
+            <w:pPr>
+              <w:spacing w:after="40"/>
+            </w:pPr>
+            <w:r/>
+            <w:r>
+              <w:rPr>
+                <w:rFonts w:ascii="Aptos" w:hAnsi="Aptos"/>
+                <w:b w:val="0"/>
+                <w:sz w:val="18"/>
+              </w:rPr>
+              <w:t>Kyrgyzstan</w:t>
+            </w:r>
+          </w:p>
+        </w:tc>
+        <w:tc>
+          <w:tcPr>
+            <w:tcW w:type="dxa" w:w="804"/>
+            <w:vAlign w:val="center"/>
+          </w:tcPr>
+          <w:p>
+            <w:pPr>
+              <w:spacing w:after="40"/>
+            </w:pPr>
+            <w:r/>
+            <w:r>
+              <w:rPr>
+                <w:rFonts w:ascii="Aptos" w:hAnsi="Aptos"/>
+                <w:b w:val="0"/>
+                <w:sz w:val="18"/>
+              </w:rPr>
+              <w:t>Life in Kyrgyzstan Study</w:t>
+            </w:r>
+          </w:p>
+        </w:tc>
+        <w:tc>
+          <w:tcPr>
+            <w:tcW w:type="dxa" w:w="804"/>
+            <w:vAlign w:val="center"/>
+          </w:tcPr>
+          <w:p>
+            <w:pPr>
+              <w:spacing w:after="40"/>
+            </w:pPr>
+            <w:r/>
+            <w:r>
+              <w:rPr>
+                <w:rFonts w:ascii="Aptos" w:hAnsi="Aptos"/>
+                <w:b w:val="0"/>
+                <w:sz w:val="18"/>
+              </w:rPr>
+              <w:t>LiK consortium / IZA archive</w:t>
+            </w:r>
+          </w:p>
+        </w:tc>
+        <w:tc>
+          <w:tcPr>
+            <w:tcW w:type="dxa" w:w="804"/>
+            <w:vAlign w:val="center"/>
+          </w:tcPr>
+          <w:p>
+            <w:pPr>
+              <w:spacing w:after="40"/>
+            </w:pPr>
+            <w:r/>
+            <w:r>
+              <w:rPr>
+                <w:rFonts w:ascii="Aptos" w:hAnsi="Aptos"/>
+                <w:b w:val="0"/>
+                <w:sz w:val="18"/>
+              </w:rPr>
+              <w:t>2019 wave</w:t>
+            </w:r>
+          </w:p>
+        </w:tc>
+        <w:tc>
+          <w:tcPr>
+            <w:tcW w:type="dxa" w:w="804"/>
+            <w:vAlign w:val="center"/>
+          </w:tcPr>
+          <w:p>
+            <w:pPr>
+              <w:spacing w:after="40"/>
+            </w:pPr>
+            <w:r/>
+            <w:r>
+              <w:rPr>
+                <w:rFonts w:ascii="Aptos" w:hAnsi="Aptos"/>
+                <w:b w:val="0"/>
+                <w:sz w:val="18"/>
+              </w:rPr>
+              <w:t>Adult respondent</w:t>
+            </w:r>
+          </w:p>
+        </w:tc>
+        <w:tc>
+          <w:tcPr>
+            <w:tcW w:type="dxa" w:w="804"/>
+            <w:vAlign w:val="center"/>
+          </w:tcPr>
+          <w:p>
+            <w:pPr>
+              <w:spacing w:after="40"/>
+            </w:pPr>
+            <w:r/>
+            <w:r>
+              <w:rPr>
+                <w:rFonts w:ascii="Aptos" w:hAnsi="Aptos"/>
+                <w:b w:val="0"/>
+                <w:sz w:val="18"/>
+              </w:rPr>
+              <w:t>6,297 adults; 2,215 households</w:t>
+            </w:r>
+          </w:p>
+        </w:tc>
+        <w:tc>
+          <w:tcPr>
+            <w:tcW w:type="dxa" w:w="804"/>
+            <w:vAlign w:val="center"/>
+          </w:tcPr>
+          <w:p>
+            <w:pPr>
+              <w:spacing w:after="40"/>
+            </w:pPr>
+            <w:r/>
+            <w:r>
+              <w:rPr>
+                <w:rFonts w:ascii="Aptos" w:hAnsi="Aptos"/>
+                <w:b w:val="0"/>
+                <w:sz w:val="18"/>
+              </w:rPr>
+              <w:t>12 months</w:t>
+            </w:r>
+          </w:p>
+        </w:tc>
+        <w:tc>
+          <w:tcPr>
+            <w:tcW w:type="dxa" w:w="804"/>
+            <w:vAlign w:val="center"/>
+          </w:tcPr>
+          <w:p>
+            <w:pPr>
+              <w:spacing w:after="40"/>
+            </w:pPr>
+            <w:r/>
+            <w:r>
+              <w:rPr>
+                <w:rFonts w:ascii="Aptos" w:hAnsi="Aptos"/>
+                <w:b w:val="0"/>
+                <w:sz w:val="18"/>
+              </w:rPr>
+              <w:t>Household remittance receipt</w:t>
+            </w:r>
+          </w:p>
+        </w:tc>
+        <w:tc>
+          <w:tcPr>
+            <w:tcW w:type="dxa" w:w="804"/>
+            <w:vAlign w:val="center"/>
+          </w:tcPr>
+          <w:p>
+            <w:pPr>
+              <w:spacing w:after="40"/>
+            </w:pPr>
+            <w:r/>
+            <w:r>
+              <w:rPr>
+                <w:rFonts w:ascii="Aptos" w:hAnsi="Aptos"/>
+                <w:b w:val="0"/>
+                <w:sz w:val="18"/>
+              </w:rPr>
+              <w:t>Any verified household shock</w:t>
+            </w:r>
+          </w:p>
+        </w:tc>
+        <w:tc>
+          <w:tcPr>
+            <w:tcW w:type="dxa" w:w="804"/>
+            <w:vAlign w:val="center"/>
+          </w:tcPr>
+          <w:p>
+            <w:pPr>
+              <w:spacing w:after="40"/>
+            </w:pPr>
+            <w:r/>
+            <w:r>
+              <w:rPr>
+                <w:rFonts w:ascii="Aptos" w:hAnsi="Aptos"/>
+                <w:b w:val="0"/>
+                <w:sz w:val="18"/>
+              </w:rPr>
+              <w:t>Demographic controls; residence and region fixed effects</w:t>
+            </w:r>
+          </w:p>
+        </w:tc>
+        <w:tc>
+          <w:tcPr>
+            <w:tcW w:type="dxa" w:w="804"/>
+            <w:vAlign w:val="center"/>
+          </w:tcPr>
+          <w:p>
+            <w:pPr>
+              <w:spacing w:after="40"/>
+            </w:pPr>
+            <w:r/>
+            <w:r>
+              <w:rPr>
+                <w:rFonts w:ascii="Aptos" w:hAnsi="Aptos"/>
+                <w:b w:val="0"/>
+                <w:sz w:val="18"/>
+              </w:rPr>
+              <w:t>Unweighted; no approved analysis weight</w:t>
+            </w:r>
+          </w:p>
+        </w:tc>
+        <w:tc>
+          <w:tcPr>
+            <w:tcW w:type="dxa" w:w="804"/>
+            <w:vAlign w:val="center"/>
+          </w:tcPr>
+          <w:p>
+            <w:pPr>
+              <w:spacing w:after="40"/>
+            </w:pPr>
+            <w:r/>
+            <w:r>
+              <w:rPr>
+                <w:rFonts w:ascii="Aptos" w:hAnsi="Aptos"/>
+                <w:b w:val="0"/>
+                <w:sz w:val="18"/>
+              </w:rPr>
+              <w:t>Household</w:t>
+            </w:r>
+          </w:p>
+        </w:tc>
+      </w:tr>
+      <w:tr>
+        <w:tc>
+          <w:tcPr>
+            <w:tcW w:type="dxa" w:w="804"/>
+            <w:vAlign w:val="center"/>
+          </w:tcPr>
+          <w:p>
+            <w:pPr>
+              <w:spacing w:after="40"/>
+            </w:pPr>
+            <w:r/>
+            <w:r>
+              <w:rPr>
+                <w:rFonts w:ascii="Aptos" w:hAnsi="Aptos"/>
+                <w:b w:val="0"/>
+                <w:sz w:val="18"/>
+              </w:rPr>
+              <w:t>Uzbekistan</w:t>
+            </w:r>
+          </w:p>
+        </w:tc>
+        <w:tc>
+          <w:tcPr>
+            <w:tcW w:type="dxa" w:w="804"/>
+            <w:vAlign w:val="center"/>
+          </w:tcPr>
+          <w:p>
+            <w:pPr>
+              <w:spacing w:after="40"/>
+            </w:pPr>
+            <w:r/>
+            <w:r>
+              <w:rPr>
+                <w:rFonts w:ascii="Aptos" w:hAnsi="Aptos"/>
+                <w:b w:val="0"/>
+                <w:sz w:val="18"/>
+              </w:rPr>
+              <w:t>Listening to the Citizens of Uzbekistan Survey</w:t>
+            </w:r>
+          </w:p>
+        </w:tc>
+        <w:tc>
+          <w:tcPr>
+            <w:tcW w:type="dxa" w:w="804"/>
+            <w:vAlign w:val="center"/>
+          </w:tcPr>
+          <w:p>
+            <w:pPr>
+              <w:spacing w:after="40"/>
+            </w:pPr>
+            <w:r/>
+            <w:r>
+              <w:rPr>
+                <w:rFonts w:ascii="Aptos" w:hAnsi="Aptos"/>
+                <w:b w:val="0"/>
+                <w:sz w:val="18"/>
+              </w:rPr>
+              <w:t>World Bank</w:t>
+            </w:r>
+          </w:p>
+        </w:tc>
+        <w:tc>
+          <w:tcPr>
+            <w:tcW w:type="dxa" w:w="804"/>
+            <w:vAlign w:val="center"/>
+          </w:tcPr>
+          <w:p>
+            <w:pPr>
+              <w:spacing w:after="40"/>
+            </w:pPr>
+            <w:r/>
+            <w:r>
+              <w:rPr>
+                <w:rFonts w:ascii="Aptos" w:hAnsi="Aptos"/>
+                <w:b w:val="0"/>
+                <w:sz w:val="18"/>
+              </w:rPr>
+              <w:t>Rounds 49-82</w:t>
+            </w:r>
+          </w:p>
+        </w:tc>
+        <w:tc>
+          <w:tcPr>
+            <w:tcW w:type="dxa" w:w="804"/>
+            <w:vAlign w:val="center"/>
+          </w:tcPr>
+          <w:p>
+            <w:pPr>
+              <w:spacing w:after="40"/>
+            </w:pPr>
+            <w:r/>
+            <w:r>
+              <w:rPr>
+                <w:rFonts w:ascii="Aptos" w:hAnsi="Aptos"/>
+                <w:b w:val="0"/>
+                <w:sz w:val="18"/>
+              </w:rPr>
+              <w:t>Household-round</w:t>
+            </w:r>
+          </w:p>
+        </w:tc>
+        <w:tc>
+          <w:tcPr>
+            <w:tcW w:type="dxa" w:w="804"/>
+            <w:vAlign w:val="center"/>
+          </w:tcPr>
+          <w:p>
+            <w:pPr>
+              <w:spacing w:after="40"/>
+            </w:pPr>
+            <w:r/>
+            <w:r>
+              <w:rPr>
+                <w:rFonts w:ascii="Aptos" w:hAnsi="Aptos"/>
+                <w:b w:val="0"/>
+                <w:sz w:val="18"/>
+              </w:rPr>
+              <w:t>47,135 household-rounds; 2,000 households</w:t>
+            </w:r>
+          </w:p>
+        </w:tc>
+        <w:tc>
+          <w:tcPr>
+            <w:tcW w:type="dxa" w:w="804"/>
+            <w:vAlign w:val="center"/>
+          </w:tcPr>
+          <w:p>
+            <w:pPr>
+              <w:spacing w:after="40"/>
+            </w:pPr>
+            <w:r/>
+            <w:r>
+              <w:rPr>
+                <w:rFonts w:ascii="Aptos" w:hAnsi="Aptos"/>
+                <w:b w:val="0"/>
+                <w:sz w:val="18"/>
+              </w:rPr>
+              <w:t>30 days</w:t>
+            </w:r>
+          </w:p>
+        </w:tc>
+        <w:tc>
+          <w:tcPr>
+            <w:tcW w:type="dxa" w:w="804"/>
+            <w:vAlign w:val="center"/>
+          </w:tcPr>
+          <w:p>
+            <w:pPr>
+              <w:spacing w:after="40"/>
+            </w:pPr>
+            <w:r/>
+            <w:r>
+              <w:rPr>
+                <w:rFonts w:ascii="Aptos" w:hAnsi="Aptos"/>
+                <w:b w:val="0"/>
+                <w:sz w:val="18"/>
+              </w:rPr>
+              <w:t>Verified household remittance receipt</w:t>
+            </w:r>
+          </w:p>
+        </w:tc>
+        <w:tc>
+          <w:tcPr>
+            <w:tcW w:type="dxa" w:w="804"/>
+            <w:vAlign w:val="center"/>
+          </w:tcPr>
+          <w:p>
+            <w:pPr>
+              <w:spacing w:after="40"/>
+            </w:pPr>
+            <w:r/>
+            <w:r>
+              <w:rPr>
+                <w:rFonts w:ascii="Aptos" w:hAnsi="Aptos"/>
+                <w:b w:val="0"/>
+                <w:sz w:val="18"/>
+              </w:rPr>
+              <w:t>Work loss, major illness, major injury or death</w:t>
+            </w:r>
+          </w:p>
+        </w:tc>
+        <w:tc>
+          <w:tcPr>
+            <w:tcW w:type="dxa" w:w="804"/>
+            <w:vAlign w:val="center"/>
+          </w:tcPr>
+          <w:p>
+            <w:pPr>
+              <w:spacing w:after="40"/>
+            </w:pPr>
+            <w:r/>
+            <w:r>
+              <w:rPr>
+                <w:rFonts w:ascii="Aptos" w:hAnsi="Aptos"/>
+                <w:b w:val="0"/>
+                <w:sz w:val="18"/>
+              </w:rPr>
+              <w:t>Household controls; round fixed effects</w:t>
+            </w:r>
+          </w:p>
+        </w:tc>
+        <w:tc>
+          <w:tcPr>
+            <w:tcW w:type="dxa" w:w="804"/>
+            <w:vAlign w:val="center"/>
+          </w:tcPr>
+          <w:p>
+            <w:pPr>
+              <w:spacing w:after="40"/>
+            </w:pPr>
+            <w:r/>
+            <w:r>
+              <w:rPr>
+                <w:rFonts w:ascii="Aptos" w:hAnsi="Aptos"/>
+                <w:b w:val="0"/>
+                <w:sz w:val="18"/>
+              </w:rPr>
+              <w:t>Unweighted; `popw` not approved</w:t>
+            </w:r>
+          </w:p>
+        </w:tc>
+        <w:tc>
+          <w:tcPr>
+            <w:tcW w:type="dxa" w:w="804"/>
+            <w:vAlign w:val="center"/>
+          </w:tcPr>
+          <w:p>
+            <w:pPr>
+              <w:spacing w:after="40"/>
+            </w:pPr>
+            <w:r/>
+            <w:r>
+              <w:rPr>
+                <w:rFonts w:ascii="Aptos" w:hAnsi="Aptos"/>
+                <w:b w:val="0"/>
+                <w:sz w:val="18"/>
+              </w:rPr>
+              <w:t>Household</w:t>
+            </w:r>
+          </w:p>
+        </w:tc>
+      </w:tr>
+      <w:tr>
+        <w:tc>
+          <w:tcPr>
+            <w:tcW w:type="dxa" w:w="804"/>
+            <w:vAlign w:val="center"/>
+          </w:tcPr>
+          <w:p>
+            <w:pPr>
+              <w:spacing w:after="40"/>
+            </w:pPr>
+            <w:r/>
+            <w:r>
+              <w:rPr>
+                <w:rFonts w:ascii="Aptos" w:hAnsi="Aptos"/>
+                <w:b w:val="0"/>
+                <w:sz w:val="18"/>
+              </w:rPr>
+              <w:t>Kazakhstan</w:t>
+            </w:r>
+          </w:p>
+        </w:tc>
+        <w:tc>
+          <w:tcPr>
+            <w:tcW w:type="dxa" w:w="804"/>
+            <w:vAlign w:val="center"/>
+          </w:tcPr>
+          <w:p>
+            <w:pPr>
+              <w:spacing w:after="40"/>
+            </w:pPr>
+            <w:r/>
+            <w:r>
+              <w:rPr>
+                <w:rFonts w:ascii="Aptos" w:hAnsi="Aptos"/>
+                <w:b w:val="0"/>
+                <w:sz w:val="18"/>
+              </w:rPr>
+              <w:t>FIES benchmark files</w:t>
+            </w:r>
+          </w:p>
+        </w:tc>
+        <w:tc>
+          <w:tcPr>
+            <w:tcW w:type="dxa" w:w="804"/>
+            <w:vAlign w:val="center"/>
+          </w:tcPr>
+          <w:p>
+            <w:pPr>
+              <w:spacing w:after="40"/>
+            </w:pPr>
+            <w:r/>
+            <w:r>
+              <w:rPr>
+                <w:rFonts w:ascii="Aptos" w:hAnsi="Aptos"/>
+                <w:b w:val="0"/>
+                <w:sz w:val="18"/>
+              </w:rPr>
+              <w:t>FAO/Gallup-style FIES benchmark source files</w:t>
+            </w:r>
+          </w:p>
+        </w:tc>
+        <w:tc>
+          <w:tcPr>
+            <w:tcW w:type="dxa" w:w="804"/>
+            <w:vAlign w:val="center"/>
+          </w:tcPr>
+          <w:p>
+            <w:pPr>
+              <w:spacing w:after="40"/>
+            </w:pPr>
+            <w:r/>
+            <w:r>
+              <w:rPr>
+                <w:rFonts w:ascii="Aptos" w:hAnsi="Aptos"/>
+                <w:b w:val="0"/>
+                <w:sz w:val="18"/>
+              </w:rPr>
+              <w:t>2014-2017</w:t>
+            </w:r>
+          </w:p>
+        </w:tc>
+        <w:tc>
+          <w:tcPr>
+            <w:tcW w:type="dxa" w:w="804"/>
+            <w:vAlign w:val="center"/>
+          </w:tcPr>
+          <w:p>
+            <w:pPr>
+              <w:spacing w:after="40"/>
+            </w:pPr>
+            <w:r/>
+            <w:r>
+              <w:rPr>
+                <w:rFonts w:ascii="Aptos" w:hAnsi="Aptos"/>
+                <w:b w:val="0"/>
+                <w:sz w:val="18"/>
+              </w:rPr>
+              <w:t>Adult respondent-year</w:t>
+            </w:r>
+          </w:p>
+        </w:tc>
+        <w:tc>
+          <w:tcPr>
+            <w:tcW w:type="dxa" w:w="804"/>
+            <w:vAlign w:val="center"/>
+          </w:tcPr>
+          <w:p>
+            <w:pPr>
+              <w:spacing w:after="40"/>
+            </w:pPr>
+            <w:r/>
+            <w:r>
+              <w:rPr>
+                <w:rFonts w:ascii="Aptos" w:hAnsi="Aptos"/>
+                <w:b w:val="0"/>
+                <w:sz w:val="18"/>
+              </w:rPr>
+              <w:t>Benchmark only</w:t>
+            </w:r>
+          </w:p>
+        </w:tc>
+        <w:tc>
+          <w:tcPr>
+            <w:tcW w:type="dxa" w:w="804"/>
+            <w:vAlign w:val="center"/>
+          </w:tcPr>
+          <w:p>
+            <w:pPr>
+              <w:spacing w:after="40"/>
+            </w:pPr>
+            <w:r/>
+            <w:r>
+              <w:rPr>
+                <w:rFonts w:ascii="Aptos" w:hAnsi="Aptos"/>
+                <w:b w:val="0"/>
+                <w:sz w:val="18"/>
+              </w:rPr>
+              <w:t>Source-specific FIES items</w:t>
+            </w:r>
+          </w:p>
+        </w:tc>
+        <w:tc>
+          <w:tcPr>
+            <w:tcW w:type="dxa" w:w="804"/>
+            <w:vAlign w:val="center"/>
+          </w:tcPr>
+          <w:p>
+            <w:pPr>
+              <w:spacing w:after="40"/>
+            </w:pPr>
+            <w:r/>
+            <w:r>
+              <w:rPr>
+                <w:rFonts w:ascii="Aptos" w:hAnsi="Aptos"/>
+                <w:b w:val="0"/>
+                <w:sz w:val="18"/>
+              </w:rPr>
+              <w:t>Not available</w:t>
+            </w:r>
+          </w:p>
+        </w:tc>
+        <w:tc>
+          <w:tcPr>
+            <w:tcW w:type="dxa" w:w="804"/>
+            <w:vAlign w:val="center"/>
+          </w:tcPr>
+          <w:p>
+            <w:pPr>
+              <w:spacing w:after="40"/>
+            </w:pPr>
+            <w:r/>
+            <w:r>
+              <w:rPr>
+                <w:rFonts w:ascii="Aptos" w:hAnsi="Aptos"/>
+                <w:b w:val="0"/>
+                <w:sz w:val="18"/>
+              </w:rPr>
+              <w:t>Not available</w:t>
+            </w:r>
+          </w:p>
+        </w:tc>
+        <w:tc>
+          <w:tcPr>
+            <w:tcW w:type="dxa" w:w="804"/>
+            <w:vAlign w:val="center"/>
+          </w:tcPr>
+          <w:p>
+            <w:pPr>
+              <w:spacing w:after="40"/>
+            </w:pPr>
+            <w:r/>
+            <w:r>
+              <w:rPr>
+                <w:rFonts w:ascii="Aptos" w:hAnsi="Aptos"/>
+                <w:b w:val="0"/>
+                <w:sz w:val="18"/>
+              </w:rPr>
+              <w:t>Not part of mechanism model</w:t>
+            </w:r>
+          </w:p>
+        </w:tc>
+        <w:tc>
+          <w:tcPr>
+            <w:tcW w:type="dxa" w:w="804"/>
+            <w:vAlign w:val="center"/>
+          </w:tcPr>
+          <w:p>
+            <w:pPr>
+              <w:spacing w:after="40"/>
+            </w:pPr>
+            <w:r/>
+            <w:r>
+              <w:rPr>
+                <w:rFonts w:ascii="Aptos" w:hAnsi="Aptos"/>
+                <w:b w:val="0"/>
+                <w:sz w:val="18"/>
+              </w:rPr>
+              <w:t>Year-specific original weights</w:t>
+            </w:r>
+          </w:p>
+        </w:tc>
+        <w:tc>
+          <w:tcPr>
+            <w:tcW w:type="dxa" w:w="804"/>
+            <w:vAlign w:val="center"/>
+          </w:tcPr>
+          <w:p>
+            <w:pPr>
+              <w:spacing w:after="40"/>
+            </w:pPr>
+            <w:r/>
+            <w:r>
+              <w:rPr>
+                <w:rFonts w:ascii="Aptos" w:hAnsi="Aptos"/>
+                <w:b w:val="0"/>
+                <w:sz w:val="18"/>
+              </w:rPr>
+              <w:t>Not part of regression</w:t>
+            </w:r>
+          </w:p>
+        </w:tc>
+      </w:tr>
+    </w:tbl>
+    <w:p>
+      <w:pPr>
+        <w:spacing w:after="40"/>
+      </w:pPr>
+    </w:p>
+    <w:p>
+      <w:pPr>
+        <w:spacing w:before="160" w:after="80"/>
+      </w:pPr>
+      <w:r>
+        <w:rPr>
+          <w:b/>
+        </w:rPr>
+        <w:t>Table 2 Four Group Adjusted Predictions</w:t>
+      </w:r>
+    </w:p>
+    <w:tbl>
+      <w:tblPr>
+        <w:tblStyle w:val="TableGrid"/>
+        <w:tblW w:type="auto" w:w="0"/>
+        <w:jc w:val="center"/>
+        <w:tblLook w:firstColumn="1" w:firstRow="1" w:lastColumn="0" w:lastRow="0" w:noHBand="0" w:noVBand="1" w:val="04A0"/>
+      </w:tblPr>
+      <w:tblGrid>
+        <w:gridCol w:w="1378"/>
+        <w:gridCol w:w="1378"/>
+        <w:gridCol w:w="1378"/>
+        <w:gridCol w:w="1378"/>
+        <w:gridCol w:w="1378"/>
+        <w:gridCol w:w="1378"/>
+        <w:gridCol w:w="1378"/>
+      </w:tblGrid>
+      <w:tr>
+        <w:tc>
+          <w:tcPr>
+            <w:tcW w:type="dxa" w:w="1378"/>
+            <w:vAlign w:val="center"/>
+            <w:shd w:fill="D9EAF0"/>
+          </w:tcPr>
+          <w:p>
+            <w:pPr>
+              <w:spacing w:after="40"/>
+            </w:pPr>
+            <w:r/>
+            <w:r>
+              <w:rPr>
+                <w:rFonts w:ascii="Aptos" w:hAnsi="Aptos"/>
+                <w:b/>
+                <w:sz w:val="18"/>
+              </w:rPr>
+              <w:t>Country</w:t>
+            </w:r>
+          </w:p>
+        </w:tc>
+        <w:tc>
+          <w:tcPr>
+            <w:tcW w:type="dxa" w:w="1378"/>
+            <w:vAlign w:val="center"/>
+            <w:shd w:fill="D9EAF0"/>
+          </w:tcPr>
+          <w:p>
+            <w:pPr>
+              <w:spacing w:after="40"/>
+            </w:pPr>
+            <w:r/>
+            <w:r>
+              <w:rPr>
+                <w:rFonts w:ascii="Aptos" w:hAnsi="Aptos"/>
+                <w:b/>
+                <w:sz w:val="18"/>
+              </w:rPr>
+              <w:t>Model</w:t>
+            </w:r>
+          </w:p>
+        </w:tc>
+        <w:tc>
+          <w:tcPr>
+            <w:tcW w:type="dxa" w:w="1378"/>
+            <w:vAlign w:val="center"/>
+            <w:shd w:fill="D9EAF0"/>
+          </w:tcPr>
+          <w:p>
+            <w:pPr>
+              <w:spacing w:after="40"/>
+            </w:pPr>
+            <w:r/>
+            <w:r>
+              <w:rPr>
+                <w:rFonts w:ascii="Aptos" w:hAnsi="Aptos"/>
+                <w:b/>
+                <w:sz w:val="18"/>
+              </w:rPr>
+              <w:t>Group</w:t>
+            </w:r>
+          </w:p>
+        </w:tc>
+        <w:tc>
+          <w:tcPr>
+            <w:tcW w:type="dxa" w:w="1378"/>
+            <w:vAlign w:val="center"/>
+            <w:shd w:fill="D9EAF0"/>
+          </w:tcPr>
+          <w:p>
+            <w:pPr>
+              <w:spacing w:after="40"/>
+            </w:pPr>
+            <w:r/>
+            <w:r>
+              <w:rPr>
+                <w:rFonts w:ascii="Aptos" w:hAnsi="Aptos"/>
+                <w:b/>
+                <w:sz w:val="18"/>
+              </w:rPr>
+              <w:t>Adjusted prediction</w:t>
+            </w:r>
+          </w:p>
+        </w:tc>
+        <w:tc>
+          <w:tcPr>
+            <w:tcW w:type="dxa" w:w="1378"/>
+            <w:vAlign w:val="center"/>
+            <w:shd w:fill="D9EAF0"/>
+          </w:tcPr>
+          <w:p>
+            <w:pPr>
+              <w:spacing w:after="40"/>
+            </w:pPr>
+            <w:r/>
+            <w:r>
+              <w:rPr>
+                <w:rFonts w:ascii="Aptos" w:hAnsi="Aptos"/>
+                <w:b/>
+                <w:sz w:val="18"/>
+              </w:rPr>
+              <w:t>95% CI</w:t>
+            </w:r>
+          </w:p>
+        </w:tc>
+        <w:tc>
+          <w:tcPr>
+            <w:tcW w:type="dxa" w:w="1378"/>
+            <w:vAlign w:val="center"/>
+            <w:shd w:fill="D9EAF0"/>
+          </w:tcPr>
+          <w:p>
+            <w:pPr>
+              <w:spacing w:after="40"/>
+            </w:pPr>
+            <w:r/>
+            <w:r>
+              <w:rPr>
+                <w:rFonts w:ascii="Aptos" w:hAnsi="Aptos"/>
+                <w:b/>
+                <w:sz w:val="18"/>
+              </w:rPr>
+              <w:t>Observations / households</w:t>
+            </w:r>
+          </w:p>
+        </w:tc>
+        <w:tc>
+          <w:tcPr>
+            <w:tcW w:type="dxa" w:w="1378"/>
+            <w:vAlign w:val="center"/>
+            <w:shd w:fill="D9EAF0"/>
+          </w:tcPr>
+          <w:p>
+            <w:pPr>
+              <w:spacing w:after="40"/>
+            </w:pPr>
+            <w:r/>
+            <w:r>
+              <w:rPr>
+                <w:rFonts w:ascii="Aptos" w:hAnsi="Aptos"/>
+                <w:b/>
+                <w:sz w:val="18"/>
+              </w:rPr>
+              <w:t>Weighting</w:t>
+            </w:r>
+          </w:p>
+        </w:tc>
+      </w:tr>
+      <w:tr>
+        <w:tc>
+          <w:tcPr>
+            <w:tcW w:type="dxa" w:w="1378"/>
+            <w:vAlign w:val="center"/>
+          </w:tcPr>
+          <w:p>
+            <w:pPr>
+              <w:spacing w:after="40"/>
+            </w:pPr>
+            <w:r/>
+            <w:r>
+              <w:rPr>
+                <w:rFonts w:ascii="Aptos" w:hAnsi="Aptos"/>
+                <w:b w:val="0"/>
+                <w:sz w:val="18"/>
+              </w:rPr>
+              <w:t>Kyrgyzstan</w:t>
+            </w:r>
+          </w:p>
+        </w:tc>
+        <w:tc>
+          <w:tcPr>
+            <w:tcW w:type="dxa" w:w="1378"/>
+            <w:vAlign w:val="center"/>
+          </w:tcPr>
+          <w:p>
+            <w:pPr>
+              <w:spacing w:after="40"/>
+            </w:pPr>
+            <w:r/>
+            <w:r>
+              <w:rPr>
+                <w:rFonts w:ascii="Aptos" w:hAnsi="Aptos"/>
+                <w:b w:val="0"/>
+                <w:sz w:val="18"/>
+              </w:rPr>
+              <w:t>KG_M2</w:t>
+            </w:r>
+          </w:p>
+        </w:tc>
+        <w:tc>
+          <w:tcPr>
+            <w:tcW w:type="dxa" w:w="1378"/>
+            <w:vAlign w:val="center"/>
+          </w:tcPr>
+          <w:p>
+            <w:pPr>
+              <w:spacing w:after="40"/>
+            </w:pPr>
+            <w:r/>
+            <w:r>
+              <w:rPr>
+                <w:rFonts w:ascii="Aptos" w:hAnsi="Aptos"/>
+                <w:b w:val="0"/>
+                <w:sz w:val="18"/>
+              </w:rPr>
+              <w:t>No remittance, no shock</w:t>
+            </w:r>
+          </w:p>
+        </w:tc>
+        <w:tc>
+          <w:tcPr>
+            <w:tcW w:type="dxa" w:w="1378"/>
+            <w:vAlign w:val="center"/>
+          </w:tcPr>
+          <w:p>
+            <w:pPr>
+              <w:spacing w:after="40"/>
+            </w:pPr>
+            <w:r/>
+            <w:r>
+              <w:rPr>
+                <w:rFonts w:ascii="Aptos" w:hAnsi="Aptos"/>
+                <w:b w:val="0"/>
+                <w:sz w:val="18"/>
+              </w:rPr>
+              <w:t>1.240</w:t>
+            </w:r>
+          </w:p>
+        </w:tc>
+        <w:tc>
+          <w:tcPr>
+            <w:tcW w:type="dxa" w:w="1378"/>
+            <w:vAlign w:val="center"/>
+          </w:tcPr>
+          <w:p>
+            <w:pPr>
+              <w:spacing w:after="40"/>
+            </w:pPr>
+            <w:r/>
+            <w:r>
+              <w:rPr>
+                <w:rFonts w:ascii="Aptos" w:hAnsi="Aptos"/>
+                <w:b w:val="0"/>
+                <w:sz w:val="18"/>
+              </w:rPr>
+              <w:t>Not shown in frozen register</w:t>
+            </w:r>
+          </w:p>
+        </w:tc>
+        <w:tc>
+          <w:tcPr>
+            <w:tcW w:type="dxa" w:w="1378"/>
+            <w:vAlign w:val="center"/>
+          </w:tcPr>
+          <w:p>
+            <w:pPr>
+              <w:spacing w:after="40"/>
+            </w:pPr>
+            <w:r/>
+            <w:r>
+              <w:rPr>
+                <w:rFonts w:ascii="Aptos" w:hAnsi="Aptos"/>
+                <w:b w:val="0"/>
+                <w:sz w:val="18"/>
+              </w:rPr>
+              <w:t>4,131 / 1,447</w:t>
+            </w:r>
+          </w:p>
+        </w:tc>
+        <w:tc>
+          <w:tcPr>
+            <w:tcW w:type="dxa" w:w="1378"/>
+            <w:vAlign w:val="center"/>
+          </w:tcPr>
+          <w:p>
+            <w:pPr>
+              <w:spacing w:after="40"/>
+            </w:pPr>
+            <w:r/>
+            <w:r>
+              <w:rPr>
+                <w:rFonts w:ascii="Aptos" w:hAnsi="Aptos"/>
+                <w:b w:val="0"/>
+                <w:sz w:val="18"/>
+              </w:rPr>
+              <w:t>Unweighted</w:t>
+            </w:r>
+          </w:p>
+        </w:tc>
+      </w:tr>
+      <w:tr>
+        <w:tc>
+          <w:tcPr>
+            <w:tcW w:type="dxa" w:w="1378"/>
+            <w:vAlign w:val="center"/>
+          </w:tcPr>
+          <w:p>
+            <w:pPr>
+              <w:spacing w:after="40"/>
+            </w:pPr>
+            <w:r/>
+            <w:r>
+              <w:rPr>
+                <w:rFonts w:ascii="Aptos" w:hAnsi="Aptos"/>
+                <w:b w:val="0"/>
+                <w:sz w:val="18"/>
+              </w:rPr>
+              <w:t>Kyrgyzstan</w:t>
+            </w:r>
+          </w:p>
+        </w:tc>
+        <w:tc>
+          <w:tcPr>
+            <w:tcW w:type="dxa" w:w="1378"/>
+            <w:vAlign w:val="center"/>
+          </w:tcPr>
+          <w:p>
+            <w:pPr>
+              <w:spacing w:after="40"/>
+            </w:pPr>
+            <w:r/>
+            <w:r>
+              <w:rPr>
+                <w:rFonts w:ascii="Aptos" w:hAnsi="Aptos"/>
+                <w:b w:val="0"/>
+                <w:sz w:val="18"/>
+              </w:rPr>
+              <w:t>KG_M2</w:t>
+            </w:r>
+          </w:p>
+        </w:tc>
+        <w:tc>
+          <w:tcPr>
+            <w:tcW w:type="dxa" w:w="1378"/>
+            <w:vAlign w:val="center"/>
+          </w:tcPr>
+          <w:p>
+            <w:pPr>
+              <w:spacing w:after="40"/>
+            </w:pPr>
+            <w:r/>
+            <w:r>
+              <w:rPr>
+                <w:rFonts w:ascii="Aptos" w:hAnsi="Aptos"/>
+                <w:b w:val="0"/>
+                <w:sz w:val="18"/>
+              </w:rPr>
+              <w:t>Remittance, no shock</w:t>
+            </w:r>
+          </w:p>
+        </w:tc>
+        <w:tc>
+          <w:tcPr>
+            <w:tcW w:type="dxa" w:w="1378"/>
+            <w:vAlign w:val="center"/>
+          </w:tcPr>
+          <w:p>
+            <w:pPr>
+              <w:spacing w:after="40"/>
+            </w:pPr>
+            <w:r/>
+            <w:r>
+              <w:rPr>
+                <w:rFonts w:ascii="Aptos" w:hAnsi="Aptos"/>
+                <w:b w:val="0"/>
+                <w:sz w:val="18"/>
+              </w:rPr>
+              <w:t>0.983</w:t>
+            </w:r>
+          </w:p>
+        </w:tc>
+        <w:tc>
+          <w:tcPr>
+            <w:tcW w:type="dxa" w:w="1378"/>
+            <w:vAlign w:val="center"/>
+          </w:tcPr>
+          <w:p>
+            <w:pPr>
+              <w:spacing w:after="40"/>
+            </w:pPr>
+            <w:r/>
+            <w:r>
+              <w:rPr>
+                <w:rFonts w:ascii="Aptos" w:hAnsi="Aptos"/>
+                <w:b w:val="0"/>
+                <w:sz w:val="18"/>
+              </w:rPr>
+              <w:t>Not shown in frozen register</w:t>
+            </w:r>
+          </w:p>
+        </w:tc>
+        <w:tc>
+          <w:tcPr>
+            <w:tcW w:type="dxa" w:w="1378"/>
+            <w:vAlign w:val="center"/>
+          </w:tcPr>
+          <w:p>
+            <w:pPr>
+              <w:spacing w:after="40"/>
+            </w:pPr>
+            <w:r/>
+            <w:r>
+              <w:rPr>
+                <w:rFonts w:ascii="Aptos" w:hAnsi="Aptos"/>
+                <w:b w:val="0"/>
+                <w:sz w:val="18"/>
+              </w:rPr>
+              <w:t>760 / 281</w:t>
+            </w:r>
+          </w:p>
+        </w:tc>
+        <w:tc>
+          <w:tcPr>
+            <w:tcW w:type="dxa" w:w="1378"/>
+            <w:vAlign w:val="center"/>
+          </w:tcPr>
+          <w:p>
+            <w:pPr>
+              <w:spacing w:after="40"/>
+            </w:pPr>
+            <w:r/>
+            <w:r>
+              <w:rPr>
+                <w:rFonts w:ascii="Aptos" w:hAnsi="Aptos"/>
+                <w:b w:val="0"/>
+                <w:sz w:val="18"/>
+              </w:rPr>
+              <w:t>Unweighted</w:t>
+            </w:r>
+          </w:p>
+        </w:tc>
+      </w:tr>
+      <w:tr>
+        <w:tc>
+          <w:tcPr>
+            <w:tcW w:type="dxa" w:w="1378"/>
+            <w:vAlign w:val="center"/>
+          </w:tcPr>
+          <w:p>
+            <w:pPr>
+              <w:spacing w:after="40"/>
+            </w:pPr>
+            <w:r/>
+            <w:r>
+              <w:rPr>
+                <w:rFonts w:ascii="Aptos" w:hAnsi="Aptos"/>
+                <w:b w:val="0"/>
+                <w:sz w:val="18"/>
+              </w:rPr>
+              <w:t>Kyrgyzstan</w:t>
+            </w:r>
+          </w:p>
+        </w:tc>
+        <w:tc>
+          <w:tcPr>
+            <w:tcW w:type="dxa" w:w="1378"/>
+            <w:vAlign w:val="center"/>
+          </w:tcPr>
+          <w:p>
+            <w:pPr>
+              <w:spacing w:after="40"/>
+            </w:pPr>
+            <w:r/>
+            <w:r>
+              <w:rPr>
+                <w:rFonts w:ascii="Aptos" w:hAnsi="Aptos"/>
+                <w:b w:val="0"/>
+                <w:sz w:val="18"/>
+              </w:rPr>
+              <w:t>KG_M2</w:t>
+            </w:r>
+          </w:p>
+        </w:tc>
+        <w:tc>
+          <w:tcPr>
+            <w:tcW w:type="dxa" w:w="1378"/>
+            <w:vAlign w:val="center"/>
+          </w:tcPr>
+          <w:p>
+            <w:pPr>
+              <w:spacing w:after="40"/>
+            </w:pPr>
+            <w:r/>
+            <w:r>
+              <w:rPr>
+                <w:rFonts w:ascii="Aptos" w:hAnsi="Aptos"/>
+                <w:b w:val="0"/>
+                <w:sz w:val="18"/>
+              </w:rPr>
+              <w:t>No remittance, shock</w:t>
+            </w:r>
+          </w:p>
+        </w:tc>
+        <w:tc>
+          <w:tcPr>
+            <w:tcW w:type="dxa" w:w="1378"/>
+            <w:vAlign w:val="center"/>
+          </w:tcPr>
+          <w:p>
+            <w:pPr>
+              <w:spacing w:after="40"/>
+            </w:pPr>
+            <w:r/>
+            <w:r>
+              <w:rPr>
+                <w:rFonts w:ascii="Aptos" w:hAnsi="Aptos"/>
+                <w:b w:val="0"/>
+                <w:sz w:val="18"/>
+              </w:rPr>
+              <w:t>1.449</w:t>
+            </w:r>
+          </w:p>
+        </w:tc>
+        <w:tc>
+          <w:tcPr>
+            <w:tcW w:type="dxa" w:w="1378"/>
+            <w:vAlign w:val="center"/>
+          </w:tcPr>
+          <w:p>
+            <w:pPr>
+              <w:spacing w:after="40"/>
+            </w:pPr>
+            <w:r/>
+            <w:r>
+              <w:rPr>
+                <w:rFonts w:ascii="Aptos" w:hAnsi="Aptos"/>
+                <w:b w:val="0"/>
+                <w:sz w:val="18"/>
+              </w:rPr>
+              <w:t>Not shown in frozen register</w:t>
+            </w:r>
+          </w:p>
+        </w:tc>
+        <w:tc>
+          <w:tcPr>
+            <w:tcW w:type="dxa" w:w="1378"/>
+            <w:vAlign w:val="center"/>
+          </w:tcPr>
+          <w:p>
+            <w:pPr>
+              <w:spacing w:after="40"/>
+            </w:pPr>
+            <w:r/>
+            <w:r>
+              <w:rPr>
+                <w:rFonts w:ascii="Aptos" w:hAnsi="Aptos"/>
+                <w:b w:val="0"/>
+                <w:sz w:val="18"/>
+              </w:rPr>
+              <w:t>1,106 / 381</w:t>
+            </w:r>
+          </w:p>
+        </w:tc>
+        <w:tc>
+          <w:tcPr>
+            <w:tcW w:type="dxa" w:w="1378"/>
+            <w:vAlign w:val="center"/>
+          </w:tcPr>
+          <w:p>
+            <w:pPr>
+              <w:spacing w:after="40"/>
+            </w:pPr>
+            <w:r/>
+            <w:r>
+              <w:rPr>
+                <w:rFonts w:ascii="Aptos" w:hAnsi="Aptos"/>
+                <w:b w:val="0"/>
+                <w:sz w:val="18"/>
+              </w:rPr>
+              <w:t>Unweighted</w:t>
+            </w:r>
+          </w:p>
+        </w:tc>
+      </w:tr>
+      <w:tr>
+        <w:tc>
+          <w:tcPr>
+            <w:tcW w:type="dxa" w:w="1378"/>
+            <w:vAlign w:val="center"/>
+          </w:tcPr>
+          <w:p>
+            <w:pPr>
+              <w:spacing w:after="40"/>
+            </w:pPr>
+            <w:r/>
+            <w:r>
+              <w:rPr>
+                <w:rFonts w:ascii="Aptos" w:hAnsi="Aptos"/>
+                <w:b w:val="0"/>
+                <w:sz w:val="18"/>
+              </w:rPr>
+              <w:t>Kyrgyzstan</w:t>
+            </w:r>
+          </w:p>
+        </w:tc>
+        <w:tc>
+          <w:tcPr>
+            <w:tcW w:type="dxa" w:w="1378"/>
+            <w:vAlign w:val="center"/>
+          </w:tcPr>
+          <w:p>
+            <w:pPr>
+              <w:spacing w:after="40"/>
+            </w:pPr>
+            <w:r/>
+            <w:r>
+              <w:rPr>
+                <w:rFonts w:ascii="Aptos" w:hAnsi="Aptos"/>
+                <w:b w:val="0"/>
+                <w:sz w:val="18"/>
+              </w:rPr>
+              <w:t>KG_M2</w:t>
+            </w:r>
+          </w:p>
+        </w:tc>
+        <w:tc>
+          <w:tcPr>
+            <w:tcW w:type="dxa" w:w="1378"/>
+            <w:vAlign w:val="center"/>
+          </w:tcPr>
+          <w:p>
+            <w:pPr>
+              <w:spacing w:after="40"/>
+            </w:pPr>
+            <w:r/>
+            <w:r>
+              <w:rPr>
+                <w:rFonts w:ascii="Aptos" w:hAnsi="Aptos"/>
+                <w:b w:val="0"/>
+                <w:sz w:val="18"/>
+              </w:rPr>
+              <w:t>Remittance, shock</w:t>
+            </w:r>
+          </w:p>
+        </w:tc>
+        <w:tc>
+          <w:tcPr>
+            <w:tcW w:type="dxa" w:w="1378"/>
+            <w:vAlign w:val="center"/>
+          </w:tcPr>
+          <w:p>
+            <w:pPr>
+              <w:spacing w:after="40"/>
+            </w:pPr>
+            <w:r/>
+            <w:r>
+              <w:rPr>
+                <w:rFonts w:ascii="Aptos" w:hAnsi="Aptos"/>
+                <w:b w:val="0"/>
+                <w:sz w:val="18"/>
+              </w:rPr>
+              <w:t>0.978</w:t>
+            </w:r>
+          </w:p>
+        </w:tc>
+        <w:tc>
+          <w:tcPr>
+            <w:tcW w:type="dxa" w:w="1378"/>
+            <w:vAlign w:val="center"/>
+          </w:tcPr>
+          <w:p>
+            <w:pPr>
+              <w:spacing w:after="40"/>
+            </w:pPr>
+            <w:r/>
+            <w:r>
+              <w:rPr>
+                <w:rFonts w:ascii="Aptos" w:hAnsi="Aptos"/>
+                <w:b w:val="0"/>
+                <w:sz w:val="18"/>
+              </w:rPr>
+              <w:t>Not shown in frozen register</w:t>
+            </w:r>
+          </w:p>
+        </w:tc>
+        <w:tc>
+          <w:tcPr>
+            <w:tcW w:type="dxa" w:w="1378"/>
+            <w:vAlign w:val="center"/>
+          </w:tcPr>
+          <w:p>
+            <w:pPr>
+              <w:spacing w:after="40"/>
+            </w:pPr>
+            <w:r/>
+            <w:r>
+              <w:rPr>
+                <w:rFonts w:ascii="Aptos" w:hAnsi="Aptos"/>
+                <w:b w:val="0"/>
+                <w:sz w:val="18"/>
+              </w:rPr>
+              <w:t>318 / 112</w:t>
+            </w:r>
+          </w:p>
+        </w:tc>
+        <w:tc>
+          <w:tcPr>
+            <w:tcW w:type="dxa" w:w="1378"/>
+            <w:vAlign w:val="center"/>
+          </w:tcPr>
+          <w:p>
+            <w:pPr>
+              <w:spacing w:after="40"/>
+            </w:pPr>
+            <w:r/>
+            <w:r>
+              <w:rPr>
+                <w:rFonts w:ascii="Aptos" w:hAnsi="Aptos"/>
+                <w:b w:val="0"/>
+                <w:sz w:val="18"/>
+              </w:rPr>
+              <w:t>Unweighted</w:t>
+            </w:r>
+          </w:p>
+        </w:tc>
+      </w:tr>
+      <w:tr>
+        <w:tc>
+          <w:tcPr>
+            <w:tcW w:type="dxa" w:w="1378"/>
+            <w:vAlign w:val="center"/>
+          </w:tcPr>
+          <w:p>
+            <w:pPr>
+              <w:spacing w:after="40"/>
+            </w:pPr>
+            <w:r/>
+            <w:r>
+              <w:rPr>
+                <w:rFonts w:ascii="Aptos" w:hAnsi="Aptos"/>
+                <w:b w:val="0"/>
+                <w:sz w:val="18"/>
+              </w:rPr>
+              <w:t>Uzbekistan</w:t>
+            </w:r>
+          </w:p>
+        </w:tc>
+        <w:tc>
+          <w:tcPr>
+            <w:tcW w:type="dxa" w:w="1378"/>
+            <w:vAlign w:val="center"/>
+          </w:tcPr>
+          <w:p>
+            <w:pPr>
+              <w:spacing w:after="40"/>
+            </w:pPr>
+            <w:r/>
+            <w:r>
+              <w:rPr>
+                <w:rFonts w:ascii="Aptos" w:hAnsi="Aptos"/>
+                <w:b w:val="0"/>
+                <w:sz w:val="18"/>
+              </w:rPr>
+              <w:t>UZBROAD_M2</w:t>
+            </w:r>
+          </w:p>
+        </w:tc>
+        <w:tc>
+          <w:tcPr>
+            <w:tcW w:type="dxa" w:w="1378"/>
+            <w:vAlign w:val="center"/>
+          </w:tcPr>
+          <w:p>
+            <w:pPr>
+              <w:spacing w:after="40"/>
+            </w:pPr>
+            <w:r/>
+            <w:r>
+              <w:rPr>
+                <w:rFonts w:ascii="Aptos" w:hAnsi="Aptos"/>
+                <w:b w:val="0"/>
+                <w:sz w:val="18"/>
+              </w:rPr>
+              <w:t>No remittance, no verified shock</w:t>
+            </w:r>
+          </w:p>
+        </w:tc>
+        <w:tc>
+          <w:tcPr>
+            <w:tcW w:type="dxa" w:w="1378"/>
+            <w:vAlign w:val="center"/>
+          </w:tcPr>
+          <w:p>
+            <w:pPr>
+              <w:spacing w:after="40"/>
+            </w:pPr>
+            <w:r/>
+            <w:r>
+              <w:rPr>
+                <w:rFonts w:ascii="Aptos" w:hAnsi="Aptos"/>
+                <w:b w:val="0"/>
+                <w:sz w:val="18"/>
+              </w:rPr>
+              <w:t>0.734</w:t>
+            </w:r>
+          </w:p>
+        </w:tc>
+        <w:tc>
+          <w:tcPr>
+            <w:tcW w:type="dxa" w:w="1378"/>
+            <w:vAlign w:val="center"/>
+          </w:tcPr>
+          <w:p>
+            <w:pPr>
+              <w:spacing w:after="40"/>
+            </w:pPr>
+            <w:r/>
+            <w:r>
+              <w:rPr>
+                <w:rFonts w:ascii="Aptos" w:hAnsi="Aptos"/>
+                <w:b w:val="0"/>
+                <w:sz w:val="18"/>
+              </w:rPr>
+              <w:t>0.677 to 0.792</w:t>
+            </w:r>
+          </w:p>
+        </w:tc>
+        <w:tc>
+          <w:tcPr>
+            <w:tcW w:type="dxa" w:w="1378"/>
+            <w:vAlign w:val="center"/>
+          </w:tcPr>
+          <w:p>
+            <w:pPr>
+              <w:spacing w:after="40"/>
+            </w:pPr>
+            <w:r/>
+            <w:r>
+              <w:rPr>
+                <w:rFonts w:ascii="Aptos" w:hAnsi="Aptos"/>
+                <w:b w:val="0"/>
+                <w:sz w:val="18"/>
+              </w:rPr>
+              <w:t>43,329 / 1,990</w:t>
+            </w:r>
+          </w:p>
+        </w:tc>
+        <w:tc>
+          <w:tcPr>
+            <w:tcW w:type="dxa" w:w="1378"/>
+            <w:vAlign w:val="center"/>
+          </w:tcPr>
+          <w:p>
+            <w:pPr>
+              <w:spacing w:after="40"/>
+            </w:pPr>
+            <w:r/>
+            <w:r>
+              <w:rPr>
+                <w:rFonts w:ascii="Aptos" w:hAnsi="Aptos"/>
+                <w:b w:val="0"/>
+                <w:sz w:val="18"/>
+              </w:rPr>
+              <w:t>Unweighted; `popw` not approved</w:t>
+            </w:r>
+          </w:p>
+        </w:tc>
+      </w:tr>
+      <w:tr>
+        <w:tc>
+          <w:tcPr>
+            <w:tcW w:type="dxa" w:w="1378"/>
+            <w:vAlign w:val="center"/>
+          </w:tcPr>
+          <w:p>
+            <w:pPr>
+              <w:spacing w:after="40"/>
+            </w:pPr>
+            <w:r/>
+            <w:r>
+              <w:rPr>
+                <w:rFonts w:ascii="Aptos" w:hAnsi="Aptos"/>
+                <w:b w:val="0"/>
+                <w:sz w:val="18"/>
+              </w:rPr>
+              <w:t>Uzbekistan</w:t>
+            </w:r>
+          </w:p>
+        </w:tc>
+        <w:tc>
+          <w:tcPr>
+            <w:tcW w:type="dxa" w:w="1378"/>
+            <w:vAlign w:val="center"/>
+          </w:tcPr>
+          <w:p>
+            <w:pPr>
+              <w:spacing w:after="40"/>
+            </w:pPr>
+            <w:r/>
+            <w:r>
+              <w:rPr>
+                <w:rFonts w:ascii="Aptos" w:hAnsi="Aptos"/>
+                <w:b w:val="0"/>
+                <w:sz w:val="18"/>
+              </w:rPr>
+              <w:t>UZBROAD_M2</w:t>
+            </w:r>
+          </w:p>
+        </w:tc>
+        <w:tc>
+          <w:tcPr>
+            <w:tcW w:type="dxa" w:w="1378"/>
+            <w:vAlign w:val="center"/>
+          </w:tcPr>
+          <w:p>
+            <w:pPr>
+              <w:spacing w:after="40"/>
+            </w:pPr>
+            <w:r/>
+            <w:r>
+              <w:rPr>
+                <w:rFonts w:ascii="Aptos" w:hAnsi="Aptos"/>
+                <w:b w:val="0"/>
+                <w:sz w:val="18"/>
+              </w:rPr>
+              <w:t>Remittance, no verified shock</w:t>
+            </w:r>
+          </w:p>
+        </w:tc>
+        <w:tc>
+          <w:tcPr>
+            <w:tcW w:type="dxa" w:w="1378"/>
+            <w:vAlign w:val="center"/>
+          </w:tcPr>
+          <w:p>
+            <w:pPr>
+              <w:spacing w:after="40"/>
+            </w:pPr>
+            <w:r/>
+            <w:r>
+              <w:rPr>
+                <w:rFonts w:ascii="Aptos" w:hAnsi="Aptos"/>
+                <w:b w:val="0"/>
+                <w:sz w:val="18"/>
+              </w:rPr>
+              <w:t>0.596</w:t>
+            </w:r>
+          </w:p>
+        </w:tc>
+        <w:tc>
+          <w:tcPr>
+            <w:tcW w:type="dxa" w:w="1378"/>
+            <w:vAlign w:val="center"/>
+          </w:tcPr>
+          <w:p>
+            <w:pPr>
+              <w:spacing w:after="40"/>
+            </w:pPr>
+            <w:r/>
+            <w:r>
+              <w:rPr>
+                <w:rFonts w:ascii="Aptos" w:hAnsi="Aptos"/>
+                <w:b w:val="0"/>
+                <w:sz w:val="18"/>
+              </w:rPr>
+              <w:t>0.499 to 0.694</w:t>
+            </w:r>
+          </w:p>
+        </w:tc>
+        <w:tc>
+          <w:tcPr>
+            <w:tcW w:type="dxa" w:w="1378"/>
+            <w:vAlign w:val="center"/>
+          </w:tcPr>
+          <w:p>
+            <w:pPr>
+              <w:spacing w:after="40"/>
+            </w:pPr>
+            <w:r/>
+            <w:r>
+              <w:rPr>
+                <w:rFonts w:ascii="Aptos" w:hAnsi="Aptos"/>
+                <w:b w:val="0"/>
+                <w:sz w:val="18"/>
+              </w:rPr>
+              <w:t>3,178 / 477</w:t>
+            </w:r>
+          </w:p>
+        </w:tc>
+        <w:tc>
+          <w:tcPr>
+            <w:tcW w:type="dxa" w:w="1378"/>
+            <w:vAlign w:val="center"/>
+          </w:tcPr>
+          <w:p>
+            <w:pPr>
+              <w:spacing w:after="40"/>
+            </w:pPr>
+            <w:r/>
+            <w:r>
+              <w:rPr>
+                <w:rFonts w:ascii="Aptos" w:hAnsi="Aptos"/>
+                <w:b w:val="0"/>
+                <w:sz w:val="18"/>
+              </w:rPr>
+              <w:t>Unweighted; `popw` not approved</w:t>
+            </w:r>
+          </w:p>
+        </w:tc>
+      </w:tr>
+      <w:tr>
+        <w:tc>
+          <w:tcPr>
+            <w:tcW w:type="dxa" w:w="1378"/>
+            <w:vAlign w:val="center"/>
+          </w:tcPr>
+          <w:p>
+            <w:pPr>
+              <w:spacing w:after="40"/>
+            </w:pPr>
+            <w:r/>
+            <w:r>
+              <w:rPr>
+                <w:rFonts w:ascii="Aptos" w:hAnsi="Aptos"/>
+                <w:b w:val="0"/>
+                <w:sz w:val="18"/>
+              </w:rPr>
+              <w:t>Uzbekistan</w:t>
+            </w:r>
+          </w:p>
+        </w:tc>
+        <w:tc>
+          <w:tcPr>
+            <w:tcW w:type="dxa" w:w="1378"/>
+            <w:vAlign w:val="center"/>
+          </w:tcPr>
+          <w:p>
+            <w:pPr>
+              <w:spacing w:after="40"/>
+            </w:pPr>
+            <w:r/>
+            <w:r>
+              <w:rPr>
+                <w:rFonts w:ascii="Aptos" w:hAnsi="Aptos"/>
+                <w:b w:val="0"/>
+                <w:sz w:val="18"/>
+              </w:rPr>
+              <w:t>UZBROAD_M2</w:t>
+            </w:r>
+          </w:p>
+        </w:tc>
+        <w:tc>
+          <w:tcPr>
+            <w:tcW w:type="dxa" w:w="1378"/>
+            <w:vAlign w:val="center"/>
+          </w:tcPr>
+          <w:p>
+            <w:pPr>
+              <w:spacing w:after="40"/>
+            </w:pPr>
+            <w:r/>
+            <w:r>
+              <w:rPr>
+                <w:rFonts w:ascii="Aptos" w:hAnsi="Aptos"/>
+                <w:b w:val="0"/>
+                <w:sz w:val="18"/>
+              </w:rPr>
+              <w:t>No remittance, verified shock</w:t>
+            </w:r>
+          </w:p>
+        </w:tc>
+        <w:tc>
+          <w:tcPr>
+            <w:tcW w:type="dxa" w:w="1378"/>
+            <w:vAlign w:val="center"/>
+          </w:tcPr>
+          <w:p>
+            <w:pPr>
+              <w:spacing w:after="40"/>
+            </w:pPr>
+            <w:r/>
+            <w:r>
+              <w:rPr>
+                <w:rFonts w:ascii="Aptos" w:hAnsi="Aptos"/>
+                <w:b w:val="0"/>
+                <w:sz w:val="18"/>
+              </w:rPr>
+              <w:t>1.288</w:t>
+            </w:r>
+          </w:p>
+        </w:tc>
+        <w:tc>
+          <w:tcPr>
+            <w:tcW w:type="dxa" w:w="1378"/>
+            <w:vAlign w:val="center"/>
+          </w:tcPr>
+          <w:p>
+            <w:pPr>
+              <w:spacing w:after="40"/>
+            </w:pPr>
+            <w:r/>
+            <w:r>
+              <w:rPr>
+                <w:rFonts w:ascii="Aptos" w:hAnsi="Aptos"/>
+                <w:b w:val="0"/>
+                <w:sz w:val="18"/>
+              </w:rPr>
+              <w:t>1.094 to 1.483</w:t>
+            </w:r>
+          </w:p>
+        </w:tc>
+        <w:tc>
+          <w:tcPr>
+            <w:tcW w:type="dxa" w:w="1378"/>
+            <w:vAlign w:val="center"/>
+          </w:tcPr>
+          <w:p>
+            <w:pPr>
+              <w:spacing w:after="40"/>
+            </w:pPr>
+            <w:r/>
+            <w:r>
+              <w:rPr>
+                <w:rFonts w:ascii="Aptos" w:hAnsi="Aptos"/>
+                <w:b w:val="0"/>
+                <w:sz w:val="18"/>
+              </w:rPr>
+              <w:t>586 / 407</w:t>
+            </w:r>
+          </w:p>
+        </w:tc>
+        <w:tc>
+          <w:tcPr>
+            <w:tcW w:type="dxa" w:w="1378"/>
+            <w:vAlign w:val="center"/>
+          </w:tcPr>
+          <w:p>
+            <w:pPr>
+              <w:spacing w:after="40"/>
+            </w:pPr>
+            <w:r/>
+            <w:r>
+              <w:rPr>
+                <w:rFonts w:ascii="Aptos" w:hAnsi="Aptos"/>
+                <w:b w:val="0"/>
+                <w:sz w:val="18"/>
+              </w:rPr>
+              <w:t>Unweighted; `popw` not approved</w:t>
+            </w:r>
+          </w:p>
+        </w:tc>
+      </w:tr>
+      <w:tr>
+        <w:tc>
+          <w:tcPr>
+            <w:tcW w:type="dxa" w:w="1378"/>
+            <w:vAlign w:val="center"/>
+          </w:tcPr>
+          <w:p>
+            <w:pPr>
+              <w:spacing w:after="40"/>
+            </w:pPr>
+            <w:r/>
+            <w:r>
+              <w:rPr>
+                <w:rFonts w:ascii="Aptos" w:hAnsi="Aptos"/>
+                <w:b w:val="0"/>
+                <w:sz w:val="18"/>
+              </w:rPr>
+              <w:t>Uzbekistan</w:t>
+            </w:r>
+          </w:p>
+        </w:tc>
+        <w:tc>
+          <w:tcPr>
+            <w:tcW w:type="dxa" w:w="1378"/>
+            <w:vAlign w:val="center"/>
+          </w:tcPr>
+          <w:p>
+            <w:pPr>
+              <w:spacing w:after="40"/>
+            </w:pPr>
+            <w:r/>
+            <w:r>
+              <w:rPr>
+                <w:rFonts w:ascii="Aptos" w:hAnsi="Aptos"/>
+                <w:b w:val="0"/>
+                <w:sz w:val="18"/>
+              </w:rPr>
+              <w:t>UZBROAD_M2</w:t>
+            </w:r>
+          </w:p>
+        </w:tc>
+        <w:tc>
+          <w:tcPr>
+            <w:tcW w:type="dxa" w:w="1378"/>
+            <w:vAlign w:val="center"/>
+          </w:tcPr>
+          <w:p>
+            <w:pPr>
+              <w:spacing w:after="40"/>
+            </w:pPr>
+            <w:r/>
+            <w:r>
+              <w:rPr>
+                <w:rFonts w:ascii="Aptos" w:hAnsi="Aptos"/>
+                <w:b w:val="0"/>
+                <w:sz w:val="18"/>
+              </w:rPr>
+              <w:t>Remittance, verified shock</w:t>
+            </w:r>
+          </w:p>
+        </w:tc>
+        <w:tc>
+          <w:tcPr>
+            <w:tcW w:type="dxa" w:w="1378"/>
+            <w:vAlign w:val="center"/>
+          </w:tcPr>
+          <w:p>
+            <w:pPr>
+              <w:spacing w:after="40"/>
+            </w:pPr>
+            <w:r/>
+            <w:r>
+              <w:rPr>
+                <w:rFonts w:ascii="Aptos" w:hAnsi="Aptos"/>
+                <w:b w:val="0"/>
+                <w:sz w:val="18"/>
+              </w:rPr>
+              <w:t>0.609</w:t>
+            </w:r>
+          </w:p>
+        </w:tc>
+        <w:tc>
+          <w:tcPr>
+            <w:tcW w:type="dxa" w:w="1378"/>
+            <w:vAlign w:val="center"/>
+          </w:tcPr>
+          <w:p>
+            <w:pPr>
+              <w:spacing w:after="40"/>
+            </w:pPr>
+            <w:r/>
+            <w:r>
+              <w:rPr>
+                <w:rFonts w:ascii="Aptos" w:hAnsi="Aptos"/>
+                <w:b w:val="0"/>
+                <w:sz w:val="18"/>
+              </w:rPr>
+              <w:t>0.133 to 1.085</w:t>
+            </w:r>
+          </w:p>
+        </w:tc>
+        <w:tc>
+          <w:tcPr>
+            <w:tcW w:type="dxa" w:w="1378"/>
+            <w:vAlign w:val="center"/>
+          </w:tcPr>
+          <w:p>
+            <w:pPr>
+              <w:spacing w:after="40"/>
+            </w:pPr>
+            <w:r/>
+            <w:r>
+              <w:rPr>
+                <w:rFonts w:ascii="Aptos" w:hAnsi="Aptos"/>
+                <w:b w:val="0"/>
+                <w:sz w:val="18"/>
+              </w:rPr>
+              <w:t>42 / 38</w:t>
+            </w:r>
+          </w:p>
+        </w:tc>
+        <w:tc>
+          <w:tcPr>
+            <w:tcW w:type="dxa" w:w="1378"/>
+            <w:vAlign w:val="center"/>
+          </w:tcPr>
+          <w:p>
+            <w:pPr>
+              <w:spacing w:after="40"/>
+            </w:pPr>
+            <w:r/>
+            <w:r>
+              <w:rPr>
+                <w:rFonts w:ascii="Aptos" w:hAnsi="Aptos"/>
+                <w:b w:val="0"/>
+                <w:sz w:val="18"/>
+              </w:rPr>
+              <w:t>Unweighted; `popw` not approved</w:t>
+            </w:r>
+          </w:p>
+        </w:tc>
+      </w:tr>
+    </w:tbl>
+    <w:p>
+      <w:pPr>
+        <w:spacing w:after="40"/>
+      </w:pPr>
+    </w:p>
+    <w:p>
+      <w:pPr>
+        <w:spacing w:before="160" w:after="80"/>
+      </w:pPr>
+      <w:r>
+        <w:rPr>
+          <w:b/>
+        </w:rPr>
+        <w:t>Table 3 Kyrgyzstan Preferred Model</w:t>
+      </w:r>
+    </w:p>
+    <w:tbl>
+      <w:tblPr>
+        <w:tblStyle w:val="TableGrid"/>
+        <w:tblW w:type="auto" w:w="0"/>
+        <w:jc w:val="center"/>
+        <w:tblLook w:firstColumn="1" w:firstRow="1" w:lastColumn="0" w:lastRow="0" w:noHBand="0" w:noVBand="1" w:val="04A0"/>
+      </w:tblPr>
+      <w:tblGrid>
+        <w:gridCol w:w="877"/>
+        <w:gridCol w:w="877"/>
+        <w:gridCol w:w="877"/>
+        <w:gridCol w:w="877"/>
+        <w:gridCol w:w="877"/>
+        <w:gridCol w:w="877"/>
+        <w:gridCol w:w="877"/>
+        <w:gridCol w:w="877"/>
+        <w:gridCol w:w="877"/>
+        <w:gridCol w:w="877"/>
+        <w:gridCol w:w="877"/>
+      </w:tblGrid>
+      <w:tr>
+        <w:tc>
+          <w:tcPr>
+            <w:tcW w:type="dxa" w:w="877"/>
+            <w:vAlign w:val="center"/>
+            <w:shd w:fill="D9EAF0"/>
+          </w:tcPr>
+          <w:p>
+            <w:pPr>
+              <w:spacing w:after="40"/>
+            </w:pPr>
+            <w:r/>
+            <w:r>
+              <w:rPr>
+                <w:rFonts w:ascii="Aptos" w:hAnsi="Aptos"/>
+                <w:b/>
+                <w:sz w:val="18"/>
+              </w:rPr>
+              <w:t>Model</w:t>
+            </w:r>
+          </w:p>
+        </w:tc>
+        <w:tc>
+          <w:tcPr>
+            <w:tcW w:type="dxa" w:w="877"/>
+            <w:vAlign w:val="center"/>
+            <w:shd w:fill="D9EAF0"/>
+          </w:tcPr>
+          <w:p>
+            <w:pPr>
+              <w:spacing w:after="40"/>
+            </w:pPr>
+            <w:r/>
+            <w:r>
+              <w:rPr>
+                <w:rFonts w:ascii="Aptos" w:hAnsi="Aptos"/>
+                <w:b/>
+                <w:sz w:val="18"/>
+              </w:rPr>
+              <w:t>Term</w:t>
+            </w:r>
+          </w:p>
+        </w:tc>
+        <w:tc>
+          <w:tcPr>
+            <w:tcW w:type="dxa" w:w="877"/>
+            <w:vAlign w:val="center"/>
+            <w:shd w:fill="D9EAF0"/>
+          </w:tcPr>
+          <w:p>
+            <w:pPr>
+              <w:spacing w:after="40"/>
+            </w:pPr>
+            <w:r/>
+            <w:r>
+              <w:rPr>
+                <w:rFonts w:ascii="Aptos" w:hAnsi="Aptos"/>
+                <w:b/>
+                <w:sz w:val="18"/>
+              </w:rPr>
+              <w:t>Estimate</w:t>
+            </w:r>
+          </w:p>
+        </w:tc>
+        <w:tc>
+          <w:tcPr>
+            <w:tcW w:type="dxa" w:w="877"/>
+            <w:vAlign w:val="center"/>
+            <w:shd w:fill="D9EAF0"/>
+          </w:tcPr>
+          <w:p>
+            <w:pPr>
+              <w:spacing w:after="40"/>
+            </w:pPr>
+            <w:r/>
+            <w:r>
+              <w:rPr>
+                <w:rFonts w:ascii="Aptos" w:hAnsi="Aptos"/>
+                <w:b/>
+                <w:sz w:val="18"/>
+              </w:rPr>
+              <w:t>Clustered SE</w:t>
+            </w:r>
+          </w:p>
+        </w:tc>
+        <w:tc>
+          <w:tcPr>
+            <w:tcW w:type="dxa" w:w="877"/>
+            <w:vAlign w:val="center"/>
+            <w:shd w:fill="D9EAF0"/>
+          </w:tcPr>
+          <w:p>
+            <w:pPr>
+              <w:spacing w:after="40"/>
+            </w:pPr>
+            <w:r/>
+            <w:r>
+              <w:rPr>
+                <w:rFonts w:ascii="Aptos" w:hAnsi="Aptos"/>
+                <w:b/>
+                <w:sz w:val="18"/>
+              </w:rPr>
+              <w:t>95% CI</w:t>
+            </w:r>
+          </w:p>
+        </w:tc>
+        <w:tc>
+          <w:tcPr>
+            <w:tcW w:type="dxa" w:w="877"/>
+            <w:vAlign w:val="center"/>
+            <w:shd w:fill="D9EAF0"/>
+          </w:tcPr>
+          <w:p>
+            <w:pPr>
+              <w:spacing w:after="40"/>
+            </w:pPr>
+            <w:r/>
+            <w:r>
+              <w:rPr>
+                <w:rFonts w:ascii="Aptos" w:hAnsi="Aptos"/>
+                <w:b/>
+                <w:sz w:val="18"/>
+              </w:rPr>
+              <w:t>p-value</w:t>
+            </w:r>
+          </w:p>
+        </w:tc>
+        <w:tc>
+          <w:tcPr>
+            <w:tcW w:type="dxa" w:w="877"/>
+            <w:vAlign w:val="center"/>
+            <w:shd w:fill="D9EAF0"/>
+          </w:tcPr>
+          <w:p>
+            <w:pPr>
+              <w:spacing w:after="40"/>
+            </w:pPr>
+            <w:r/>
+            <w:r>
+              <w:rPr>
+                <w:rFonts w:ascii="Aptos" w:hAnsi="Aptos"/>
+                <w:b/>
+                <w:sz w:val="18"/>
+              </w:rPr>
+              <w:t>Observations</w:t>
+            </w:r>
+          </w:p>
+        </w:tc>
+        <w:tc>
+          <w:tcPr>
+            <w:tcW w:type="dxa" w:w="877"/>
+            <w:vAlign w:val="center"/>
+            <w:shd w:fill="D9EAF0"/>
+          </w:tcPr>
+          <w:p>
+            <w:pPr>
+              <w:spacing w:after="40"/>
+            </w:pPr>
+            <w:r/>
+            <w:r>
+              <w:rPr>
+                <w:rFonts w:ascii="Aptos" w:hAnsi="Aptos"/>
+                <w:b/>
+                <w:sz w:val="18"/>
+              </w:rPr>
+              <w:t>Household clusters</w:t>
+            </w:r>
+          </w:p>
+        </w:tc>
+        <w:tc>
+          <w:tcPr>
+            <w:tcW w:type="dxa" w:w="877"/>
+            <w:vAlign w:val="center"/>
+            <w:shd w:fill="D9EAF0"/>
+          </w:tcPr>
+          <w:p>
+            <w:pPr>
+              <w:spacing w:after="40"/>
+            </w:pPr>
+            <w:r/>
+            <w:r>
+              <w:rPr>
+                <w:rFonts w:ascii="Aptos" w:hAnsi="Aptos"/>
+                <w:b/>
+                <w:sz w:val="18"/>
+              </w:rPr>
+              <w:t>Control set</w:t>
+            </w:r>
+          </w:p>
+        </w:tc>
+        <w:tc>
+          <w:tcPr>
+            <w:tcW w:type="dxa" w:w="877"/>
+            <w:vAlign w:val="center"/>
+            <w:shd w:fill="D9EAF0"/>
+          </w:tcPr>
+          <w:p>
+            <w:pPr>
+              <w:spacing w:after="40"/>
+            </w:pPr>
+            <w:r/>
+            <w:r>
+              <w:rPr>
+                <w:rFonts w:ascii="Aptos" w:hAnsi="Aptos"/>
+                <w:b/>
+                <w:sz w:val="18"/>
+              </w:rPr>
+              <w:t>Fixed effects</w:t>
+            </w:r>
+          </w:p>
+        </w:tc>
+        <w:tc>
+          <w:tcPr>
+            <w:tcW w:type="dxa" w:w="877"/>
+            <w:vAlign w:val="center"/>
+            <w:shd w:fill="D9EAF0"/>
+          </w:tcPr>
+          <w:p>
+            <w:pPr>
+              <w:spacing w:after="40"/>
+            </w:pPr>
+            <w:r/>
+            <w:r>
+              <w:rPr>
+                <w:rFonts w:ascii="Aptos" w:hAnsi="Aptos"/>
+                <w:b/>
+                <w:sz w:val="18"/>
+              </w:rPr>
+              <w:t>Weighting</w:t>
+            </w:r>
+          </w:p>
+        </w:tc>
+      </w:tr>
+      <w:tr>
+        <w:tc>
+          <w:tcPr>
+            <w:tcW w:type="dxa" w:w="877"/>
+            <w:vAlign w:val="center"/>
+          </w:tcPr>
+          <w:p>
+            <w:pPr>
+              <w:spacing w:after="40"/>
+            </w:pPr>
+            <w:r/>
+            <w:r>
+              <w:rPr>
+                <w:rFonts w:ascii="Aptos" w:hAnsi="Aptos"/>
+                <w:b w:val="0"/>
+                <w:sz w:val="18"/>
+              </w:rPr>
+              <w:t>KG_M2</w:t>
+            </w:r>
+          </w:p>
+        </w:tc>
+        <w:tc>
+          <w:tcPr>
+            <w:tcW w:type="dxa" w:w="877"/>
+            <w:vAlign w:val="center"/>
+          </w:tcPr>
+          <w:p>
+            <w:pPr>
+              <w:spacing w:after="40"/>
+            </w:pPr>
+            <w:r/>
+            <w:r>
+              <w:rPr>
+                <w:rFonts w:ascii="Aptos" w:hAnsi="Aptos"/>
+                <w:b w:val="0"/>
+                <w:sz w:val="18"/>
+              </w:rPr>
+              <w:t>Remittance x shock interaction</w:t>
+            </w:r>
+          </w:p>
+        </w:tc>
+        <w:tc>
+          <w:tcPr>
+            <w:tcW w:type="dxa" w:w="877"/>
+            <w:vAlign w:val="center"/>
+          </w:tcPr>
+          <w:p>
+            <w:pPr>
+              <w:spacing w:after="40"/>
+            </w:pPr>
+            <w:r/>
+            <w:r>
+              <w:rPr>
+                <w:rFonts w:ascii="Aptos" w:hAnsi="Aptos"/>
+                <w:b w:val="0"/>
+                <w:sz w:val="18"/>
+              </w:rPr>
+              <w:t>-0.2140</w:t>
+            </w:r>
+          </w:p>
+        </w:tc>
+        <w:tc>
+          <w:tcPr>
+            <w:tcW w:type="dxa" w:w="877"/>
+            <w:vAlign w:val="center"/>
+          </w:tcPr>
+          <w:p>
+            <w:pPr>
+              <w:spacing w:after="40"/>
+            </w:pPr>
+            <w:r/>
+            <w:r>
+              <w:rPr>
+                <w:rFonts w:ascii="Aptos" w:hAnsi="Aptos"/>
+                <w:b w:val="0"/>
+                <w:sz w:val="18"/>
+              </w:rPr>
+              <w:t>0.2250</w:t>
+            </w:r>
+          </w:p>
+        </w:tc>
+        <w:tc>
+          <w:tcPr>
+            <w:tcW w:type="dxa" w:w="877"/>
+            <w:vAlign w:val="center"/>
+          </w:tcPr>
+          <w:p>
+            <w:pPr>
+              <w:spacing w:after="40"/>
+            </w:pPr>
+            <w:r/>
+            <w:r>
+              <w:rPr>
+                <w:rFonts w:ascii="Aptos" w:hAnsi="Aptos"/>
+                <w:b w:val="0"/>
+                <w:sz w:val="18"/>
+              </w:rPr>
+              <w:t>-0.6549 to 0.2269</w:t>
+            </w:r>
+          </w:p>
+        </w:tc>
+        <w:tc>
+          <w:tcPr>
+            <w:tcW w:type="dxa" w:w="877"/>
+            <w:vAlign w:val="center"/>
+          </w:tcPr>
+          <w:p>
+            <w:pPr>
+              <w:spacing w:after="40"/>
+            </w:pPr>
+            <w:r/>
+            <w:r>
+              <w:rPr>
+                <w:rFonts w:ascii="Aptos" w:hAnsi="Aptos"/>
+                <w:b w:val="0"/>
+                <w:sz w:val="18"/>
+              </w:rPr>
+              <w:t>0.3415</w:t>
+            </w:r>
+          </w:p>
+        </w:tc>
+        <w:tc>
+          <w:tcPr>
+            <w:tcW w:type="dxa" w:w="877"/>
+            <w:vAlign w:val="center"/>
+          </w:tcPr>
+          <w:p>
+            <w:pPr>
+              <w:spacing w:after="40"/>
+            </w:pPr>
+            <w:r/>
+            <w:r>
+              <w:rPr>
+                <w:rFonts w:ascii="Aptos" w:hAnsi="Aptos"/>
+                <w:b w:val="0"/>
+                <w:sz w:val="18"/>
+              </w:rPr>
+              <w:t>6,297</w:t>
+            </w:r>
+          </w:p>
+        </w:tc>
+        <w:tc>
+          <w:tcPr>
+            <w:tcW w:type="dxa" w:w="877"/>
+            <w:vAlign w:val="center"/>
+          </w:tcPr>
+          <w:p>
+            <w:pPr>
+              <w:spacing w:after="40"/>
+            </w:pPr>
+            <w:r/>
+            <w:r>
+              <w:rPr>
+                <w:rFonts w:ascii="Aptos" w:hAnsi="Aptos"/>
+                <w:b w:val="0"/>
+                <w:sz w:val="18"/>
+              </w:rPr>
+              <w:t>2,215</w:t>
+            </w:r>
+          </w:p>
+        </w:tc>
+        <w:tc>
+          <w:tcPr>
+            <w:tcW w:type="dxa" w:w="877"/>
+            <w:vAlign w:val="center"/>
+          </w:tcPr>
+          <w:p>
+            <w:pPr>
+              <w:spacing w:after="40"/>
+            </w:pPr>
+            <w:r/>
+            <w:r>
+              <w:rPr>
+                <w:rFonts w:ascii="Aptos" w:hAnsi="Aptos"/>
+                <w:b w:val="0"/>
+                <w:sz w:val="18"/>
+              </w:rPr>
+              <w:t>Preferred adjusted controls</w:t>
+            </w:r>
+          </w:p>
+        </w:tc>
+        <w:tc>
+          <w:tcPr>
+            <w:tcW w:type="dxa" w:w="877"/>
+            <w:vAlign w:val="center"/>
+          </w:tcPr>
+          <w:p>
+            <w:pPr>
+              <w:spacing w:after="40"/>
+            </w:pPr>
+            <w:r/>
+            <w:r>
+              <w:rPr>
+                <w:rFonts w:ascii="Aptos" w:hAnsi="Aptos"/>
+                <w:b w:val="0"/>
+                <w:sz w:val="18"/>
+              </w:rPr>
+              <w:t>Region/residence</w:t>
+            </w:r>
+          </w:p>
+        </w:tc>
+        <w:tc>
+          <w:tcPr>
+            <w:tcW w:type="dxa" w:w="877"/>
+            <w:vAlign w:val="center"/>
+          </w:tcPr>
+          <w:p>
+            <w:pPr>
+              <w:spacing w:after="40"/>
+            </w:pPr>
+            <w:r/>
+            <w:r>
+              <w:rPr>
+                <w:rFonts w:ascii="Aptos" w:hAnsi="Aptos"/>
+                <w:b w:val="0"/>
+                <w:sz w:val="18"/>
+              </w:rPr>
+              <w:t>Unweighted</w:t>
+            </w:r>
+          </w:p>
+        </w:tc>
+      </w:tr>
+    </w:tbl>
+    <w:p>
+      <w:pPr>
+        <w:spacing w:after="40"/>
+      </w:pPr>
+    </w:p>
+    <w:p>
+      <w:pPr>
+        <w:spacing w:before="160" w:after="80"/>
+      </w:pPr>
+      <w:r>
+        <w:rPr>
+          <w:b/>
+        </w:rPr>
+        <w:t>Table 4 Uzbekistan Broad Shock Preferred Model</w:t>
+      </w:r>
+    </w:p>
+    <w:tbl>
+      <w:tblPr>
+        <w:tblStyle w:val="TableGrid"/>
+        <w:tblW w:type="auto" w:w="0"/>
+        <w:jc w:val="center"/>
+        <w:tblLook w:firstColumn="1" w:firstRow="1" w:lastColumn="0" w:lastRow="0" w:noHBand="0" w:noVBand="1" w:val="04A0"/>
+      </w:tblPr>
+      <w:tblGrid>
+        <w:gridCol w:w="877"/>
+        <w:gridCol w:w="877"/>
+        <w:gridCol w:w="877"/>
+        <w:gridCol w:w="877"/>
+        <w:gridCol w:w="877"/>
+        <w:gridCol w:w="877"/>
+        <w:gridCol w:w="877"/>
+        <w:gridCol w:w="877"/>
+        <w:gridCol w:w="877"/>
+        <w:gridCol w:w="877"/>
+        <w:gridCol w:w="877"/>
+      </w:tblGrid>
+      <w:tr>
+        <w:tc>
+          <w:tcPr>
+            <w:tcW w:type="dxa" w:w="877"/>
+            <w:vAlign w:val="center"/>
+            <w:shd w:fill="D9EAF0"/>
+          </w:tcPr>
+          <w:p>
+            <w:pPr>
+              <w:spacing w:after="40"/>
+            </w:pPr>
+            <w:r/>
+            <w:r>
+              <w:rPr>
+                <w:rFonts w:ascii="Aptos" w:hAnsi="Aptos"/>
+                <w:b/>
+                <w:sz w:val="18"/>
+              </w:rPr>
+              <w:t>Model</w:t>
+            </w:r>
+          </w:p>
+        </w:tc>
+        <w:tc>
+          <w:tcPr>
+            <w:tcW w:type="dxa" w:w="877"/>
+            <w:vAlign w:val="center"/>
+            <w:shd w:fill="D9EAF0"/>
+          </w:tcPr>
+          <w:p>
+            <w:pPr>
+              <w:spacing w:after="40"/>
+            </w:pPr>
+            <w:r/>
+            <w:r>
+              <w:rPr>
+                <w:rFonts w:ascii="Aptos" w:hAnsi="Aptos"/>
+                <w:b/>
+                <w:sz w:val="18"/>
+              </w:rPr>
+              <w:t>Term</w:t>
+            </w:r>
+          </w:p>
+        </w:tc>
+        <w:tc>
+          <w:tcPr>
+            <w:tcW w:type="dxa" w:w="877"/>
+            <w:vAlign w:val="center"/>
+            <w:shd w:fill="D9EAF0"/>
+          </w:tcPr>
+          <w:p>
+            <w:pPr>
+              <w:spacing w:after="40"/>
+            </w:pPr>
+            <w:r/>
+            <w:r>
+              <w:rPr>
+                <w:rFonts w:ascii="Aptos" w:hAnsi="Aptos"/>
+                <w:b/>
+                <w:sz w:val="18"/>
+              </w:rPr>
+              <w:t>Estimate</w:t>
+            </w:r>
+          </w:p>
+        </w:tc>
+        <w:tc>
+          <w:tcPr>
+            <w:tcW w:type="dxa" w:w="877"/>
+            <w:vAlign w:val="center"/>
+            <w:shd w:fill="D9EAF0"/>
+          </w:tcPr>
+          <w:p>
+            <w:pPr>
+              <w:spacing w:after="40"/>
+            </w:pPr>
+            <w:r/>
+            <w:r>
+              <w:rPr>
+                <w:rFonts w:ascii="Aptos" w:hAnsi="Aptos"/>
+                <w:b/>
+                <w:sz w:val="18"/>
+              </w:rPr>
+              <w:t>Clustered SE</w:t>
+            </w:r>
+          </w:p>
+        </w:tc>
+        <w:tc>
+          <w:tcPr>
+            <w:tcW w:type="dxa" w:w="877"/>
+            <w:vAlign w:val="center"/>
+            <w:shd w:fill="D9EAF0"/>
+          </w:tcPr>
+          <w:p>
+            <w:pPr>
+              <w:spacing w:after="40"/>
+            </w:pPr>
+            <w:r/>
+            <w:r>
+              <w:rPr>
+                <w:rFonts w:ascii="Aptos" w:hAnsi="Aptos"/>
+                <w:b/>
+                <w:sz w:val="18"/>
+              </w:rPr>
+              <w:t>95% CI</w:t>
+            </w:r>
+          </w:p>
+        </w:tc>
+        <w:tc>
+          <w:tcPr>
+            <w:tcW w:type="dxa" w:w="877"/>
+            <w:vAlign w:val="center"/>
+            <w:shd w:fill="D9EAF0"/>
+          </w:tcPr>
+          <w:p>
+            <w:pPr>
+              <w:spacing w:after="40"/>
+            </w:pPr>
+            <w:r/>
+            <w:r>
+              <w:rPr>
+                <w:rFonts w:ascii="Aptos" w:hAnsi="Aptos"/>
+                <w:b/>
+                <w:sz w:val="18"/>
+              </w:rPr>
+              <w:t>p-value</w:t>
+            </w:r>
+          </w:p>
+        </w:tc>
+        <w:tc>
+          <w:tcPr>
+            <w:tcW w:type="dxa" w:w="877"/>
+            <w:vAlign w:val="center"/>
+            <w:shd w:fill="D9EAF0"/>
+          </w:tcPr>
+          <w:p>
+            <w:pPr>
+              <w:spacing w:after="40"/>
+            </w:pPr>
+            <w:r/>
+            <w:r>
+              <w:rPr>
+                <w:rFonts w:ascii="Aptos" w:hAnsi="Aptos"/>
+                <w:b/>
+                <w:sz w:val="18"/>
+              </w:rPr>
+              <w:t>Observations</w:t>
+            </w:r>
+          </w:p>
+        </w:tc>
+        <w:tc>
+          <w:tcPr>
+            <w:tcW w:type="dxa" w:w="877"/>
+            <w:vAlign w:val="center"/>
+            <w:shd w:fill="D9EAF0"/>
+          </w:tcPr>
+          <w:p>
+            <w:pPr>
+              <w:spacing w:after="40"/>
+            </w:pPr>
+            <w:r/>
+            <w:r>
+              <w:rPr>
+                <w:rFonts w:ascii="Aptos" w:hAnsi="Aptos"/>
+                <w:b/>
+                <w:sz w:val="18"/>
+              </w:rPr>
+              <w:t>Household clusters</w:t>
+            </w:r>
+          </w:p>
+        </w:tc>
+        <w:tc>
+          <w:tcPr>
+            <w:tcW w:type="dxa" w:w="877"/>
+            <w:vAlign w:val="center"/>
+            <w:shd w:fill="D9EAF0"/>
+          </w:tcPr>
+          <w:p>
+            <w:pPr>
+              <w:spacing w:after="40"/>
+            </w:pPr>
+            <w:r/>
+            <w:r>
+              <w:rPr>
+                <w:rFonts w:ascii="Aptos" w:hAnsi="Aptos"/>
+                <w:b/>
+                <w:sz w:val="18"/>
+              </w:rPr>
+              <w:t>Control set</w:t>
+            </w:r>
+          </w:p>
+        </w:tc>
+        <w:tc>
+          <w:tcPr>
+            <w:tcW w:type="dxa" w:w="877"/>
+            <w:vAlign w:val="center"/>
+            <w:shd w:fill="D9EAF0"/>
+          </w:tcPr>
+          <w:p>
+            <w:pPr>
+              <w:spacing w:after="40"/>
+            </w:pPr>
+            <w:r/>
+            <w:r>
+              <w:rPr>
+                <w:rFonts w:ascii="Aptos" w:hAnsi="Aptos"/>
+                <w:b/>
+                <w:sz w:val="18"/>
+              </w:rPr>
+              <w:t>Fixed effects</w:t>
+            </w:r>
+          </w:p>
+        </w:tc>
+        <w:tc>
+          <w:tcPr>
+            <w:tcW w:type="dxa" w:w="877"/>
+            <w:vAlign w:val="center"/>
+            <w:shd w:fill="D9EAF0"/>
+          </w:tcPr>
+          <w:p>
+            <w:pPr>
+              <w:spacing w:after="40"/>
+            </w:pPr>
+            <w:r/>
+            <w:r>
+              <w:rPr>
+                <w:rFonts w:ascii="Aptos" w:hAnsi="Aptos"/>
+                <w:b/>
+                <w:sz w:val="18"/>
+              </w:rPr>
+              <w:t>Weighting</w:t>
+            </w:r>
+          </w:p>
+        </w:tc>
+      </w:tr>
+      <w:tr>
+        <w:tc>
+          <w:tcPr>
+            <w:tcW w:type="dxa" w:w="877"/>
+            <w:vAlign w:val="center"/>
+          </w:tcPr>
+          <w:p>
+            <w:pPr>
+              <w:spacing w:after="40"/>
+            </w:pPr>
+            <w:r/>
+            <w:r>
+              <w:rPr>
+                <w:rFonts w:ascii="Aptos" w:hAnsi="Aptos"/>
+                <w:b w:val="0"/>
+                <w:sz w:val="18"/>
+              </w:rPr>
+              <w:t>UZBROAD_M2</w:t>
+            </w:r>
+          </w:p>
+        </w:tc>
+        <w:tc>
+          <w:tcPr>
+            <w:tcW w:type="dxa" w:w="877"/>
+            <w:vAlign w:val="center"/>
+          </w:tcPr>
+          <w:p>
+            <w:pPr>
+              <w:spacing w:after="40"/>
+            </w:pPr>
+            <w:r/>
+            <w:r>
+              <w:rPr>
+                <w:rFonts w:ascii="Aptos" w:hAnsi="Aptos"/>
+                <w:b w:val="0"/>
+                <w:sz w:val="18"/>
+              </w:rPr>
+              <w:t>Remittance x verified-shock interaction</w:t>
+            </w:r>
+          </w:p>
+        </w:tc>
+        <w:tc>
+          <w:tcPr>
+            <w:tcW w:type="dxa" w:w="877"/>
+            <w:vAlign w:val="center"/>
+          </w:tcPr>
+          <w:p>
+            <w:pPr>
+              <w:spacing w:after="40"/>
+            </w:pPr>
+            <w:r/>
+            <w:r>
+              <w:rPr>
+                <w:rFonts w:ascii="Aptos" w:hAnsi="Aptos"/>
+                <w:b w:val="0"/>
+                <w:sz w:val="18"/>
+              </w:rPr>
+              <w:t>-0.5406</w:t>
+            </w:r>
+          </w:p>
+        </w:tc>
+        <w:tc>
+          <w:tcPr>
+            <w:tcW w:type="dxa" w:w="877"/>
+            <w:vAlign w:val="center"/>
+          </w:tcPr>
+          <w:p>
+            <w:pPr>
+              <w:spacing w:after="40"/>
+            </w:pPr>
+            <w:r/>
+            <w:r>
+              <w:rPr>
+                <w:rFonts w:ascii="Aptos" w:hAnsi="Aptos"/>
+                <w:b w:val="0"/>
+                <w:sz w:val="18"/>
+              </w:rPr>
+              <w:t>0.2555</w:t>
+            </w:r>
+          </w:p>
+        </w:tc>
+        <w:tc>
+          <w:tcPr>
+            <w:tcW w:type="dxa" w:w="877"/>
+            <w:vAlign w:val="center"/>
+          </w:tcPr>
+          <w:p>
+            <w:pPr>
+              <w:spacing w:after="40"/>
+            </w:pPr>
+            <w:r/>
+            <w:r>
+              <w:rPr>
+                <w:rFonts w:ascii="Aptos" w:hAnsi="Aptos"/>
+                <w:b w:val="0"/>
+                <w:sz w:val="18"/>
+              </w:rPr>
+              <w:t>-1.0415 to -0.0398</w:t>
+            </w:r>
+          </w:p>
+        </w:tc>
+        <w:tc>
+          <w:tcPr>
+            <w:tcW w:type="dxa" w:w="877"/>
+            <w:vAlign w:val="center"/>
+          </w:tcPr>
+          <w:p>
+            <w:pPr>
+              <w:spacing w:after="40"/>
+            </w:pPr>
+            <w:r/>
+            <w:r>
+              <w:rPr>
+                <w:rFonts w:ascii="Aptos" w:hAnsi="Aptos"/>
+                <w:b w:val="0"/>
+                <w:sz w:val="18"/>
+              </w:rPr>
+              <w:t>0.03437</w:t>
+            </w:r>
+          </w:p>
+        </w:tc>
+        <w:tc>
+          <w:tcPr>
+            <w:tcW w:type="dxa" w:w="877"/>
+            <w:vAlign w:val="center"/>
+          </w:tcPr>
+          <w:p>
+            <w:pPr>
+              <w:spacing w:after="40"/>
+            </w:pPr>
+            <w:r/>
+            <w:r>
+              <w:rPr>
+                <w:rFonts w:ascii="Aptos" w:hAnsi="Aptos"/>
+                <w:b w:val="0"/>
+                <w:sz w:val="18"/>
+              </w:rPr>
+              <w:t>47,135</w:t>
+            </w:r>
+          </w:p>
+        </w:tc>
+        <w:tc>
+          <w:tcPr>
+            <w:tcW w:type="dxa" w:w="877"/>
+            <w:vAlign w:val="center"/>
+          </w:tcPr>
+          <w:p>
+            <w:pPr>
+              <w:spacing w:after="40"/>
+            </w:pPr>
+            <w:r/>
+            <w:r>
+              <w:rPr>
+                <w:rFonts w:ascii="Aptos" w:hAnsi="Aptos"/>
+                <w:b w:val="0"/>
+                <w:sz w:val="18"/>
+              </w:rPr>
+              <w:t>2,000</w:t>
+            </w:r>
+          </w:p>
+        </w:tc>
+        <w:tc>
+          <w:tcPr>
+            <w:tcW w:type="dxa" w:w="877"/>
+            <w:vAlign w:val="center"/>
+          </w:tcPr>
+          <w:p>
+            <w:pPr>
+              <w:spacing w:after="40"/>
+            </w:pPr>
+            <w:r/>
+            <w:r>
+              <w:rPr>
+                <w:rFonts w:ascii="Aptos" w:hAnsi="Aptos"/>
+                <w:b w:val="0"/>
+                <w:sz w:val="18"/>
+              </w:rPr>
+              <w:t>Verified household-composition controls</w:t>
+            </w:r>
+          </w:p>
+        </w:tc>
+        <w:tc>
+          <w:tcPr>
+            <w:tcW w:type="dxa" w:w="877"/>
+            <w:vAlign w:val="center"/>
+          </w:tcPr>
+          <w:p>
+            <w:pPr>
+              <w:spacing w:after="40"/>
+            </w:pPr>
+            <w:r/>
+            <w:r>
+              <w:rPr>
+                <w:rFonts w:ascii="Aptos" w:hAnsi="Aptos"/>
+                <w:b w:val="0"/>
+                <w:sz w:val="18"/>
+              </w:rPr>
+              <w:t>Round</w:t>
+            </w:r>
+          </w:p>
+        </w:tc>
+        <w:tc>
+          <w:tcPr>
+            <w:tcW w:type="dxa" w:w="877"/>
+            <w:vAlign w:val="center"/>
+          </w:tcPr>
+          <w:p>
+            <w:pPr>
+              <w:spacing w:after="40"/>
+            </w:pPr>
+            <w:r/>
+            <w:r>
+              <w:rPr>
+                <w:rFonts w:ascii="Aptos" w:hAnsi="Aptos"/>
+                <w:b w:val="0"/>
+                <w:sz w:val="18"/>
+              </w:rPr>
+              <w:t>Unweighted; `popw` not approved</w:t>
+            </w:r>
+          </w:p>
+        </w:tc>
+      </w:tr>
+      <w:tr>
+        <w:tc>
+          <w:tcPr>
+            <w:tcW w:type="dxa" w:w="877"/>
+            <w:vAlign w:val="center"/>
+          </w:tcPr>
+          <w:p>
+            <w:pPr>
+              <w:spacing w:after="40"/>
+            </w:pPr>
+            <w:r/>
+            <w:r>
+              <w:rPr>
+                <w:rFonts w:ascii="Aptos" w:hAnsi="Aptos"/>
+                <w:b w:val="0"/>
+                <w:sz w:val="18"/>
+              </w:rPr>
+              <w:t>UZBROAD_FE_HH</w:t>
+            </w:r>
+          </w:p>
+        </w:tc>
+        <w:tc>
+          <w:tcPr>
+            <w:tcW w:type="dxa" w:w="877"/>
+            <w:vAlign w:val="center"/>
+          </w:tcPr>
+          <w:p>
+            <w:pPr>
+              <w:spacing w:after="40"/>
+            </w:pPr>
+            <w:r/>
+            <w:r>
+              <w:rPr>
+                <w:rFonts w:ascii="Aptos" w:hAnsi="Aptos"/>
+                <w:b w:val="0"/>
+                <w:sz w:val="18"/>
+              </w:rPr>
+              <w:t>Remittance x verified-shock interaction</w:t>
+            </w:r>
+          </w:p>
+        </w:tc>
+        <w:tc>
+          <w:tcPr>
+            <w:tcW w:type="dxa" w:w="877"/>
+            <w:vAlign w:val="center"/>
+          </w:tcPr>
+          <w:p>
+            <w:pPr>
+              <w:spacing w:after="40"/>
+            </w:pPr>
+            <w:r/>
+            <w:r>
+              <w:rPr>
+                <w:rFonts w:ascii="Aptos" w:hAnsi="Aptos"/>
+                <w:b w:val="0"/>
+                <w:sz w:val="18"/>
+              </w:rPr>
+              <w:t>-0.1771</w:t>
+            </w:r>
+          </w:p>
+        </w:tc>
+        <w:tc>
+          <w:tcPr>
+            <w:tcW w:type="dxa" w:w="877"/>
+            <w:vAlign w:val="center"/>
+          </w:tcPr>
+          <w:p>
+            <w:pPr>
+              <w:spacing w:after="40"/>
+            </w:pPr>
+            <w:r/>
+            <w:r>
+              <w:rPr>
+                <w:rFonts w:ascii="Aptos" w:hAnsi="Aptos"/>
+                <w:b w:val="0"/>
+                <w:sz w:val="18"/>
+              </w:rPr>
+              <w:t>0.1910</w:t>
+            </w:r>
+          </w:p>
+        </w:tc>
+        <w:tc>
+          <w:tcPr>
+            <w:tcW w:type="dxa" w:w="877"/>
+            <w:vAlign w:val="center"/>
+          </w:tcPr>
+          <w:p>
+            <w:pPr>
+              <w:spacing w:after="40"/>
+            </w:pPr>
+            <w:r/>
+            <w:r>
+              <w:rPr>
+                <w:rFonts w:ascii="Aptos" w:hAnsi="Aptos"/>
+                <w:b w:val="0"/>
+                <w:sz w:val="18"/>
+              </w:rPr>
+              <w:t>-0.5515 to 0.1973</w:t>
+            </w:r>
+          </w:p>
+        </w:tc>
+        <w:tc>
+          <w:tcPr>
+            <w:tcW w:type="dxa" w:w="877"/>
+            <w:vAlign w:val="center"/>
+          </w:tcPr>
+          <w:p>
+            <w:pPr>
+              <w:spacing w:after="40"/>
+            </w:pPr>
+            <w:r/>
+            <w:r>
+              <w:rPr>
+                <w:rFonts w:ascii="Aptos" w:hAnsi="Aptos"/>
+                <w:b w:val="0"/>
+                <w:sz w:val="18"/>
+              </w:rPr>
+              <w:t>0.3539</w:t>
+            </w:r>
+          </w:p>
+        </w:tc>
+        <w:tc>
+          <w:tcPr>
+            <w:tcW w:type="dxa" w:w="877"/>
+            <w:vAlign w:val="center"/>
+          </w:tcPr>
+          <w:p>
+            <w:pPr>
+              <w:spacing w:after="40"/>
+            </w:pPr>
+            <w:r/>
+            <w:r>
+              <w:rPr>
+                <w:rFonts w:ascii="Aptos" w:hAnsi="Aptos"/>
+                <w:b w:val="0"/>
+                <w:sz w:val="18"/>
+              </w:rPr>
+              <w:t>47,135</w:t>
+            </w:r>
+          </w:p>
+        </w:tc>
+        <w:tc>
+          <w:tcPr>
+            <w:tcW w:type="dxa" w:w="877"/>
+            <w:vAlign w:val="center"/>
+          </w:tcPr>
+          <w:p>
+            <w:pPr>
+              <w:spacing w:after="40"/>
+            </w:pPr>
+            <w:r/>
+            <w:r>
+              <w:rPr>
+                <w:rFonts w:ascii="Aptos" w:hAnsi="Aptos"/>
+                <w:b w:val="0"/>
+                <w:sz w:val="18"/>
+              </w:rPr>
+              <w:t>2,000</w:t>
+            </w:r>
+          </w:p>
+        </w:tc>
+        <w:tc>
+          <w:tcPr>
+            <w:tcW w:type="dxa" w:w="877"/>
+            <w:vAlign w:val="center"/>
+          </w:tcPr>
+          <w:p>
+            <w:pPr>
+              <w:spacing w:after="40"/>
+            </w:pPr>
+            <w:r/>
+            <w:r>
+              <w:rPr>
+                <w:rFonts w:ascii="Aptos" w:hAnsi="Aptos"/>
+                <w:b w:val="0"/>
+                <w:sz w:val="18"/>
+              </w:rPr>
+              <w:t>Within-household specification</w:t>
+            </w:r>
+          </w:p>
+        </w:tc>
+        <w:tc>
+          <w:tcPr>
+            <w:tcW w:type="dxa" w:w="877"/>
+            <w:vAlign w:val="center"/>
+          </w:tcPr>
+          <w:p>
+            <w:pPr>
+              <w:spacing w:after="40"/>
+            </w:pPr>
+            <w:r/>
+            <w:r>
+              <w:rPr>
+                <w:rFonts w:ascii="Aptos" w:hAnsi="Aptos"/>
+                <w:b w:val="0"/>
+                <w:sz w:val="18"/>
+              </w:rPr>
+              <w:t>Household and round</w:t>
+            </w:r>
+          </w:p>
+        </w:tc>
+        <w:tc>
+          <w:tcPr>
+            <w:tcW w:type="dxa" w:w="877"/>
+            <w:vAlign w:val="center"/>
+          </w:tcPr>
+          <w:p>
+            <w:pPr>
+              <w:spacing w:after="40"/>
+            </w:pPr>
+            <w:r/>
+            <w:r>
+              <w:rPr>
+                <w:rFonts w:ascii="Aptos" w:hAnsi="Aptos"/>
+                <w:b w:val="0"/>
+                <w:sz w:val="18"/>
+              </w:rPr>
+              <w:t>Unweighted; `popw` not approved</w:t>
+            </w:r>
+          </w:p>
+        </w:tc>
+      </w:tr>
+    </w:tbl>
+    <w:p>
+      <w:pPr>
+        <w:spacing w:after="40"/>
+      </w:pPr>
+    </w:p>
+    <w:p>
+      <w:pPr>
+        <w:spacing w:before="160" w:after="80"/>
+      </w:pPr>
+      <w:r>
+        <w:rPr>
+          <w:b/>
+        </w:rPr>
+        <w:t>Table 5 Interaction Contrasts Robustness</w:t>
+      </w:r>
+    </w:p>
+    <w:tbl>
+      <w:tblPr>
+        <w:tblStyle w:val="TableGrid"/>
+        <w:tblW w:type="auto" w:w="0"/>
+        <w:jc w:val="center"/>
+        <w:tblLook w:firstColumn="1" w:firstRow="1" w:lastColumn="0" w:lastRow="0" w:noHBand="0" w:noVBand="1" w:val="04A0"/>
+      </w:tblPr>
+      <w:tblGrid>
+        <w:gridCol w:w="1608"/>
+        <w:gridCol w:w="1608"/>
+        <w:gridCol w:w="1608"/>
+        <w:gridCol w:w="1608"/>
+        <w:gridCol w:w="1608"/>
+        <w:gridCol w:w="1608"/>
+      </w:tblGrid>
+      <w:tr>
+        <w:tc>
+          <w:tcPr>
+            <w:tcW w:type="dxa" w:w="1608"/>
+            <w:vAlign w:val="center"/>
+            <w:shd w:fill="D9EAF0"/>
+          </w:tcPr>
+          <w:p>
+            <w:pPr>
+              <w:spacing w:after="40"/>
+            </w:pPr>
+            <w:r/>
+            <w:r>
+              <w:rPr>
+                <w:rFonts w:ascii="Aptos" w:hAnsi="Aptos"/>
+                <w:b/>
+                <w:sz w:val="18"/>
+              </w:rPr>
+              <w:t>Country/model</w:t>
+            </w:r>
+          </w:p>
+        </w:tc>
+        <w:tc>
+          <w:tcPr>
+            <w:tcW w:type="dxa" w:w="1608"/>
+            <w:vAlign w:val="center"/>
+            <w:shd w:fill="D9EAF0"/>
+          </w:tcPr>
+          <w:p>
+            <w:pPr>
+              <w:spacing w:after="40"/>
+            </w:pPr>
+            <w:r/>
+            <w:r>
+              <w:rPr>
+                <w:rFonts w:ascii="Aptos" w:hAnsi="Aptos"/>
+                <w:b/>
+                <w:sz w:val="18"/>
+              </w:rPr>
+              <w:t>Contrast or qualification</w:t>
+            </w:r>
+          </w:p>
+        </w:tc>
+        <w:tc>
+          <w:tcPr>
+            <w:tcW w:type="dxa" w:w="1608"/>
+            <w:vAlign w:val="center"/>
+            <w:shd w:fill="D9EAF0"/>
+          </w:tcPr>
+          <w:p>
+            <w:pPr>
+              <w:spacing w:after="40"/>
+            </w:pPr>
+            <w:r/>
+            <w:r>
+              <w:rPr>
+                <w:rFonts w:ascii="Aptos" w:hAnsi="Aptos"/>
+                <w:b/>
+                <w:sz w:val="18"/>
+              </w:rPr>
+              <w:t>Estimate</w:t>
+            </w:r>
+          </w:p>
+        </w:tc>
+        <w:tc>
+          <w:tcPr>
+            <w:tcW w:type="dxa" w:w="1608"/>
+            <w:vAlign w:val="center"/>
+            <w:shd w:fill="D9EAF0"/>
+          </w:tcPr>
+          <w:p>
+            <w:pPr>
+              <w:spacing w:after="40"/>
+            </w:pPr>
+            <w:r/>
+            <w:r>
+              <w:rPr>
+                <w:rFonts w:ascii="Aptos" w:hAnsi="Aptos"/>
+                <w:b/>
+                <w:sz w:val="18"/>
+              </w:rPr>
+              <w:t>95% CI</w:t>
+            </w:r>
+          </w:p>
+        </w:tc>
+        <w:tc>
+          <w:tcPr>
+            <w:tcW w:type="dxa" w:w="1608"/>
+            <w:vAlign w:val="center"/>
+            <w:shd w:fill="D9EAF0"/>
+          </w:tcPr>
+          <w:p>
+            <w:pPr>
+              <w:spacing w:after="40"/>
+            </w:pPr>
+            <w:r/>
+            <w:r>
+              <w:rPr>
+                <w:rFonts w:ascii="Aptos" w:hAnsi="Aptos"/>
+                <w:b/>
+                <w:sz w:val="18"/>
+              </w:rPr>
+              <w:t>p-value</w:t>
+            </w:r>
+          </w:p>
+        </w:tc>
+        <w:tc>
+          <w:tcPr>
+            <w:tcW w:type="dxa" w:w="1608"/>
+            <w:vAlign w:val="center"/>
+            <w:shd w:fill="D9EAF0"/>
+          </w:tcPr>
+          <w:p>
+            <w:pPr>
+              <w:spacing w:after="40"/>
+            </w:pPr>
+            <w:r/>
+            <w:r>
+              <w:rPr>
+                <w:rFonts w:ascii="Aptos" w:hAnsi="Aptos"/>
+                <w:b/>
+                <w:sz w:val="18"/>
+              </w:rPr>
+              <w:t>Interpretation</w:t>
+            </w:r>
+          </w:p>
+        </w:tc>
+      </w:tr>
+      <w:tr>
+        <w:tc>
+          <w:tcPr>
+            <w:tcW w:type="dxa" w:w="1608"/>
+            <w:vAlign w:val="center"/>
+          </w:tcPr>
+          <w:p>
+            <w:pPr>
+              <w:spacing w:after="40"/>
+            </w:pPr>
+            <w:r/>
+            <w:r>
+              <w:rPr>
+                <w:rFonts w:ascii="Aptos" w:hAnsi="Aptos"/>
+                <w:b w:val="0"/>
+                <w:sz w:val="18"/>
+              </w:rPr>
+              <w:t>Kyrgyzstan KG_M2</w:t>
+            </w:r>
+          </w:p>
+        </w:tc>
+        <w:tc>
+          <w:tcPr>
+            <w:tcW w:type="dxa" w:w="1608"/>
+            <w:vAlign w:val="center"/>
+          </w:tcPr>
+          <w:p>
+            <w:pPr>
+              <w:spacing w:after="40"/>
+            </w:pPr>
+            <w:r/>
+            <w:r>
+              <w:rPr>
+                <w:rFonts w:ascii="Aptos" w:hAnsi="Aptos"/>
+                <w:b w:val="0"/>
+                <w:sz w:val="18"/>
+              </w:rPr>
+              <w:t>Shock association without remittances</w:t>
+            </w:r>
+          </w:p>
+        </w:tc>
+        <w:tc>
+          <w:tcPr>
+            <w:tcW w:type="dxa" w:w="1608"/>
+            <w:vAlign w:val="center"/>
+          </w:tcPr>
+          <w:p>
+            <w:pPr>
+              <w:spacing w:after="40"/>
+            </w:pPr>
+            <w:r/>
+            <w:r>
+              <w:rPr>
+                <w:rFonts w:ascii="Aptos" w:hAnsi="Aptos"/>
+                <w:b w:val="0"/>
+                <w:sz w:val="18"/>
+              </w:rPr>
+              <w:t>0.2094</w:t>
+            </w:r>
+          </w:p>
+        </w:tc>
+        <w:tc>
+          <w:tcPr>
+            <w:tcW w:type="dxa" w:w="1608"/>
+            <w:vAlign w:val="center"/>
+          </w:tcPr>
+          <w:p>
+            <w:pPr>
+              <w:spacing w:after="40"/>
+            </w:pPr>
+            <w:r/>
+            <w:r>
+              <w:rPr>
+                <w:rFonts w:ascii="Aptos" w:hAnsi="Aptos"/>
+                <w:b w:val="0"/>
+                <w:sz w:val="18"/>
+              </w:rPr>
+              <w:t>-0.0315 to 0.4502</w:t>
+            </w:r>
+          </w:p>
+        </w:tc>
+        <w:tc>
+          <w:tcPr>
+            <w:tcW w:type="dxa" w:w="1608"/>
+            <w:vAlign w:val="center"/>
+          </w:tcPr>
+          <w:p>
+            <w:pPr>
+              <w:spacing w:after="40"/>
+            </w:pPr>
+            <w:r/>
+            <w:r>
+              <w:rPr>
+                <w:rFonts w:ascii="Aptos" w:hAnsi="Aptos"/>
+                <w:b w:val="0"/>
+                <w:sz w:val="18"/>
+              </w:rPr>
+              <w:t>0.0884</w:t>
+            </w:r>
+          </w:p>
+        </w:tc>
+        <w:tc>
+          <w:tcPr>
+            <w:tcW w:type="dxa" w:w="1608"/>
+            <w:vAlign w:val="center"/>
+          </w:tcPr>
+          <w:p>
+            <w:pPr>
+              <w:spacing w:after="40"/>
+            </w:pPr>
+            <w:r/>
+            <w:r>
+              <w:rPr>
+                <w:rFonts w:ascii="Aptos" w:hAnsi="Aptos"/>
+                <w:b w:val="0"/>
+                <w:sz w:val="18"/>
+              </w:rPr>
+              <w:t>Positive but imprecise</w:t>
+            </w:r>
+          </w:p>
+        </w:tc>
+      </w:tr>
+      <w:tr>
+        <w:tc>
+          <w:tcPr>
+            <w:tcW w:type="dxa" w:w="1608"/>
+            <w:vAlign w:val="center"/>
+          </w:tcPr>
+          <w:p>
+            <w:pPr>
+              <w:spacing w:after="40"/>
+            </w:pPr>
+            <w:r/>
+            <w:r>
+              <w:rPr>
+                <w:rFonts w:ascii="Aptos" w:hAnsi="Aptos"/>
+                <w:b w:val="0"/>
+                <w:sz w:val="18"/>
+              </w:rPr>
+              <w:t>Kyrgyzstan KG_M2</w:t>
+            </w:r>
+          </w:p>
+        </w:tc>
+        <w:tc>
+          <w:tcPr>
+            <w:tcW w:type="dxa" w:w="1608"/>
+            <w:vAlign w:val="center"/>
+          </w:tcPr>
+          <w:p>
+            <w:pPr>
+              <w:spacing w:after="40"/>
+            </w:pPr>
+            <w:r/>
+            <w:r>
+              <w:rPr>
+                <w:rFonts w:ascii="Aptos" w:hAnsi="Aptos"/>
+                <w:b w:val="0"/>
+                <w:sz w:val="18"/>
+              </w:rPr>
+              <w:t>Shock association with remittances</w:t>
+            </w:r>
+          </w:p>
+        </w:tc>
+        <w:tc>
+          <w:tcPr>
+            <w:tcW w:type="dxa" w:w="1608"/>
+            <w:vAlign w:val="center"/>
+          </w:tcPr>
+          <w:p>
+            <w:pPr>
+              <w:spacing w:after="40"/>
+            </w:pPr>
+            <w:r/>
+            <w:r>
+              <w:rPr>
+                <w:rFonts w:ascii="Aptos" w:hAnsi="Aptos"/>
+                <w:b w:val="0"/>
+                <w:sz w:val="18"/>
+              </w:rPr>
+              <w:t>-0.0047</w:t>
+            </w:r>
+          </w:p>
+        </w:tc>
+        <w:tc>
+          <w:tcPr>
+            <w:tcW w:type="dxa" w:w="1608"/>
+            <w:vAlign w:val="center"/>
+          </w:tcPr>
+          <w:p>
+            <w:pPr>
+              <w:spacing w:after="40"/>
+            </w:pPr>
+            <w:r/>
+            <w:r>
+              <w:rPr>
+                <w:rFonts w:ascii="Aptos" w:hAnsi="Aptos"/>
+                <w:b w:val="0"/>
+                <w:sz w:val="18"/>
+              </w:rPr>
+              <w:t>-0.3800 to 0.3707</w:t>
+            </w:r>
+          </w:p>
+        </w:tc>
+        <w:tc>
+          <w:tcPr>
+            <w:tcW w:type="dxa" w:w="1608"/>
+            <w:vAlign w:val="center"/>
+          </w:tcPr>
+          <w:p>
+            <w:pPr>
+              <w:spacing w:after="40"/>
+            </w:pPr>
+            <w:r/>
+            <w:r>
+              <w:rPr>
+                <w:rFonts w:ascii="Aptos" w:hAnsi="Aptos"/>
+                <w:b w:val="0"/>
+                <w:sz w:val="18"/>
+              </w:rPr>
+              <w:t>0.9806</w:t>
+            </w:r>
+          </w:p>
+        </w:tc>
+        <w:tc>
+          <w:tcPr>
+            <w:tcW w:type="dxa" w:w="1608"/>
+            <w:vAlign w:val="center"/>
+          </w:tcPr>
+          <w:p>
+            <w:pPr>
+              <w:spacing w:after="40"/>
+            </w:pPr>
+            <w:r/>
+            <w:r>
+              <w:rPr>
+                <w:rFonts w:ascii="Aptos" w:hAnsi="Aptos"/>
+                <w:b w:val="0"/>
+                <w:sz w:val="18"/>
+              </w:rPr>
+              <w:t>Near zero and imprecise</w:t>
+            </w:r>
+          </w:p>
+        </w:tc>
+      </w:tr>
+      <w:tr>
+        <w:tc>
+          <w:tcPr>
+            <w:tcW w:type="dxa" w:w="1608"/>
+            <w:vAlign w:val="center"/>
+          </w:tcPr>
+          <w:p>
+            <w:pPr>
+              <w:spacing w:after="40"/>
+            </w:pPr>
+            <w:r/>
+            <w:r>
+              <w:rPr>
+                <w:rFonts w:ascii="Aptos" w:hAnsi="Aptos"/>
+                <w:b w:val="0"/>
+                <w:sz w:val="18"/>
+              </w:rPr>
+              <w:t>Uzbekistan UZBROAD_M2</w:t>
+            </w:r>
+          </w:p>
+        </w:tc>
+        <w:tc>
+          <w:tcPr>
+            <w:tcW w:type="dxa" w:w="1608"/>
+            <w:vAlign w:val="center"/>
+          </w:tcPr>
+          <w:p>
+            <w:pPr>
+              <w:spacing w:after="40"/>
+            </w:pPr>
+            <w:r/>
+            <w:r>
+              <w:rPr>
+                <w:rFonts w:ascii="Aptos" w:hAnsi="Aptos"/>
+                <w:b w:val="0"/>
+                <w:sz w:val="18"/>
+              </w:rPr>
+              <w:t>Shock association without remittances</w:t>
+            </w:r>
+          </w:p>
+        </w:tc>
+        <w:tc>
+          <w:tcPr>
+            <w:tcW w:type="dxa" w:w="1608"/>
+            <w:vAlign w:val="center"/>
+          </w:tcPr>
+          <w:p>
+            <w:pPr>
+              <w:spacing w:after="40"/>
+            </w:pPr>
+            <w:r/>
+            <w:r>
+              <w:rPr>
+                <w:rFonts w:ascii="Aptos" w:hAnsi="Aptos"/>
+                <w:b w:val="0"/>
+                <w:sz w:val="18"/>
+              </w:rPr>
+              <w:t>0.5538</w:t>
+            </w:r>
+          </w:p>
+        </w:tc>
+        <w:tc>
+          <w:tcPr>
+            <w:tcW w:type="dxa" w:w="1608"/>
+            <w:vAlign w:val="center"/>
+          </w:tcPr>
+          <w:p>
+            <w:pPr>
+              <w:spacing w:after="40"/>
+            </w:pPr>
+            <w:r/>
+            <w:r>
+              <w:rPr>
+                <w:rFonts w:ascii="Aptos" w:hAnsi="Aptos"/>
+                <w:b w:val="0"/>
+                <w:sz w:val="18"/>
+              </w:rPr>
+              <w:t>0.3689 to 0.7388</w:t>
+            </w:r>
+          </w:p>
+        </w:tc>
+        <w:tc>
+          <w:tcPr>
+            <w:tcW w:type="dxa" w:w="1608"/>
+            <w:vAlign w:val="center"/>
+          </w:tcPr>
+          <w:p>
+            <w:pPr>
+              <w:spacing w:after="40"/>
+            </w:pPr>
+            <w:r/>
+            <w:r>
+              <w:rPr>
+                <w:rFonts w:ascii="Aptos" w:hAnsi="Aptos"/>
+                <w:b w:val="0"/>
+                <w:sz w:val="18"/>
+              </w:rPr>
+              <w:t>&lt;0.001</w:t>
+            </w:r>
+          </w:p>
+        </w:tc>
+        <w:tc>
+          <w:tcPr>
+            <w:tcW w:type="dxa" w:w="1608"/>
+            <w:vAlign w:val="center"/>
+          </w:tcPr>
+          <w:p>
+            <w:pPr>
+              <w:spacing w:after="40"/>
+            </w:pPr>
+            <w:r/>
+            <w:r>
+              <w:rPr>
+                <w:rFonts w:ascii="Aptos" w:hAnsi="Aptos"/>
+                <w:b w:val="0"/>
+                <w:sz w:val="18"/>
+              </w:rPr>
+              <w:t>Positive association</w:t>
+            </w:r>
+          </w:p>
+        </w:tc>
+      </w:tr>
+      <w:tr>
+        <w:tc>
+          <w:tcPr>
+            <w:tcW w:type="dxa" w:w="1608"/>
+            <w:vAlign w:val="center"/>
+          </w:tcPr>
+          <w:p>
+            <w:pPr>
+              <w:spacing w:after="40"/>
+            </w:pPr>
+            <w:r/>
+            <w:r>
+              <w:rPr>
+                <w:rFonts w:ascii="Aptos" w:hAnsi="Aptos"/>
+                <w:b w:val="0"/>
+                <w:sz w:val="18"/>
+              </w:rPr>
+              <w:t>Uzbekistan UZBROAD_M2</w:t>
+            </w:r>
+          </w:p>
+        </w:tc>
+        <w:tc>
+          <w:tcPr>
+            <w:tcW w:type="dxa" w:w="1608"/>
+            <w:vAlign w:val="center"/>
+          </w:tcPr>
+          <w:p>
+            <w:pPr>
+              <w:spacing w:after="40"/>
+            </w:pPr>
+            <w:r/>
+            <w:r>
+              <w:rPr>
+                <w:rFonts w:ascii="Aptos" w:hAnsi="Aptos"/>
+                <w:b w:val="0"/>
+                <w:sz w:val="18"/>
+              </w:rPr>
+              <w:t>Shock association with remittances</w:t>
+            </w:r>
+          </w:p>
+        </w:tc>
+        <w:tc>
+          <w:tcPr>
+            <w:tcW w:type="dxa" w:w="1608"/>
+            <w:vAlign w:val="center"/>
+          </w:tcPr>
+          <w:p>
+            <w:pPr>
+              <w:spacing w:after="40"/>
+            </w:pPr>
+            <w:r/>
+            <w:r>
+              <w:rPr>
+                <w:rFonts w:ascii="Aptos" w:hAnsi="Aptos"/>
+                <w:b w:val="0"/>
+                <w:sz w:val="18"/>
+              </w:rPr>
+              <w:t>0.0132</w:t>
+            </w:r>
+          </w:p>
+        </w:tc>
+        <w:tc>
+          <w:tcPr>
+            <w:tcW w:type="dxa" w:w="1608"/>
+            <w:vAlign w:val="center"/>
+          </w:tcPr>
+          <w:p>
+            <w:pPr>
+              <w:spacing w:after="40"/>
+            </w:pPr>
+            <w:r/>
+            <w:r>
+              <w:rPr>
+                <w:rFonts w:ascii="Aptos" w:hAnsi="Aptos"/>
+                <w:b w:val="0"/>
+                <w:sz w:val="18"/>
+              </w:rPr>
+              <w:t>-0.4541 to 0.4805</w:t>
+            </w:r>
+          </w:p>
+        </w:tc>
+        <w:tc>
+          <w:tcPr>
+            <w:tcW w:type="dxa" w:w="1608"/>
+            <w:vAlign w:val="center"/>
+          </w:tcPr>
+          <w:p>
+            <w:pPr>
+              <w:spacing w:after="40"/>
+            </w:pPr>
+            <w:r/>
+            <w:r>
+              <w:rPr>
+                <w:rFonts w:ascii="Aptos" w:hAnsi="Aptos"/>
+                <w:b w:val="0"/>
+                <w:sz w:val="18"/>
+              </w:rPr>
+              <w:t>0.9559</w:t>
+            </w:r>
+          </w:p>
+        </w:tc>
+        <w:tc>
+          <w:tcPr>
+            <w:tcW w:type="dxa" w:w="1608"/>
+            <w:vAlign w:val="center"/>
+          </w:tcPr>
+          <w:p>
+            <w:pPr>
+              <w:spacing w:after="40"/>
+            </w:pPr>
+            <w:r/>
+            <w:r>
+              <w:rPr>
+                <w:rFonts w:ascii="Aptos" w:hAnsi="Aptos"/>
+                <w:b w:val="0"/>
+                <w:sz w:val="18"/>
+              </w:rPr>
+              <w:t>Near zero and imprecise</w:t>
+            </w:r>
+          </w:p>
+        </w:tc>
+      </w:tr>
+      <w:tr>
+        <w:tc>
+          <w:tcPr>
+            <w:tcW w:type="dxa" w:w="1608"/>
+            <w:vAlign w:val="center"/>
+          </w:tcPr>
+          <w:p>
+            <w:pPr>
+              <w:spacing w:after="40"/>
+            </w:pPr>
+            <w:r/>
+            <w:r>
+              <w:rPr>
+                <w:rFonts w:ascii="Aptos" w:hAnsi="Aptos"/>
+                <w:b w:val="0"/>
+                <w:sz w:val="18"/>
+              </w:rPr>
+              <w:t>Uzbekistan UZBROAD_FE_HH</w:t>
+            </w:r>
+          </w:p>
+        </w:tc>
+        <w:tc>
+          <w:tcPr>
+            <w:tcW w:type="dxa" w:w="1608"/>
+            <w:vAlign w:val="center"/>
+          </w:tcPr>
+          <w:p>
+            <w:pPr>
+              <w:spacing w:after="40"/>
+            </w:pPr>
+            <w:r/>
+            <w:r>
+              <w:rPr>
+                <w:rFonts w:ascii="Aptos" w:hAnsi="Aptos"/>
+                <w:b w:val="0"/>
+                <w:sz w:val="18"/>
+              </w:rPr>
+              <w:t>Fixed-effects qualification</w:t>
+            </w:r>
+          </w:p>
+        </w:tc>
+        <w:tc>
+          <w:tcPr>
+            <w:tcW w:type="dxa" w:w="1608"/>
+            <w:vAlign w:val="center"/>
+          </w:tcPr>
+          <w:p>
+            <w:pPr>
+              <w:spacing w:after="40"/>
+            </w:pPr>
+            <w:r/>
+            <w:r>
+              <w:rPr>
+                <w:rFonts w:ascii="Aptos" w:hAnsi="Aptos"/>
+                <w:b w:val="0"/>
+                <w:sz w:val="18"/>
+              </w:rPr>
+              <w:t>-0.1771</w:t>
+            </w:r>
+          </w:p>
+        </w:tc>
+        <w:tc>
+          <w:tcPr>
+            <w:tcW w:type="dxa" w:w="1608"/>
+            <w:vAlign w:val="center"/>
+          </w:tcPr>
+          <w:p>
+            <w:pPr>
+              <w:spacing w:after="40"/>
+            </w:pPr>
+            <w:r/>
+            <w:r>
+              <w:rPr>
+                <w:rFonts w:ascii="Aptos" w:hAnsi="Aptos"/>
+                <w:b w:val="0"/>
+                <w:sz w:val="18"/>
+              </w:rPr>
+              <w:t>-0.5515 to 0.1973</w:t>
+            </w:r>
+          </w:p>
+        </w:tc>
+        <w:tc>
+          <w:tcPr>
+            <w:tcW w:type="dxa" w:w="1608"/>
+            <w:vAlign w:val="center"/>
+          </w:tcPr>
+          <w:p>
+            <w:pPr>
+              <w:spacing w:after="40"/>
+            </w:pPr>
+            <w:r/>
+            <w:r>
+              <w:rPr>
+                <w:rFonts w:ascii="Aptos" w:hAnsi="Aptos"/>
+                <w:b w:val="0"/>
+                <w:sz w:val="18"/>
+              </w:rPr>
+              <w:t>0.3539</w:t>
+            </w:r>
+          </w:p>
+        </w:tc>
+        <w:tc>
+          <w:tcPr>
+            <w:tcW w:type="dxa" w:w="1608"/>
+            <w:vAlign w:val="center"/>
+          </w:tcPr>
+          <w:p>
+            <w:pPr>
+              <w:spacing w:after="40"/>
+            </w:pPr>
+            <w:r/>
+            <w:r>
+              <w:rPr>
+                <w:rFonts w:ascii="Aptos" w:hAnsi="Aptos"/>
+                <w:b w:val="0"/>
+                <w:sz w:val="18"/>
+              </w:rPr>
+              <w:t>Directionally consistent but attenuated and imprecise</w:t>
+            </w:r>
+          </w:p>
+        </w:tc>
+      </w:tr>
+      <w:tr>
+        <w:tc>
+          <w:tcPr>
+            <w:tcW w:type="dxa" w:w="1608"/>
+            <w:vAlign w:val="center"/>
+          </w:tcPr>
+          <w:p>
+            <w:pPr>
+              <w:spacing w:after="40"/>
+            </w:pPr>
+            <w:r/>
+            <w:r>
+              <w:rPr>
+                <w:rFonts w:ascii="Aptos" w:hAnsi="Aptos"/>
+                <w:b w:val="0"/>
+                <w:sz w:val="18"/>
+              </w:rPr>
+              <w:t>Uzbekistan work-loss only</w:t>
+            </w:r>
+          </w:p>
+        </w:tc>
+        <w:tc>
+          <w:tcPr>
+            <w:tcW w:type="dxa" w:w="1608"/>
+            <w:vAlign w:val="center"/>
+          </w:tcPr>
+          <w:p>
+            <w:pPr>
+              <w:spacing w:after="40"/>
+            </w:pPr>
+            <w:r/>
+            <w:r>
+              <w:rPr>
+                <w:rFonts w:ascii="Aptos" w:hAnsi="Aptos"/>
+                <w:b w:val="0"/>
+                <w:sz w:val="18"/>
+              </w:rPr>
+              <w:t>Sparse-cell warning</w:t>
+            </w:r>
+          </w:p>
+        </w:tc>
+        <w:tc>
+          <w:tcPr>
+            <w:tcW w:type="dxa" w:w="1608"/>
+            <w:vAlign w:val="center"/>
+          </w:tcPr>
+          <w:p>
+            <w:pPr>
+              <w:spacing w:after="40"/>
+            </w:pPr>
+            <w:r/>
+            <w:r>
+              <w:rPr>
+                <w:rFonts w:ascii="Aptos" w:hAnsi="Aptos"/>
+                <w:b w:val="0"/>
+                <w:sz w:val="18"/>
+              </w:rPr>
+              <w:t>-1.1119</w:t>
+            </w:r>
+          </w:p>
+        </w:tc>
+        <w:tc>
+          <w:tcPr>
+            <w:tcW w:type="dxa" w:w="1608"/>
+            <w:vAlign w:val="center"/>
+          </w:tcPr>
+          <w:p>
+            <w:pPr>
+              <w:spacing w:after="40"/>
+            </w:pPr>
+            <w:r/>
+            <w:r>
+              <w:rPr>
+                <w:rFonts w:ascii="Aptos" w:hAnsi="Aptos"/>
+                <w:b w:val="0"/>
+                <w:sz w:val="18"/>
+              </w:rPr>
+              <w:t>-1.8088 to -0.4151</w:t>
+            </w:r>
+          </w:p>
+        </w:tc>
+        <w:tc>
+          <w:tcPr>
+            <w:tcW w:type="dxa" w:w="1608"/>
+            <w:vAlign w:val="center"/>
+          </w:tcPr>
+          <w:p>
+            <w:pPr>
+              <w:spacing w:after="40"/>
+            </w:pPr>
+            <w:r/>
+            <w:r>
+              <w:rPr>
+                <w:rFonts w:ascii="Aptos" w:hAnsi="Aptos"/>
+                <w:b w:val="0"/>
+                <w:sz w:val="18"/>
+              </w:rPr>
+              <w:t>0.0018</w:t>
+            </w:r>
+          </w:p>
+        </w:tc>
+        <w:tc>
+          <w:tcPr>
+            <w:tcW w:type="dxa" w:w="1608"/>
+            <w:vAlign w:val="center"/>
+          </w:tcPr>
+          <w:p>
+            <w:pPr>
+              <w:spacing w:after="40"/>
+            </w:pPr>
+            <w:r/>
+            <w:r>
+              <w:rPr>
+                <w:rFonts w:ascii="Aptos" w:hAnsi="Aptos"/>
+                <w:b w:val="0"/>
+                <w:sz w:val="18"/>
+              </w:rPr>
+              <w:t>Secondary exploratory; 10 observations from 9 households</w:t>
+            </w:r>
+          </w:p>
+        </w:tc>
+      </w:tr>
+    </w:tbl>
+    <w:p>
+      <w:pPr>
+        <w:spacing w:after="40"/>
+      </w:pPr>
+    </w:p>
+    <w:p>
+      <w:pPr>
+        <w:spacing w:before="160" w:after="80"/>
+      </w:pPr>
+      <w:r>
+        <w:rPr>
+          <w:b/>
+        </w:rPr>
+        <w:t>Table 6 Standardized Directional Comparison</w:t>
+      </w:r>
+    </w:p>
+    <w:tbl>
+      <w:tblPr>
+        <w:tblStyle w:val="TableGrid"/>
+        <w:tblW w:type="auto" w:w="0"/>
+        <w:jc w:val="center"/>
+        <w:tblLook w:firstColumn="1" w:firstRow="1" w:lastColumn="0" w:lastRow="0" w:noHBand="0" w:noVBand="1" w:val="04A0"/>
+      </w:tblPr>
+      <w:tblGrid>
+        <w:gridCol w:w="1072"/>
+        <w:gridCol w:w="1072"/>
+        <w:gridCol w:w="1072"/>
+        <w:gridCol w:w="1072"/>
+        <w:gridCol w:w="1072"/>
+        <w:gridCol w:w="1072"/>
+        <w:gridCol w:w="1072"/>
+        <w:gridCol w:w="1072"/>
+        <w:gridCol w:w="1072"/>
+      </w:tblGrid>
+      <w:tr>
+        <w:tc>
+          <w:tcPr>
+            <w:tcW w:type="dxa" w:w="1072"/>
+            <w:vAlign w:val="center"/>
+            <w:shd w:fill="D9EAF0"/>
+          </w:tcPr>
+          <w:p>
+            <w:pPr>
+              <w:spacing w:after="40"/>
+            </w:pPr>
+            <w:r/>
+            <w:r>
+              <w:rPr>
+                <w:rFonts w:ascii="Aptos" w:hAnsi="Aptos"/>
+                <w:b/>
+                <w:sz w:val="18"/>
+              </w:rPr>
+              <w:t>Country</w:t>
+            </w:r>
+          </w:p>
+        </w:tc>
+        <w:tc>
+          <w:tcPr>
+            <w:tcW w:type="dxa" w:w="1072"/>
+            <w:vAlign w:val="center"/>
+            <w:shd w:fill="D9EAF0"/>
+          </w:tcPr>
+          <w:p>
+            <w:pPr>
+              <w:spacing w:after="40"/>
+            </w:pPr>
+            <w:r/>
+            <w:r>
+              <w:rPr>
+                <w:rFonts w:ascii="Aptos" w:hAnsi="Aptos"/>
+                <w:b/>
+                <w:sz w:val="18"/>
+              </w:rPr>
+              <w:t>Model</w:t>
+            </w:r>
+          </w:p>
+        </w:tc>
+        <w:tc>
+          <w:tcPr>
+            <w:tcW w:type="dxa" w:w="1072"/>
+            <w:vAlign w:val="center"/>
+            <w:shd w:fill="D9EAF0"/>
+          </w:tcPr>
+          <w:p>
+            <w:pPr>
+              <w:spacing w:after="40"/>
+            </w:pPr>
+            <w:r/>
+            <w:r>
+              <w:rPr>
+                <w:rFonts w:ascii="Aptos" w:hAnsi="Aptos"/>
+                <w:b/>
+                <w:sz w:val="18"/>
+              </w:rPr>
+              <w:t>Standardized interaction</w:t>
+            </w:r>
+          </w:p>
+        </w:tc>
+        <w:tc>
+          <w:tcPr>
+            <w:tcW w:type="dxa" w:w="1072"/>
+            <w:vAlign w:val="center"/>
+            <w:shd w:fill="D9EAF0"/>
+          </w:tcPr>
+          <w:p>
+            <w:pPr>
+              <w:spacing w:after="40"/>
+            </w:pPr>
+            <w:r/>
+            <w:r>
+              <w:rPr>
+                <w:rFonts w:ascii="Aptos" w:hAnsi="Aptos"/>
+                <w:b/>
+                <w:sz w:val="18"/>
+              </w:rPr>
+              <w:t>95% CI</w:t>
+            </w:r>
+          </w:p>
+        </w:tc>
+        <w:tc>
+          <w:tcPr>
+            <w:tcW w:type="dxa" w:w="1072"/>
+            <w:vAlign w:val="center"/>
+            <w:shd w:fill="D9EAF0"/>
+          </w:tcPr>
+          <w:p>
+            <w:pPr>
+              <w:spacing w:after="40"/>
+            </w:pPr>
+            <w:r/>
+            <w:r>
+              <w:rPr>
+                <w:rFonts w:ascii="Aptos" w:hAnsi="Aptos"/>
+                <w:b/>
+                <w:sz w:val="18"/>
+              </w:rPr>
+              <w:t>p-value</w:t>
+            </w:r>
+          </w:p>
+        </w:tc>
+        <w:tc>
+          <w:tcPr>
+            <w:tcW w:type="dxa" w:w="1072"/>
+            <w:vAlign w:val="center"/>
+            <w:shd w:fill="D9EAF0"/>
+          </w:tcPr>
+          <w:p>
+            <w:pPr>
+              <w:spacing w:after="40"/>
+            </w:pPr>
+            <w:r/>
+            <w:r>
+              <w:rPr>
+                <w:rFonts w:ascii="Aptos" w:hAnsi="Aptos"/>
+                <w:b/>
+                <w:sz w:val="18"/>
+              </w:rPr>
+              <w:t>Observations</w:t>
+            </w:r>
+          </w:p>
+        </w:tc>
+        <w:tc>
+          <w:tcPr>
+            <w:tcW w:type="dxa" w:w="1072"/>
+            <w:vAlign w:val="center"/>
+            <w:shd w:fill="D9EAF0"/>
+          </w:tcPr>
+          <w:p>
+            <w:pPr>
+              <w:spacing w:after="40"/>
+            </w:pPr>
+            <w:r/>
+            <w:r>
+              <w:rPr>
+                <w:rFonts w:ascii="Aptos" w:hAnsi="Aptos"/>
+                <w:b/>
+                <w:sz w:val="18"/>
+              </w:rPr>
+              <w:t>Clusters</w:t>
+            </w:r>
+          </w:p>
+        </w:tc>
+        <w:tc>
+          <w:tcPr>
+            <w:tcW w:type="dxa" w:w="1072"/>
+            <w:vAlign w:val="center"/>
+            <w:shd w:fill="D9EAF0"/>
+          </w:tcPr>
+          <w:p>
+            <w:pPr>
+              <w:spacing w:after="40"/>
+            </w:pPr>
+            <w:r/>
+            <w:r>
+              <w:rPr>
+                <w:rFonts w:ascii="Aptos" w:hAnsi="Aptos"/>
+                <w:b/>
+                <w:sz w:val="18"/>
+              </w:rPr>
+              <w:t>Weighting</w:t>
+            </w:r>
+          </w:p>
+        </w:tc>
+        <w:tc>
+          <w:tcPr>
+            <w:tcW w:type="dxa" w:w="1072"/>
+            <w:vAlign w:val="center"/>
+            <w:shd w:fill="D9EAF0"/>
+          </w:tcPr>
+          <w:p>
+            <w:pPr>
+              <w:spacing w:after="40"/>
+            </w:pPr>
+            <w:r/>
+            <w:r>
+              <w:rPr>
+                <w:rFonts w:ascii="Aptos" w:hAnsi="Aptos"/>
+                <w:b/>
+                <w:sz w:val="18"/>
+              </w:rPr>
+              <w:t>Interpretation</w:t>
+            </w:r>
+          </w:p>
+        </w:tc>
+      </w:tr>
+      <w:tr>
+        <w:tc>
+          <w:tcPr>
+            <w:tcW w:type="dxa" w:w="1072"/>
+            <w:vAlign w:val="center"/>
+          </w:tcPr>
+          <w:p>
+            <w:pPr>
+              <w:spacing w:after="40"/>
+            </w:pPr>
+            <w:r/>
+            <w:r>
+              <w:rPr>
+                <w:rFonts w:ascii="Aptos" w:hAnsi="Aptos"/>
+                <w:b w:val="0"/>
+                <w:sz w:val="18"/>
+              </w:rPr>
+              <w:t>Kyrgyzstan</w:t>
+            </w:r>
+          </w:p>
+        </w:tc>
+        <w:tc>
+          <w:tcPr>
+            <w:tcW w:type="dxa" w:w="1072"/>
+            <w:vAlign w:val="center"/>
+          </w:tcPr>
+          <w:p>
+            <w:pPr>
+              <w:spacing w:after="40"/>
+            </w:pPr>
+            <w:r/>
+            <w:r>
+              <w:rPr>
+                <w:rFonts w:ascii="Aptos" w:hAnsi="Aptos"/>
+                <w:b w:val="0"/>
+                <w:sz w:val="18"/>
+              </w:rPr>
+              <w:t>KG_R_STD</w:t>
+            </w:r>
+          </w:p>
+        </w:tc>
+        <w:tc>
+          <w:tcPr>
+            <w:tcW w:type="dxa" w:w="1072"/>
+            <w:vAlign w:val="center"/>
+          </w:tcPr>
+          <w:p>
+            <w:pPr>
+              <w:spacing w:after="40"/>
+            </w:pPr>
+            <w:r/>
+            <w:r>
+              <w:rPr>
+                <w:rFonts w:ascii="Aptos" w:hAnsi="Aptos"/>
+                <w:b w:val="0"/>
+                <w:sz w:val="18"/>
+              </w:rPr>
+              <w:t>-0.091</w:t>
+            </w:r>
+          </w:p>
+        </w:tc>
+        <w:tc>
+          <w:tcPr>
+            <w:tcW w:type="dxa" w:w="1072"/>
+            <w:vAlign w:val="center"/>
+          </w:tcPr>
+          <w:p>
+            <w:pPr>
+              <w:spacing w:after="40"/>
+            </w:pPr>
+            <w:r/>
+            <w:r>
+              <w:rPr>
+                <w:rFonts w:ascii="Aptos" w:hAnsi="Aptos"/>
+                <w:b w:val="0"/>
+                <w:sz w:val="18"/>
+              </w:rPr>
+              <w:t>-0.278 to 0.096</w:t>
+            </w:r>
+          </w:p>
+        </w:tc>
+        <w:tc>
+          <w:tcPr>
+            <w:tcW w:type="dxa" w:w="1072"/>
+            <w:vAlign w:val="center"/>
+          </w:tcPr>
+          <w:p>
+            <w:pPr>
+              <w:spacing w:after="40"/>
+            </w:pPr>
+            <w:r/>
+            <w:r>
+              <w:rPr>
+                <w:rFonts w:ascii="Aptos" w:hAnsi="Aptos"/>
+                <w:b w:val="0"/>
+                <w:sz w:val="18"/>
+              </w:rPr>
+              <w:t>0.3415</w:t>
+            </w:r>
+          </w:p>
+        </w:tc>
+        <w:tc>
+          <w:tcPr>
+            <w:tcW w:type="dxa" w:w="1072"/>
+            <w:vAlign w:val="center"/>
+          </w:tcPr>
+          <w:p>
+            <w:pPr>
+              <w:spacing w:after="40"/>
+            </w:pPr>
+            <w:r/>
+            <w:r>
+              <w:rPr>
+                <w:rFonts w:ascii="Aptos" w:hAnsi="Aptos"/>
+                <w:b w:val="0"/>
+                <w:sz w:val="18"/>
+              </w:rPr>
+              <w:t>6,297</w:t>
+            </w:r>
+          </w:p>
+        </w:tc>
+        <w:tc>
+          <w:tcPr>
+            <w:tcW w:type="dxa" w:w="1072"/>
+            <w:vAlign w:val="center"/>
+          </w:tcPr>
+          <w:p>
+            <w:pPr>
+              <w:spacing w:after="40"/>
+            </w:pPr>
+            <w:r/>
+            <w:r>
+              <w:rPr>
+                <w:rFonts w:ascii="Aptos" w:hAnsi="Aptos"/>
+                <w:b w:val="0"/>
+                <w:sz w:val="18"/>
+              </w:rPr>
+              <w:t>2,215</w:t>
+            </w:r>
+          </w:p>
+        </w:tc>
+        <w:tc>
+          <w:tcPr>
+            <w:tcW w:type="dxa" w:w="1072"/>
+            <w:vAlign w:val="center"/>
+          </w:tcPr>
+          <w:p>
+            <w:pPr>
+              <w:spacing w:after="40"/>
+            </w:pPr>
+            <w:r/>
+            <w:r>
+              <w:rPr>
+                <w:rFonts w:ascii="Aptos" w:hAnsi="Aptos"/>
+                <w:b w:val="0"/>
+                <w:sz w:val="18"/>
+              </w:rPr>
+              <w:t>Unweighted</w:t>
+            </w:r>
+          </w:p>
+        </w:tc>
+        <w:tc>
+          <w:tcPr>
+            <w:tcW w:type="dxa" w:w="1072"/>
+            <w:vAlign w:val="center"/>
+          </w:tcPr>
+          <w:p>
+            <w:pPr>
+              <w:spacing w:after="40"/>
+            </w:pPr>
+            <w:r/>
+            <w:r>
+              <w:rPr>
+                <w:rFonts w:ascii="Aptos" w:hAnsi="Aptos"/>
+                <w:b w:val="0"/>
+                <w:sz w:val="18"/>
+              </w:rPr>
+              <w:t>Directional but imprecise</w:t>
+            </w:r>
+          </w:p>
+        </w:tc>
+      </w:tr>
+      <w:tr>
+        <w:tc>
+          <w:tcPr>
+            <w:tcW w:type="dxa" w:w="1072"/>
+            <w:vAlign w:val="center"/>
+          </w:tcPr>
+          <w:p>
+            <w:pPr>
+              <w:spacing w:after="40"/>
+            </w:pPr>
+            <w:r/>
+            <w:r>
+              <w:rPr>
+                <w:rFonts w:ascii="Aptos" w:hAnsi="Aptos"/>
+                <w:b w:val="0"/>
+                <w:sz w:val="18"/>
+              </w:rPr>
+              <w:t>Uzbekistan</w:t>
+            </w:r>
+          </w:p>
+        </w:tc>
+        <w:tc>
+          <w:tcPr>
+            <w:tcW w:type="dxa" w:w="1072"/>
+            <w:vAlign w:val="center"/>
+          </w:tcPr>
+          <w:p>
+            <w:pPr>
+              <w:spacing w:after="40"/>
+            </w:pPr>
+            <w:r/>
+            <w:r>
+              <w:rPr>
+                <w:rFonts w:ascii="Aptos" w:hAnsi="Aptos"/>
+                <w:b w:val="0"/>
+                <w:sz w:val="18"/>
+              </w:rPr>
+              <w:t>UZBROAD standardized</w:t>
+            </w:r>
+          </w:p>
+        </w:tc>
+        <w:tc>
+          <w:tcPr>
+            <w:tcW w:type="dxa" w:w="1072"/>
+            <w:vAlign w:val="center"/>
+          </w:tcPr>
+          <w:p>
+            <w:pPr>
+              <w:spacing w:after="40"/>
+            </w:pPr>
+            <w:r/>
+            <w:r>
+              <w:rPr>
+                <w:rFonts w:ascii="Aptos" w:hAnsi="Aptos"/>
+                <w:b w:val="0"/>
+                <w:sz w:val="18"/>
+              </w:rPr>
+              <w:t>-0.337</w:t>
+            </w:r>
+          </w:p>
+        </w:tc>
+        <w:tc>
+          <w:tcPr>
+            <w:tcW w:type="dxa" w:w="1072"/>
+            <w:vAlign w:val="center"/>
+          </w:tcPr>
+          <w:p>
+            <w:pPr>
+              <w:spacing w:after="40"/>
+            </w:pPr>
+            <w:r/>
+            <w:r>
+              <w:rPr>
+                <w:rFonts w:ascii="Aptos" w:hAnsi="Aptos"/>
+                <w:b w:val="0"/>
+                <w:sz w:val="18"/>
+              </w:rPr>
+              <w:t>-0.649 to -0.025</w:t>
+            </w:r>
+          </w:p>
+        </w:tc>
+        <w:tc>
+          <w:tcPr>
+            <w:tcW w:type="dxa" w:w="1072"/>
+            <w:vAlign w:val="center"/>
+          </w:tcPr>
+          <w:p>
+            <w:pPr>
+              <w:spacing w:after="40"/>
+            </w:pPr>
+            <w:r/>
+            <w:r>
+              <w:rPr>
+                <w:rFonts w:ascii="Aptos" w:hAnsi="Aptos"/>
+                <w:b w:val="0"/>
+                <w:sz w:val="18"/>
+              </w:rPr>
+              <w:t>0.03437</w:t>
+            </w:r>
+          </w:p>
+        </w:tc>
+        <w:tc>
+          <w:tcPr>
+            <w:tcW w:type="dxa" w:w="1072"/>
+            <w:vAlign w:val="center"/>
+          </w:tcPr>
+          <w:p>
+            <w:pPr>
+              <w:spacing w:after="40"/>
+            </w:pPr>
+            <w:r/>
+            <w:r>
+              <w:rPr>
+                <w:rFonts w:ascii="Aptos" w:hAnsi="Aptos"/>
+                <w:b w:val="0"/>
+                <w:sz w:val="18"/>
+              </w:rPr>
+              <w:t>47,135</w:t>
+            </w:r>
+          </w:p>
+        </w:tc>
+        <w:tc>
+          <w:tcPr>
+            <w:tcW w:type="dxa" w:w="1072"/>
+            <w:vAlign w:val="center"/>
+          </w:tcPr>
+          <w:p>
+            <w:pPr>
+              <w:spacing w:after="40"/>
+            </w:pPr>
+            <w:r/>
+            <w:r>
+              <w:rPr>
+                <w:rFonts w:ascii="Aptos" w:hAnsi="Aptos"/>
+                <w:b w:val="0"/>
+                <w:sz w:val="18"/>
+              </w:rPr>
+              <w:t>2,000</w:t>
+            </w:r>
+          </w:p>
+        </w:tc>
+        <w:tc>
+          <w:tcPr>
+            <w:tcW w:type="dxa" w:w="1072"/>
+            <w:vAlign w:val="center"/>
+          </w:tcPr>
+          <w:p>
+            <w:pPr>
+              <w:spacing w:after="40"/>
+            </w:pPr>
+            <w:r/>
+            <w:r>
+              <w:rPr>
+                <w:rFonts w:ascii="Aptos" w:hAnsi="Aptos"/>
+                <w:b w:val="0"/>
+                <w:sz w:val="18"/>
+              </w:rPr>
+              <w:t>Unweighted; `popw` not approved</w:t>
+            </w:r>
+          </w:p>
+        </w:tc>
+        <w:tc>
+          <w:tcPr>
+            <w:tcW w:type="dxa" w:w="1072"/>
+            <w:vAlign w:val="center"/>
+          </w:tcPr>
+          <w:p>
+            <w:pPr>
+              <w:spacing w:after="40"/>
+            </w:pPr>
+            <w:r/>
+            <w:r>
+              <w:rPr>
+                <w:rFonts w:ascii="Aptos" w:hAnsi="Aptos"/>
+                <w:b w:val="0"/>
+                <w:sz w:val="18"/>
+              </w:rPr>
+              <w:t>Moderate conditional association with limitations</w:t>
+            </w:r>
+          </w:p>
+        </w:tc>
+      </w:tr>
+    </w:tbl>
+    <w:p>
+      <w:pPr>
+        <w:spacing w:after="40"/>
+      </w:pPr>
+    </w:p>
+    <w:p>
+      <w:pPr>
+        <w:spacing w:before="160" w:after="80"/>
+      </w:pPr>
+      <w:r>
+        <w:rPr>
+          <w:b/>
+        </w:rPr>
+        <w:t>Table 7 Kazakhstan Benchmark</w:t>
+      </w:r>
+    </w:p>
+    <w:tbl>
+      <w:tblPr>
+        <w:tblStyle w:val="TableGrid"/>
+        <w:tblW w:type="auto" w:w="0"/>
+        <w:jc w:val="center"/>
+        <w:tblLook w:firstColumn="1" w:firstRow="1" w:lastColumn="0" w:lastRow="0" w:noHBand="0" w:noVBand="1" w:val="04A0"/>
+      </w:tblPr>
+      <w:tblGrid>
+        <w:gridCol w:w="1378"/>
+        <w:gridCol w:w="1378"/>
+        <w:gridCol w:w="1378"/>
+        <w:gridCol w:w="1378"/>
+        <w:gridCol w:w="1378"/>
+        <w:gridCol w:w="1378"/>
+        <w:gridCol w:w="1378"/>
+      </w:tblGrid>
+      <w:tr>
+        <w:tc>
+          <w:tcPr>
+            <w:tcW w:type="dxa" w:w="1378"/>
+            <w:vAlign w:val="center"/>
+            <w:shd w:fill="D9EAF0"/>
+          </w:tcPr>
+          <w:p>
+            <w:pPr>
+              <w:spacing w:after="40"/>
+            </w:pPr>
+            <w:r/>
+            <w:r>
+              <w:rPr>
+                <w:rFonts w:ascii="Aptos" w:hAnsi="Aptos"/>
+                <w:b/>
+                <w:sz w:val="18"/>
+              </w:rPr>
+              <w:t>Year</w:t>
+            </w:r>
+          </w:p>
+        </w:tc>
+        <w:tc>
+          <w:tcPr>
+            <w:tcW w:type="dxa" w:w="1378"/>
+            <w:vAlign w:val="center"/>
+            <w:shd w:fill="D9EAF0"/>
+          </w:tcPr>
+          <w:p>
+            <w:pPr>
+              <w:spacing w:after="40"/>
+            </w:pPr>
+            <w:r/>
+            <w:r>
+              <w:rPr>
+                <w:rFonts w:ascii="Aptos" w:hAnsi="Aptos"/>
+                <w:b/>
+                <w:sz w:val="18"/>
+              </w:rPr>
+              <w:t>Eligible observations</w:t>
+            </w:r>
+          </w:p>
+        </w:tc>
+        <w:tc>
+          <w:tcPr>
+            <w:tcW w:type="dxa" w:w="1378"/>
+            <w:vAlign w:val="center"/>
+            <w:shd w:fill="D9EAF0"/>
+          </w:tcPr>
+          <w:p>
+            <w:pPr>
+              <w:spacing w:after="40"/>
+            </w:pPr>
+            <w:r/>
+            <w:r>
+              <w:rPr>
+                <w:rFonts w:ascii="Aptos" w:hAnsi="Aptos"/>
+                <w:b/>
+                <w:sz w:val="18"/>
+              </w:rPr>
+              <w:t>Weighted mean raw score</w:t>
+            </w:r>
+          </w:p>
+        </w:tc>
+        <w:tc>
+          <w:tcPr>
+            <w:tcW w:type="dxa" w:w="1378"/>
+            <w:vAlign w:val="center"/>
+            <w:shd w:fill="D9EAF0"/>
+          </w:tcPr>
+          <w:p>
+            <w:pPr>
+              <w:spacing w:after="40"/>
+            </w:pPr>
+            <w:r/>
+            <w:r>
+              <w:rPr>
+                <w:rFonts w:ascii="Aptos" w:hAnsi="Aptos"/>
+                <w:b/>
+                <w:sz w:val="18"/>
+              </w:rPr>
+              <w:t>Mean supplied moderate-or-severe probability</w:t>
+            </w:r>
+          </w:p>
+        </w:tc>
+        <w:tc>
+          <w:tcPr>
+            <w:tcW w:type="dxa" w:w="1378"/>
+            <w:vAlign w:val="center"/>
+            <w:shd w:fill="D9EAF0"/>
+          </w:tcPr>
+          <w:p>
+            <w:pPr>
+              <w:spacing w:after="40"/>
+            </w:pPr>
+            <w:r/>
+            <w:r>
+              <w:rPr>
+                <w:rFonts w:ascii="Aptos" w:hAnsi="Aptos"/>
+                <w:b/>
+                <w:sz w:val="18"/>
+              </w:rPr>
+              <w:t>Mean supplied severe probability</w:t>
+            </w:r>
+          </w:p>
+        </w:tc>
+        <w:tc>
+          <w:tcPr>
+            <w:tcW w:type="dxa" w:w="1378"/>
+            <w:vAlign w:val="center"/>
+            <w:shd w:fill="D9EAF0"/>
+          </w:tcPr>
+          <w:p>
+            <w:pPr>
+              <w:spacing w:after="40"/>
+            </w:pPr>
+            <w:r/>
+            <w:r>
+              <w:rPr>
+                <w:rFonts w:ascii="Aptos" w:hAnsi="Aptos"/>
+                <w:b/>
+                <w:sz w:val="18"/>
+              </w:rPr>
+              <w:t>Weighting</w:t>
+            </w:r>
+          </w:p>
+        </w:tc>
+        <w:tc>
+          <w:tcPr>
+            <w:tcW w:type="dxa" w:w="1378"/>
+            <w:vAlign w:val="center"/>
+            <w:shd w:fill="D9EAF0"/>
+          </w:tcPr>
+          <w:p>
+            <w:pPr>
+              <w:spacing w:after="40"/>
+            </w:pPr>
+            <w:r/>
+            <w:r>
+              <w:rPr>
+                <w:rFonts w:ascii="Aptos" w:hAnsi="Aptos"/>
+                <w:b/>
+                <w:sz w:val="18"/>
+              </w:rPr>
+              <w:t>Interpretation</w:t>
+            </w:r>
+          </w:p>
+        </w:tc>
+      </w:tr>
+      <w:tr>
+        <w:tc>
+          <w:tcPr>
+            <w:tcW w:type="dxa" w:w="1378"/>
+            <w:vAlign w:val="center"/>
+          </w:tcPr>
+          <w:p>
+            <w:pPr>
+              <w:spacing w:after="40"/>
+            </w:pPr>
+            <w:r/>
+            <w:r>
+              <w:rPr>
+                <w:rFonts w:ascii="Aptos" w:hAnsi="Aptos"/>
+                <w:b w:val="0"/>
+                <w:sz w:val="18"/>
+              </w:rPr>
+              <w:t>2014</w:t>
+            </w:r>
+          </w:p>
+        </w:tc>
+        <w:tc>
+          <w:tcPr>
+            <w:tcW w:type="dxa" w:w="1378"/>
+            <w:vAlign w:val="center"/>
+          </w:tcPr>
+          <w:p>
+            <w:pPr>
+              <w:spacing w:after="40"/>
+            </w:pPr>
+            <w:r/>
+            <w:r>
+              <w:rPr>
+                <w:rFonts w:ascii="Aptos" w:hAnsi="Aptos"/>
+                <w:b w:val="0"/>
+                <w:sz w:val="18"/>
+              </w:rPr>
+              <w:t>898</w:t>
+            </w:r>
+          </w:p>
+        </w:tc>
+        <w:tc>
+          <w:tcPr>
+            <w:tcW w:type="dxa" w:w="1378"/>
+            <w:vAlign w:val="center"/>
+          </w:tcPr>
+          <w:p>
+            <w:pPr>
+              <w:spacing w:after="40"/>
+            </w:pPr>
+            <w:r/>
+            <w:r>
+              <w:rPr>
+                <w:rFonts w:ascii="Aptos" w:hAnsi="Aptos"/>
+                <w:b w:val="0"/>
+                <w:sz w:val="18"/>
+              </w:rPr>
+              <w:t>0.802</w:t>
+            </w:r>
+          </w:p>
+        </w:tc>
+        <w:tc>
+          <w:tcPr>
+            <w:tcW w:type="dxa" w:w="1378"/>
+            <w:vAlign w:val="center"/>
+          </w:tcPr>
+          <w:p>
+            <w:pPr>
+              <w:spacing w:after="40"/>
+            </w:pPr>
+            <w:r/>
+            <w:r>
+              <w:rPr>
+                <w:rFonts w:ascii="Aptos" w:hAnsi="Aptos"/>
+                <w:b w:val="0"/>
+                <w:sz w:val="18"/>
+              </w:rPr>
+              <w:t>0.082</w:t>
+            </w:r>
+          </w:p>
+        </w:tc>
+        <w:tc>
+          <w:tcPr>
+            <w:tcW w:type="dxa" w:w="1378"/>
+            <w:vAlign w:val="center"/>
+          </w:tcPr>
+          <w:p>
+            <w:pPr>
+              <w:spacing w:after="40"/>
+            </w:pPr>
+            <w:r/>
+            <w:r>
+              <w:rPr>
+                <w:rFonts w:ascii="Aptos" w:hAnsi="Aptos"/>
+                <w:b w:val="0"/>
+                <w:sz w:val="18"/>
+              </w:rPr>
+              <w:t>0.007</w:t>
+            </w:r>
+          </w:p>
+        </w:tc>
+        <w:tc>
+          <w:tcPr>
+            <w:tcW w:type="dxa" w:w="1378"/>
+            <w:vAlign w:val="center"/>
+          </w:tcPr>
+          <w:p>
+            <w:pPr>
+              <w:spacing w:after="40"/>
+            </w:pPr>
+            <w:r/>
+            <w:r>
+              <w:rPr>
+                <w:rFonts w:ascii="Aptos" w:hAnsi="Aptos"/>
+                <w:b w:val="0"/>
+                <w:sz w:val="18"/>
+              </w:rPr>
+              <w:t>Year-specific original weight</w:t>
+            </w:r>
+          </w:p>
+        </w:tc>
+        <w:tc>
+          <w:tcPr>
+            <w:tcW w:type="dxa" w:w="1378"/>
+            <w:vAlign w:val="center"/>
+          </w:tcPr>
+          <w:p>
+            <w:pPr>
+              <w:spacing w:after="40"/>
+            </w:pPr>
+            <w:r/>
+            <w:r>
+              <w:rPr>
+                <w:rFonts w:ascii="Aptos" w:hAnsi="Aptos"/>
+                <w:b w:val="0"/>
+                <w:sz w:val="18"/>
+              </w:rPr>
+              <w:t>Benchmark only</w:t>
+            </w:r>
+          </w:p>
+        </w:tc>
+      </w:tr>
+      <w:tr>
+        <w:tc>
+          <w:tcPr>
+            <w:tcW w:type="dxa" w:w="1378"/>
+            <w:vAlign w:val="center"/>
+          </w:tcPr>
+          <w:p>
+            <w:pPr>
+              <w:spacing w:after="40"/>
+            </w:pPr>
+            <w:r/>
+            <w:r>
+              <w:rPr>
+                <w:rFonts w:ascii="Aptos" w:hAnsi="Aptos"/>
+                <w:b w:val="0"/>
+                <w:sz w:val="18"/>
+              </w:rPr>
+              <w:t>2015</w:t>
+            </w:r>
+          </w:p>
+        </w:tc>
+        <w:tc>
+          <w:tcPr>
+            <w:tcW w:type="dxa" w:w="1378"/>
+            <w:vAlign w:val="center"/>
+          </w:tcPr>
+          <w:p>
+            <w:pPr>
+              <w:spacing w:after="40"/>
+            </w:pPr>
+            <w:r/>
+            <w:r>
+              <w:rPr>
+                <w:rFonts w:ascii="Aptos" w:hAnsi="Aptos"/>
+                <w:b w:val="0"/>
+                <w:sz w:val="18"/>
+              </w:rPr>
+              <w:t>926</w:t>
+            </w:r>
+          </w:p>
+        </w:tc>
+        <w:tc>
+          <w:tcPr>
+            <w:tcW w:type="dxa" w:w="1378"/>
+            <w:vAlign w:val="center"/>
+          </w:tcPr>
+          <w:p>
+            <w:pPr>
+              <w:spacing w:after="40"/>
+            </w:pPr>
+            <w:r/>
+            <w:r>
+              <w:rPr>
+                <w:rFonts w:ascii="Aptos" w:hAnsi="Aptos"/>
+                <w:b w:val="0"/>
+                <w:sz w:val="18"/>
+              </w:rPr>
+              <w:t>0.528</w:t>
+            </w:r>
+          </w:p>
+        </w:tc>
+        <w:tc>
+          <w:tcPr>
+            <w:tcW w:type="dxa" w:w="1378"/>
+            <w:vAlign w:val="center"/>
+          </w:tcPr>
+          <w:p>
+            <w:pPr>
+              <w:spacing w:after="40"/>
+            </w:pPr>
+            <w:r/>
+            <w:r>
+              <w:rPr>
+                <w:rFonts w:ascii="Aptos" w:hAnsi="Aptos"/>
+                <w:b w:val="0"/>
+                <w:sz w:val="18"/>
+              </w:rPr>
+              <w:t>0.048</w:t>
+            </w:r>
+          </w:p>
+        </w:tc>
+        <w:tc>
+          <w:tcPr>
+            <w:tcW w:type="dxa" w:w="1378"/>
+            <w:vAlign w:val="center"/>
+          </w:tcPr>
+          <w:p>
+            <w:pPr>
+              <w:spacing w:after="40"/>
+            </w:pPr>
+            <w:r/>
+            <w:r>
+              <w:rPr>
+                <w:rFonts w:ascii="Aptos" w:hAnsi="Aptos"/>
+                <w:b w:val="0"/>
+                <w:sz w:val="18"/>
+              </w:rPr>
+              <w:t>0.005</w:t>
+            </w:r>
+          </w:p>
+        </w:tc>
+        <w:tc>
+          <w:tcPr>
+            <w:tcW w:type="dxa" w:w="1378"/>
+            <w:vAlign w:val="center"/>
+          </w:tcPr>
+          <w:p>
+            <w:pPr>
+              <w:spacing w:after="40"/>
+            </w:pPr>
+            <w:r/>
+            <w:r>
+              <w:rPr>
+                <w:rFonts w:ascii="Aptos" w:hAnsi="Aptos"/>
+                <w:b w:val="0"/>
+                <w:sz w:val="18"/>
+              </w:rPr>
+              <w:t>Year-specific original weight</w:t>
+            </w:r>
+          </w:p>
+        </w:tc>
+        <w:tc>
+          <w:tcPr>
+            <w:tcW w:type="dxa" w:w="1378"/>
+            <w:vAlign w:val="center"/>
+          </w:tcPr>
+          <w:p>
+            <w:pPr>
+              <w:spacing w:after="40"/>
+            </w:pPr>
+            <w:r/>
+            <w:r>
+              <w:rPr>
+                <w:rFonts w:ascii="Aptos" w:hAnsi="Aptos"/>
+                <w:b w:val="0"/>
+                <w:sz w:val="18"/>
+              </w:rPr>
+              <w:t>Benchmark only</w:t>
+            </w:r>
+          </w:p>
+        </w:tc>
+      </w:tr>
+      <w:tr>
+        <w:tc>
+          <w:tcPr>
+            <w:tcW w:type="dxa" w:w="1378"/>
+            <w:vAlign w:val="center"/>
+          </w:tcPr>
+          <w:p>
+            <w:pPr>
+              <w:spacing w:after="40"/>
+            </w:pPr>
+            <w:r/>
+            <w:r>
+              <w:rPr>
+                <w:rFonts w:ascii="Aptos" w:hAnsi="Aptos"/>
+                <w:b w:val="0"/>
+                <w:sz w:val="18"/>
+              </w:rPr>
+              <w:t>2016</w:t>
+            </w:r>
+          </w:p>
+        </w:tc>
+        <w:tc>
+          <w:tcPr>
+            <w:tcW w:type="dxa" w:w="1378"/>
+            <w:vAlign w:val="center"/>
+          </w:tcPr>
+          <w:p>
+            <w:pPr>
+              <w:spacing w:after="40"/>
+            </w:pPr>
+            <w:r/>
+            <w:r>
+              <w:rPr>
+                <w:rFonts w:ascii="Aptos" w:hAnsi="Aptos"/>
+                <w:b w:val="0"/>
+                <w:sz w:val="18"/>
+              </w:rPr>
+              <w:t>936</w:t>
+            </w:r>
+          </w:p>
+        </w:tc>
+        <w:tc>
+          <w:tcPr>
+            <w:tcW w:type="dxa" w:w="1378"/>
+            <w:vAlign w:val="center"/>
+          </w:tcPr>
+          <w:p>
+            <w:pPr>
+              <w:spacing w:after="40"/>
+            </w:pPr>
+            <w:r/>
+            <w:r>
+              <w:rPr>
+                <w:rFonts w:ascii="Aptos" w:hAnsi="Aptos"/>
+                <w:b w:val="0"/>
+                <w:sz w:val="18"/>
+              </w:rPr>
+              <w:t>0.680</w:t>
+            </w:r>
+          </w:p>
+        </w:tc>
+        <w:tc>
+          <w:tcPr>
+            <w:tcW w:type="dxa" w:w="1378"/>
+            <w:vAlign w:val="center"/>
+          </w:tcPr>
+          <w:p>
+            <w:pPr>
+              <w:spacing w:after="40"/>
+            </w:pPr>
+            <w:r/>
+            <w:r>
+              <w:rPr>
+                <w:rFonts w:ascii="Aptos" w:hAnsi="Aptos"/>
+                <w:b w:val="0"/>
+                <w:sz w:val="18"/>
+              </w:rPr>
+              <w:t>0.078</w:t>
+            </w:r>
+          </w:p>
+        </w:tc>
+        <w:tc>
+          <w:tcPr>
+            <w:tcW w:type="dxa" w:w="1378"/>
+            <w:vAlign w:val="center"/>
+          </w:tcPr>
+          <w:p>
+            <w:pPr>
+              <w:spacing w:after="40"/>
+            </w:pPr>
+            <w:r/>
+            <w:r>
+              <w:rPr>
+                <w:rFonts w:ascii="Aptos" w:hAnsi="Aptos"/>
+                <w:b w:val="0"/>
+                <w:sz w:val="18"/>
+              </w:rPr>
+              <w:t>0.018</w:t>
+            </w:r>
+          </w:p>
+        </w:tc>
+        <w:tc>
+          <w:tcPr>
+            <w:tcW w:type="dxa" w:w="1378"/>
+            <w:vAlign w:val="center"/>
+          </w:tcPr>
+          <w:p>
+            <w:pPr>
+              <w:spacing w:after="40"/>
+            </w:pPr>
+            <w:r/>
+            <w:r>
+              <w:rPr>
+                <w:rFonts w:ascii="Aptos" w:hAnsi="Aptos"/>
+                <w:b w:val="0"/>
+                <w:sz w:val="18"/>
+              </w:rPr>
+              <w:t>Year-specific original weight</w:t>
+            </w:r>
+          </w:p>
+        </w:tc>
+        <w:tc>
+          <w:tcPr>
+            <w:tcW w:type="dxa" w:w="1378"/>
+            <w:vAlign w:val="center"/>
+          </w:tcPr>
+          <w:p>
+            <w:pPr>
+              <w:spacing w:after="40"/>
+            </w:pPr>
+            <w:r/>
+            <w:r>
+              <w:rPr>
+                <w:rFonts w:ascii="Aptos" w:hAnsi="Aptos"/>
+                <w:b w:val="0"/>
+                <w:sz w:val="18"/>
+              </w:rPr>
+              <w:t>Benchmark only</w:t>
+            </w:r>
+          </w:p>
+        </w:tc>
+      </w:tr>
+      <w:tr>
+        <w:tc>
+          <w:tcPr>
+            <w:tcW w:type="dxa" w:w="1378"/>
+            <w:vAlign w:val="center"/>
+          </w:tcPr>
+          <w:p>
+            <w:pPr>
+              <w:spacing w:after="40"/>
+            </w:pPr>
+            <w:r/>
+            <w:r>
+              <w:rPr>
+                <w:rFonts w:ascii="Aptos" w:hAnsi="Aptos"/>
+                <w:b w:val="0"/>
+                <w:sz w:val="18"/>
+              </w:rPr>
+              <w:t>2017</w:t>
+            </w:r>
+          </w:p>
+        </w:tc>
+        <w:tc>
+          <w:tcPr>
+            <w:tcW w:type="dxa" w:w="1378"/>
+            <w:vAlign w:val="center"/>
+          </w:tcPr>
+          <w:p>
+            <w:pPr>
+              <w:spacing w:after="40"/>
+            </w:pPr>
+            <w:r/>
+            <w:r>
+              <w:rPr>
+                <w:rFonts w:ascii="Aptos" w:hAnsi="Aptos"/>
+                <w:b w:val="0"/>
+                <w:sz w:val="18"/>
+              </w:rPr>
+              <w:t>968</w:t>
+            </w:r>
+          </w:p>
+        </w:tc>
+        <w:tc>
+          <w:tcPr>
+            <w:tcW w:type="dxa" w:w="1378"/>
+            <w:vAlign w:val="center"/>
+          </w:tcPr>
+          <w:p>
+            <w:pPr>
+              <w:spacing w:after="40"/>
+            </w:pPr>
+            <w:r/>
+            <w:r>
+              <w:rPr>
+                <w:rFonts w:ascii="Aptos" w:hAnsi="Aptos"/>
+                <w:b w:val="0"/>
+                <w:sz w:val="18"/>
+              </w:rPr>
+              <w:t>0.821</w:t>
+            </w:r>
+          </w:p>
+        </w:tc>
+        <w:tc>
+          <w:tcPr>
+            <w:tcW w:type="dxa" w:w="1378"/>
+            <w:vAlign w:val="center"/>
+          </w:tcPr>
+          <w:p>
+            <w:pPr>
+              <w:spacing w:after="40"/>
+            </w:pPr>
+            <w:r/>
+            <w:r>
+              <w:rPr>
+                <w:rFonts w:ascii="Aptos" w:hAnsi="Aptos"/>
+                <w:b w:val="0"/>
+                <w:sz w:val="18"/>
+              </w:rPr>
+              <w:t>0.093</w:t>
+            </w:r>
+          </w:p>
+        </w:tc>
+        <w:tc>
+          <w:tcPr>
+            <w:tcW w:type="dxa" w:w="1378"/>
+            <w:vAlign w:val="center"/>
+          </w:tcPr>
+          <w:p>
+            <w:pPr>
+              <w:spacing w:after="40"/>
+            </w:pPr>
+            <w:r/>
+            <w:r>
+              <w:rPr>
+                <w:rFonts w:ascii="Aptos" w:hAnsi="Aptos"/>
+                <w:b w:val="0"/>
+                <w:sz w:val="18"/>
+              </w:rPr>
+              <w:t>0.017</w:t>
+            </w:r>
+          </w:p>
+        </w:tc>
+        <w:tc>
+          <w:tcPr>
+            <w:tcW w:type="dxa" w:w="1378"/>
+            <w:vAlign w:val="center"/>
+          </w:tcPr>
+          <w:p>
+            <w:pPr>
+              <w:spacing w:after="40"/>
+            </w:pPr>
+            <w:r/>
+            <w:r>
+              <w:rPr>
+                <w:rFonts w:ascii="Aptos" w:hAnsi="Aptos"/>
+                <w:b w:val="0"/>
+                <w:sz w:val="18"/>
+              </w:rPr>
+              <w:t>Year-specific original weight</w:t>
+            </w:r>
+          </w:p>
+        </w:tc>
+        <w:tc>
+          <w:tcPr>
+            <w:tcW w:type="dxa" w:w="1378"/>
+            <w:vAlign w:val="center"/>
+          </w:tcPr>
+          <w:p>
+            <w:pPr>
+              <w:spacing w:after="40"/>
+            </w:pPr>
+            <w:r/>
+            <w:r>
+              <w:rPr>
+                <w:rFonts w:ascii="Aptos" w:hAnsi="Aptos"/>
+                <w:b w:val="0"/>
+                <w:sz w:val="18"/>
+              </w:rPr>
+              <w:t>Benchmark only</w:t>
+            </w:r>
+          </w:p>
+        </w:tc>
+      </w:tr>
+    </w:tbl>
+    <w:p>
+      <w:pPr>
+        <w:spacing w:after="40"/>
+      </w:pPr>
+    </w:p>
+    <w:p>
+      <w:r>
+        <w:br w:type="page"/>
+      </w:r>
+    </w:p>
+    <w:p>
+      <w:pPr>
+        <w:pStyle w:val="Heading1"/>
+      </w:pPr>
+      <w:r>
+        <w:t>Figures</w:t>
+      </w:r>
+    </w:p>
+    <w:p>
+      <w:r>
+        <w:br w:type="page"/>
+      </w:r>
+    </w:p>
+    <w:p>
+      <w:pPr>
+        <w:jc w:val="center"/>
+      </w:pPr>
+      <w:r>
+        <w:drawing>
+          <wp:inline xmlns:a="http://schemas.openxmlformats.org/drawingml/2006/main" xmlns:pic="http://schemas.openxmlformats.org/drawingml/2006/picture">
+            <wp:extent cx="5669280" cy="2721254"/>
+            <wp:docPr id="1" name="Picture 1"/>
+            <wp:cNvGraphicFramePr>
+              <a:graphicFrameLocks noChangeAspect="1"/>
+            </wp:cNvGraphicFramePr>
+            <a:graphic>
+              <a:graphicData uri="http://schemas.openxmlformats.org/drawingml/2006/picture">
+                <pic:pic>
+                  <pic:nvPicPr>
+                    <pic:cNvPr id="0" name="figure_19_kyrgyzstan_adjusted_four_groups_v2.png"/>
+                    <pic:cNvPicPr/>
+                  </pic:nvPicPr>
+                  <pic:blipFill>
+                    <a:blip r:embed="rId9"/>
+                    <a:stretch>
+                      <a:fillRect/>
+                    </a:stretch>
+                  </pic:blipFill>
+                  <pic:spPr>
+                    <a:xfrm>
+                      <a:off x="0" y="0"/>
+                      <a:ext cx="5669280" cy="2721254"/>
+                    </a:xfrm>
+                    <a:prstGeom prst="rect"/>
+                  </pic:spPr>
+                </pic:pic>
+              </a:graphicData>
+            </a:graphic>
+          </wp:inline>
+        </w:drawing>
+      </w:r>
+    </w:p>
+    <w:p>
+      <w:pPr>
+        <w:spacing w:after="160"/>
+        <w:jc w:val="center"/>
+      </w:pPr>
+      <w:r>
+        <w:rPr>
+          <w:i/>
+          <w:sz w:val="18"/>
+        </w:rPr>
+        <w:t>Figure 19. Kyrgyzstan adjusted food-insecurity predictions by remittance and shock status.</w:t>
+      </w:r>
+    </w:p>
+    <w:p>
+      <w:r>
+        <w:br w:type="page"/>
+      </w:r>
+    </w:p>
+    <w:p>
+      <w:pPr>
+        <w:jc w:val="center"/>
+      </w:pPr>
+      <w:r>
+        <w:drawing>
+          <wp:inline xmlns:a="http://schemas.openxmlformats.org/drawingml/2006/main" xmlns:pic="http://schemas.openxmlformats.org/drawingml/2006/picture">
+            <wp:extent cx="5669280" cy="2721254"/>
+            <wp:docPr id="2" name="Picture 2"/>
+            <wp:cNvGraphicFramePr>
+              <a:graphicFrameLocks noChangeAspect="1"/>
+            </wp:cNvGraphicFramePr>
+            <a:graphic>
+              <a:graphicData uri="http://schemas.openxmlformats.org/drawingml/2006/picture">
+                <pic:pic>
+                  <pic:nvPicPr>
+                    <pic:cNvPr id="0" name="figure_25_uzbekistan_broad_shock_predictions.png"/>
+                    <pic:cNvPicPr/>
+                  </pic:nvPicPr>
+                  <pic:blipFill>
+                    <a:blip r:embed="rId10"/>
+                    <a:stretch>
+                      <a:fillRect/>
+                    </a:stretch>
+                  </pic:blipFill>
+                  <pic:spPr>
+                    <a:xfrm>
+                      <a:off x="0" y="0"/>
+                      <a:ext cx="5669280" cy="2721254"/>
+                    </a:xfrm>
+                    <a:prstGeom prst="rect"/>
+                  </pic:spPr>
+                </pic:pic>
+              </a:graphicData>
+            </a:graphic>
+          </wp:inline>
+        </w:drawing>
+      </w:r>
+    </w:p>
+    <w:p>
+      <w:pPr>
+        <w:spacing w:after="160"/>
+        <w:jc w:val="center"/>
+      </w:pPr>
+      <w:r>
+        <w:rPr>
+          <w:i/>
+          <w:sz w:val="18"/>
+        </w:rPr>
+        <w:t>Figure 25. Uzbekistan adjusted food-insecurity predictions by remittance and verified-shock status.</w:t>
+      </w:r>
+    </w:p>
+    <w:p>
+      <w:r>
+        <w:br w:type="page"/>
+      </w:r>
+    </w:p>
+    <w:p>
+      <w:pPr>
+        <w:jc w:val="center"/>
+      </w:pPr>
+      <w:r>
+        <w:drawing>
+          <wp:inline xmlns:a="http://schemas.openxmlformats.org/drawingml/2006/main" xmlns:pic="http://schemas.openxmlformats.org/drawingml/2006/picture">
+            <wp:extent cx="5669280" cy="2721254"/>
+            <wp:docPr id="3" name="Picture 3"/>
+            <wp:cNvGraphicFramePr>
+              <a:graphicFrameLocks noChangeAspect="1"/>
+            </wp:cNvGraphicFramePr>
+            <a:graphic>
+              <a:graphicData uri="http://schemas.openxmlformats.org/drawingml/2006/picture">
+                <pic:pic>
+                  <pic:nvPicPr>
+                    <pic:cNvPr id="0" name="figure_26_revised_standardized_interactions.png"/>
+                    <pic:cNvPicPr/>
+                  </pic:nvPicPr>
+                  <pic:blipFill>
+                    <a:blip r:embed="rId11"/>
+                    <a:stretch>
+                      <a:fillRect/>
+                    </a:stretch>
+                  </pic:blipFill>
+                  <pic:spPr>
+                    <a:xfrm>
+                      <a:off x="0" y="0"/>
+                      <a:ext cx="5669280" cy="2721254"/>
+                    </a:xfrm>
+                    <a:prstGeom prst="rect"/>
+                  </pic:spPr>
+                </pic:pic>
+              </a:graphicData>
+            </a:graphic>
+          </wp:inline>
+        </w:drawing>
+      </w:r>
+    </w:p>
+    <w:p>
+      <w:pPr>
+        <w:spacing w:after="160"/>
+        <w:jc w:val="center"/>
+      </w:pPr>
+      <w:r>
+        <w:rPr>
+          <w:i/>
+          <w:sz w:val="18"/>
+        </w:rPr>
+        <w:t>Figure 26. Standardized remittance-shock interaction associations.</w:t>
+      </w:r>
+    </w:p>
+    <w:p>
+      <w:r>
+        <w:br w:type="page"/>
+      </w:r>
+    </w:p>
+    <w:p>
+      <w:pPr>
+        <w:jc w:val="center"/>
+      </w:pPr>
+      <w:r>
+        <w:drawing>
+          <wp:inline xmlns:a="http://schemas.openxmlformats.org/drawingml/2006/main" xmlns:pic="http://schemas.openxmlformats.org/drawingml/2006/picture">
+            <wp:extent cx="5669280" cy="3590544"/>
+            <wp:docPr id="4" name="Picture 4"/>
+            <wp:cNvGraphicFramePr>
+              <a:graphicFrameLocks noChangeAspect="1"/>
+            </wp:cNvGraphicFramePr>
+            <a:graphic>
+              <a:graphicData uri="http://schemas.openxmlformats.org/drawingml/2006/picture">
+                <pic:pic>
+                  <pic:nvPicPr>
+                    <pic:cNvPr id="0" name="figure_24_kazakhstan_benchmark_with_ci.png"/>
+                    <pic:cNvPicPr/>
+                  </pic:nvPicPr>
+                  <pic:blipFill>
+                    <a:blip r:embed="rId12"/>
+                    <a:stretch>
+                      <a:fillRect/>
+                    </a:stretch>
+                  </pic:blipFill>
+                  <pic:spPr>
+                    <a:xfrm>
+                      <a:off x="0" y="0"/>
+                      <a:ext cx="5669280" cy="3590544"/>
+                    </a:xfrm>
+                    <a:prstGeom prst="rect"/>
+                  </pic:spPr>
+                </pic:pic>
+              </a:graphicData>
+            </a:graphic>
+          </wp:inline>
+        </w:drawing>
+      </w:r>
+    </w:p>
+    <w:p>
+      <w:pPr>
+        <w:spacing w:after="160"/>
+        <w:jc w:val="center"/>
+      </w:pPr>
+      <w:r>
+        <w:rPr>
+          <w:i/>
+          <w:sz w:val="18"/>
+        </w:rPr>
+        <w:t>Figure 24. Kazakhstan annual food-insecurity benchmark.</w:t>
+      </w:r>
+    </w:p>
     <w:sectPr>
-      <w:footerReference w:type="default" r:id="rId9"/>
+      <w:footerReference w:type="default" r:id="rId13"/>
       <w:pgSz w:w="12240" w:h="15840"/>
       <w:pgMar w:top="1152" w:right="1296" w:bottom="1152" w:left="1296" w:header="720" w:footer="720" w:gutter="0"/>
       <w:cols w:space="720"/>

--- a/manuscript/final/Foziljon_Alisherov_Remittances_Shocks.docx
+++ b/manuscript/final/Foziljon_Alisherov_Remittances_Shocks.docx
@@ -771,14 +771,16 @@
     </w:p>
     <w:p>
       <w:pPr>
-        <w:spacing w:after="120" w:line="259" w:lineRule="auto"/>
+        <w:spacing w:before="120" w:after="120"/>
+        <w:jc w:val="center"/>
       </w:pPr>
       <w:r>
         <w:rPr>
-          <w:rFonts w:ascii="Aptos" w:hAnsi="Aptos"/>
-          <w:sz w:val="21"/>
+          <w:rFonts w:ascii="Cambria Math" w:hAnsi="Cambria Math"/>
+          <w:i/>
+          <w:sz w:val="22"/>
         </w:rPr>
-        <w:t>\[</w:t>
+        <w:t>FI_ict = β₀ + β₁ Remit_ict + β₂ Shock_ict + β₃ (Remit_ict × Shock_ict) + X_ict'γ + δ_c + τ_t + ε_ict.</w:t>
       </w:r>
     </w:p>
     <w:p>
@@ -790,7 +792,7 @@
           <w:rFonts w:ascii="Aptos" w:hAnsi="Aptos"/>
           <w:sz w:val="21"/>
         </w:rPr>
-        <w:t>FI_{ict} = \beta_0 + \beta_1 Remit_{ict} + \beta_2 Shock_{ict} + \beta_3 (Remit_{ict} \times Shock_{ict}) + X_{ict}'\gamma + \delta_c + \tau_t + \varepsilon_{ict}.</w:t>
+        <w:t>Here, FI_ict is the food-insecurity raw score for observation i in country-specific location or household context c and time t. Remit_ict is remittance receipt, Shock_ict is verified household shock exposure, and Remit_ict × Shock_ict is the interaction of interest. X_ict contains verified controls. δ_c denotes location fixed effects where used, and τ_t denotes time or round fixed effects where relevant. The error term is clustered by household.</w:t>
       </w:r>
     </w:p>
     <w:p>
@@ -802,31 +804,7 @@
           <w:rFonts w:ascii="Aptos" w:hAnsi="Aptos"/>
           <w:sz w:val="21"/>
         </w:rPr>
-        <w:t>\]</w:t>
-      </w:r>
-    </w:p>
-    <w:p>
-      <w:pPr>
-        <w:spacing w:after="120" w:line="259" w:lineRule="auto"/>
-      </w:pPr>
-      <w:r>
-        <w:rPr>
-          <w:rFonts w:ascii="Aptos" w:hAnsi="Aptos"/>
-          <w:sz w:val="21"/>
-        </w:rPr>
-        <w:t>Here, \(FI_{ict}\) is the food-insecurity raw score for observation \(i\) in country-specific location or household context \(c\) and time \(t\). \(Remit_{ict}\) is remittance receipt, \(Shock_{ict}\) is verified household shock exposure, and \(Remit_{ict} \times Shock_{ict}\) is the interaction of interest. \(X_{ict}\) contains verified controls. \(\delta_c\) denotes location fixed effects where used, and \(\tau_t\) denotes time or round fixed effects where relevant. The error term is clustered by household.</w:t>
-      </w:r>
-    </w:p>
-    <w:p>
-      <w:pPr>
-        <w:spacing w:after="120" w:line="259" w:lineRule="auto"/>
-      </w:pPr>
-      <w:r>
-        <w:rPr>
-          <w:rFonts w:ascii="Aptos" w:hAnsi="Aptos"/>
-          <w:sz w:val="21"/>
-        </w:rPr>
-        <w:t>The coefficient \(\beta_3\) is central because it describes whether the shock association differs by remittance status. Since the outcome is higher-worse, a negative \(\beta_3\) is consistent with a weaker adverse shock association among remittance-receiving households. The model is not pooled across countries because LiK and L2CU differ in observation unit, reference period, field design and shock measurement. Pooling would add size but reduce interpretability.</w:t>
+        <w:t>The coefficient β₃ is central because it describes whether the shock association differs by remittance status. Since the outcome is higher-worse, a negative β₃ is consistent with a weaker adverse shock association among remittance-receiving households. The model is not pooled across countries because LiK and L2CU differ in observation unit, reference period, field design and shock measurement. Pooling would add size but reduce interpretability.</w:t>
       </w:r>
     </w:p>
     <w:p>
@@ -1652,7 +1630,7 @@
           <w:rFonts w:ascii="Aptos" w:hAnsi="Aptos"/>
           <w:sz w:val="21"/>
         </w:rPr>
-        <w:t xml:space="preserve">Author metadata: Foziljon Alisherov, sole author; Research Assistant, New Uzbekistan University; ORCID 0009-0004-9451-0518; corresponding author email f.alisherov@newuu.uz. Funding, conflicts of interest, ethics statement, data availability, code availability, author contributions, acknowledgements, target journal and AI-use disclosure wording remain author decisions. See </w:t>
+        <w:t xml:space="preserve">Author metadata: Foziljon Alisherov and Mukhayyo Djuraeva, New Uzbekistan University; ORCID 0009-0004-9451-0518 and ORCID 0000-0001-6163-7513. Funding, conflicts of interest, ethics statement, data availability, code availability, author contributions, acknowledgements, target journal and AI-use disclosure wording remain author decisions. See </w:t>
       </w:r>
       <w:r>
         <w:rPr>
@@ -2224,9 +2202,15 @@
       </w:r>
     </w:p>
     <w:p>
-      <w:r>
-        <w:br w:type="page"/>
-      </w:r>
+      <w:pPr>
+        <w:sectPr>
+          <w:footerReference w:type="default" r:id="rId13"/>
+          <w:pgSz w:w="12240" w:h="15840"/>
+          <w:pgMar w:top="1152" w:right="1296" w:bottom="1152" w:left="1296" w:header="720" w:footer="720" w:gutter="0"/>
+          <w:cols w:space="720"/>
+          <w:docGrid w:linePitch="360"/>
+        </w:sectPr>
+      </w:pPr>
     </w:p>
     <w:p>
       <w:pPr>
@@ -2252,26 +2236,30 @@
         <w:tblStyle w:val="TableGrid"/>
         <w:tblW w:type="auto" w:w="0"/>
         <w:jc w:val="center"/>
+        <w:tblLayout w:type="fixed"/>
         <w:tblLook w:firstColumn="1" w:firstRow="1" w:lastColumn="0" w:lastRow="0" w:noHBand="0" w:noVBand="1" w:val="04A0"/>
       </w:tblPr>
       <w:tblGrid>
-        <w:gridCol w:w="804"/>
-        <w:gridCol w:w="804"/>
-        <w:gridCol w:w="804"/>
-        <w:gridCol w:w="804"/>
-        <w:gridCol w:w="804"/>
-        <w:gridCol w:w="804"/>
-        <w:gridCol w:w="804"/>
-        <w:gridCol w:w="804"/>
-        <w:gridCol w:w="804"/>
-        <w:gridCol w:w="804"/>
-        <w:gridCol w:w="804"/>
-        <w:gridCol w:w="804"/>
+        <w:gridCol w:w="1200"/>
+        <w:gridCol w:w="1200"/>
+        <w:gridCol w:w="1200"/>
+        <w:gridCol w:w="1200"/>
+        <w:gridCol w:w="1200"/>
+        <w:gridCol w:w="1200"/>
+        <w:gridCol w:w="1200"/>
+        <w:gridCol w:w="1200"/>
+        <w:gridCol w:w="1200"/>
+        <w:gridCol w:w="1200"/>
+        <w:gridCol w:w="1200"/>
+        <w:gridCol w:w="1200"/>
       </w:tblGrid>
       <w:tr>
+        <w:trPr>
+          <w:tblHeader w:val="true"/>
+        </w:trPr>
         <w:tc>
           <w:tcPr>
-            <w:tcW w:type="dxa" w:w="804"/>
+            <w:tcW w:type="dxa" w:w="1200"/>
             <w:vAlign w:val="center"/>
             <w:shd w:fill="D9EAF0"/>
           </w:tcPr>
@@ -2284,7 +2272,7 @@
               <w:rPr>
                 <w:rFonts w:ascii="Aptos" w:hAnsi="Aptos"/>
                 <w:b/>
-                <w:sz w:val="18"/>
+                <w:sz w:val="15"/>
               </w:rPr>
               <w:t>Country</w:t>
             </w:r>
@@ -2292,7 +2280,7 @@
         </w:tc>
         <w:tc>
           <w:tcPr>
-            <w:tcW w:type="dxa" w:w="804"/>
+            <w:tcW w:type="dxa" w:w="1200"/>
             <w:vAlign w:val="center"/>
             <w:shd w:fill="D9EAF0"/>
           </w:tcPr>
@@ -2305,7 +2293,7 @@
               <w:rPr>
                 <w:rFonts w:ascii="Aptos" w:hAnsi="Aptos"/>
                 <w:b/>
-                <w:sz w:val="18"/>
+                <w:sz w:val="15"/>
               </w:rPr>
               <w:t>Official survey title</w:t>
             </w:r>
@@ -2313,7 +2301,7 @@
         </w:tc>
         <w:tc>
           <w:tcPr>
-            <w:tcW w:type="dxa" w:w="804"/>
+            <w:tcW w:type="dxa" w:w="1200"/>
             <w:vAlign w:val="center"/>
             <w:shd w:fill="D9EAF0"/>
           </w:tcPr>
@@ -2326,7 +2314,7 @@
               <w:rPr>
                 <w:rFonts w:ascii="Aptos" w:hAnsi="Aptos"/>
                 <w:b/>
-                <w:sz w:val="18"/>
+                <w:sz w:val="15"/>
               </w:rPr>
               <w:t>Producer</w:t>
             </w:r>
@@ -2334,7 +2322,7 @@
         </w:tc>
         <w:tc>
           <w:tcPr>
-            <w:tcW w:type="dxa" w:w="804"/>
+            <w:tcW w:type="dxa" w:w="1200"/>
             <w:vAlign w:val="center"/>
             <w:shd w:fill="D9EAF0"/>
           </w:tcPr>
@@ -2347,7 +2335,7 @@
               <w:rPr>
                 <w:rFonts w:ascii="Aptos" w:hAnsi="Aptos"/>
                 <w:b/>
-                <w:sz w:val="18"/>
+                <w:sz w:val="15"/>
               </w:rPr>
               <w:t>Period used</w:t>
             </w:r>
@@ -2355,7 +2343,7 @@
         </w:tc>
         <w:tc>
           <w:tcPr>
-            <w:tcW w:type="dxa" w:w="804"/>
+            <w:tcW w:type="dxa" w:w="1200"/>
             <w:vAlign w:val="center"/>
             <w:shd w:fill="D9EAF0"/>
           </w:tcPr>
@@ -2368,7 +2356,7 @@
               <w:rPr>
                 <w:rFonts w:ascii="Aptos" w:hAnsi="Aptos"/>
                 <w:b/>
-                <w:sz w:val="18"/>
+                <w:sz w:val="15"/>
               </w:rPr>
               <w:t>Unit</w:t>
             </w:r>
@@ -2376,7 +2364,7 @@
         </w:tc>
         <w:tc>
           <w:tcPr>
-            <w:tcW w:type="dxa" w:w="804"/>
+            <w:tcW w:type="dxa" w:w="1200"/>
             <w:vAlign w:val="center"/>
             <w:shd w:fill="D9EAF0"/>
           </w:tcPr>
@@ -2389,7 +2377,7 @@
               <w:rPr>
                 <w:rFonts w:ascii="Aptos" w:hAnsi="Aptos"/>
                 <w:b/>
-                <w:sz w:val="18"/>
+                <w:sz w:val="15"/>
               </w:rPr>
               <w:t>Final model sample</w:t>
             </w:r>
@@ -2397,7 +2385,7 @@
         </w:tc>
         <w:tc>
           <w:tcPr>
-            <w:tcW w:type="dxa" w:w="804"/>
+            <w:tcW w:type="dxa" w:w="1200"/>
             <w:vAlign w:val="center"/>
             <w:shd w:fill="D9EAF0"/>
           </w:tcPr>
@@ -2410,7 +2398,7 @@
               <w:rPr>
                 <w:rFonts w:ascii="Aptos" w:hAnsi="Aptos"/>
                 <w:b/>
-                <w:sz w:val="18"/>
+                <w:sz w:val="15"/>
               </w:rPr>
               <w:t>Food-insecurity reference period</w:t>
             </w:r>
@@ -2418,7 +2406,7 @@
         </w:tc>
         <w:tc>
           <w:tcPr>
-            <w:tcW w:type="dxa" w:w="804"/>
+            <w:tcW w:type="dxa" w:w="1200"/>
             <w:vAlign w:val="center"/>
             <w:shd w:fill="D9EAF0"/>
           </w:tcPr>
@@ -2431,7 +2419,7 @@
               <w:rPr>
                 <w:rFonts w:ascii="Aptos" w:hAnsi="Aptos"/>
                 <w:b/>
-                <w:sz w:val="18"/>
+                <w:sz w:val="15"/>
               </w:rPr>
               <w:t>Remittance definition</w:t>
             </w:r>
@@ -2439,7 +2427,7 @@
         </w:tc>
         <w:tc>
           <w:tcPr>
-            <w:tcW w:type="dxa" w:w="804"/>
+            <w:tcW w:type="dxa" w:w="1200"/>
             <w:vAlign w:val="center"/>
             <w:shd w:fill="D9EAF0"/>
           </w:tcPr>
@@ -2452,7 +2440,7 @@
               <w:rPr>
                 <w:rFonts w:ascii="Aptos" w:hAnsi="Aptos"/>
                 <w:b/>
-                <w:sz w:val="18"/>
+                <w:sz w:val="15"/>
               </w:rPr>
               <w:t>Shock definition</w:t>
             </w:r>
@@ -2460,7 +2448,7 @@
         </w:tc>
         <w:tc>
           <w:tcPr>
-            <w:tcW w:type="dxa" w:w="804"/>
+            <w:tcW w:type="dxa" w:w="1200"/>
             <w:vAlign w:val="center"/>
             <w:shd w:fill="D9EAF0"/>
           </w:tcPr>
@@ -2473,7 +2461,7 @@
               <w:rPr>
                 <w:rFonts w:ascii="Aptos" w:hAnsi="Aptos"/>
                 <w:b/>
-                <w:sz w:val="18"/>
+                <w:sz w:val="15"/>
               </w:rPr>
               <w:t>Controls and fixed effects</w:t>
             </w:r>
@@ -2481,7 +2469,7 @@
         </w:tc>
         <w:tc>
           <w:tcPr>
-            <w:tcW w:type="dxa" w:w="804"/>
+            <w:tcW w:type="dxa" w:w="1200"/>
             <w:vAlign w:val="center"/>
             <w:shd w:fill="D9EAF0"/>
           </w:tcPr>
@@ -2494,7 +2482,7 @@
               <w:rPr>
                 <w:rFonts w:ascii="Aptos" w:hAnsi="Aptos"/>
                 <w:b/>
-                <w:sz w:val="18"/>
+                <w:sz w:val="15"/>
               </w:rPr>
               <w:t>Weighting</w:t>
             </w:r>
@@ -2502,7 +2490,7 @@
         </w:tc>
         <w:tc>
           <w:tcPr>
-            <w:tcW w:type="dxa" w:w="804"/>
+            <w:tcW w:type="dxa" w:w="1200"/>
             <w:vAlign w:val="center"/>
             <w:shd w:fill="D9EAF0"/>
           </w:tcPr>
@@ -2515,7 +2503,7 @@
               <w:rPr>
                 <w:rFonts w:ascii="Aptos" w:hAnsi="Aptos"/>
                 <w:b/>
-                <w:sz w:val="18"/>
+                <w:sz w:val="15"/>
               </w:rPr>
               <w:t>Clustering</w:t>
             </w:r>
@@ -2525,7 +2513,7 @@
       <w:tr>
         <w:tc>
           <w:tcPr>
-            <w:tcW w:type="dxa" w:w="804"/>
+            <w:tcW w:type="dxa" w:w="1200"/>
             <w:vAlign w:val="center"/>
           </w:tcPr>
           <w:p>
@@ -2537,7 +2525,7 @@
               <w:rPr>
                 <w:rFonts w:ascii="Aptos" w:hAnsi="Aptos"/>
                 <w:b w:val="0"/>
-                <w:sz w:val="18"/>
+                <w:sz w:val="15"/>
               </w:rPr>
               <w:t>Kyrgyzstan</w:t>
             </w:r>
@@ -2545,7 +2533,7 @@
         </w:tc>
         <w:tc>
           <w:tcPr>
-            <w:tcW w:type="dxa" w:w="804"/>
+            <w:tcW w:type="dxa" w:w="1200"/>
             <w:vAlign w:val="center"/>
           </w:tcPr>
           <w:p>
@@ -2557,7 +2545,7 @@
               <w:rPr>
                 <w:rFonts w:ascii="Aptos" w:hAnsi="Aptos"/>
                 <w:b w:val="0"/>
-                <w:sz w:val="18"/>
+                <w:sz w:val="15"/>
               </w:rPr>
               <w:t>Life in Kyrgyzstan Study</w:t>
             </w:r>
@@ -2565,7 +2553,7 @@
         </w:tc>
         <w:tc>
           <w:tcPr>
-            <w:tcW w:type="dxa" w:w="804"/>
+            <w:tcW w:type="dxa" w:w="1200"/>
             <w:vAlign w:val="center"/>
           </w:tcPr>
           <w:p>
@@ -2577,7 +2565,7 @@
               <w:rPr>
                 <w:rFonts w:ascii="Aptos" w:hAnsi="Aptos"/>
                 <w:b w:val="0"/>
-                <w:sz w:val="18"/>
+                <w:sz w:val="15"/>
               </w:rPr>
               <w:t>LiK consortium / IZA archive</w:t>
             </w:r>
@@ -2585,7 +2573,7 @@
         </w:tc>
         <w:tc>
           <w:tcPr>
-            <w:tcW w:type="dxa" w:w="804"/>
+            <w:tcW w:type="dxa" w:w="1200"/>
             <w:vAlign w:val="center"/>
           </w:tcPr>
           <w:p>
@@ -2597,7 +2585,7 @@
               <w:rPr>
                 <w:rFonts w:ascii="Aptos" w:hAnsi="Aptos"/>
                 <w:b w:val="0"/>
-                <w:sz w:val="18"/>
+                <w:sz w:val="15"/>
               </w:rPr>
               <w:t>2019 wave</w:t>
             </w:r>
@@ -2605,7 +2593,7 @@
         </w:tc>
         <w:tc>
           <w:tcPr>
-            <w:tcW w:type="dxa" w:w="804"/>
+            <w:tcW w:type="dxa" w:w="1200"/>
             <w:vAlign w:val="center"/>
           </w:tcPr>
           <w:p>
@@ -2617,7 +2605,7 @@
               <w:rPr>
                 <w:rFonts w:ascii="Aptos" w:hAnsi="Aptos"/>
                 <w:b w:val="0"/>
-                <w:sz w:val="18"/>
+                <w:sz w:val="15"/>
               </w:rPr>
               <w:t>Adult respondent</w:t>
             </w:r>
@@ -2625,7 +2613,7 @@
         </w:tc>
         <w:tc>
           <w:tcPr>
-            <w:tcW w:type="dxa" w:w="804"/>
+            <w:tcW w:type="dxa" w:w="1200"/>
             <w:vAlign w:val="center"/>
           </w:tcPr>
           <w:p>
@@ -2637,7 +2625,7 @@
               <w:rPr>
                 <w:rFonts w:ascii="Aptos" w:hAnsi="Aptos"/>
                 <w:b w:val="0"/>
-                <w:sz w:val="18"/>
+                <w:sz w:val="15"/>
               </w:rPr>
               <w:t>6,297 adults; 2,215 households</w:t>
             </w:r>
@@ -2645,7 +2633,7 @@
         </w:tc>
         <w:tc>
           <w:tcPr>
-            <w:tcW w:type="dxa" w:w="804"/>
+            <w:tcW w:type="dxa" w:w="1200"/>
             <w:vAlign w:val="center"/>
           </w:tcPr>
           <w:p>
@@ -2657,7 +2645,7 @@
               <w:rPr>
                 <w:rFonts w:ascii="Aptos" w:hAnsi="Aptos"/>
                 <w:b w:val="0"/>
-                <w:sz w:val="18"/>
+                <w:sz w:val="15"/>
               </w:rPr>
               <w:t>12 months</w:t>
             </w:r>
@@ -2665,7 +2653,7 @@
         </w:tc>
         <w:tc>
           <w:tcPr>
-            <w:tcW w:type="dxa" w:w="804"/>
+            <w:tcW w:type="dxa" w:w="1200"/>
             <w:vAlign w:val="center"/>
           </w:tcPr>
           <w:p>
@@ -2677,7 +2665,7 @@
               <w:rPr>
                 <w:rFonts w:ascii="Aptos" w:hAnsi="Aptos"/>
                 <w:b w:val="0"/>
-                <w:sz w:val="18"/>
+                <w:sz w:val="15"/>
               </w:rPr>
               <w:t>Household remittance receipt</w:t>
             </w:r>
@@ -2685,7 +2673,7 @@
         </w:tc>
         <w:tc>
           <w:tcPr>
-            <w:tcW w:type="dxa" w:w="804"/>
+            <w:tcW w:type="dxa" w:w="1200"/>
             <w:vAlign w:val="center"/>
           </w:tcPr>
           <w:p>
@@ -2697,7 +2685,7 @@
               <w:rPr>
                 <w:rFonts w:ascii="Aptos" w:hAnsi="Aptos"/>
                 <w:b w:val="0"/>
-                <w:sz w:val="18"/>
+                <w:sz w:val="15"/>
               </w:rPr>
               <w:t>Any verified household shock</w:t>
             </w:r>
@@ -2705,7 +2693,7 @@
         </w:tc>
         <w:tc>
           <w:tcPr>
-            <w:tcW w:type="dxa" w:w="804"/>
+            <w:tcW w:type="dxa" w:w="1200"/>
             <w:vAlign w:val="center"/>
           </w:tcPr>
           <w:p>
@@ -2717,7 +2705,7 @@
               <w:rPr>
                 <w:rFonts w:ascii="Aptos" w:hAnsi="Aptos"/>
                 <w:b w:val="0"/>
-                <w:sz w:val="18"/>
+                <w:sz w:val="15"/>
               </w:rPr>
               <w:t>Demographic controls; residence and region fixed effects</w:t>
             </w:r>
@@ -2725,7 +2713,7 @@
         </w:tc>
         <w:tc>
           <w:tcPr>
-            <w:tcW w:type="dxa" w:w="804"/>
+            <w:tcW w:type="dxa" w:w="1200"/>
             <w:vAlign w:val="center"/>
           </w:tcPr>
           <w:p>
@@ -2737,7 +2725,7 @@
               <w:rPr>
                 <w:rFonts w:ascii="Aptos" w:hAnsi="Aptos"/>
                 <w:b w:val="0"/>
-                <w:sz w:val="18"/>
+                <w:sz w:val="15"/>
               </w:rPr>
               <w:t>Unweighted; no approved analysis weight</w:t>
             </w:r>
@@ -2745,7 +2733,7 @@
         </w:tc>
         <w:tc>
           <w:tcPr>
-            <w:tcW w:type="dxa" w:w="804"/>
+            <w:tcW w:type="dxa" w:w="1200"/>
             <w:vAlign w:val="center"/>
           </w:tcPr>
           <w:p>
@@ -2757,7 +2745,7 @@
               <w:rPr>
                 <w:rFonts w:ascii="Aptos" w:hAnsi="Aptos"/>
                 <w:b w:val="0"/>
-                <w:sz w:val="18"/>
+                <w:sz w:val="15"/>
               </w:rPr>
               <w:t>Household</w:t>
             </w:r>
@@ -2767,7 +2755,7 @@
       <w:tr>
         <w:tc>
           <w:tcPr>
-            <w:tcW w:type="dxa" w:w="804"/>
+            <w:tcW w:type="dxa" w:w="1200"/>
             <w:vAlign w:val="center"/>
           </w:tcPr>
           <w:p>
@@ -2779,7 +2767,7 @@
               <w:rPr>
                 <w:rFonts w:ascii="Aptos" w:hAnsi="Aptos"/>
                 <w:b w:val="0"/>
-                <w:sz w:val="18"/>
+                <w:sz w:val="15"/>
               </w:rPr>
               <w:t>Uzbekistan</w:t>
             </w:r>
@@ -2787,7 +2775,7 @@
         </w:tc>
         <w:tc>
           <w:tcPr>
-            <w:tcW w:type="dxa" w:w="804"/>
+            <w:tcW w:type="dxa" w:w="1200"/>
             <w:vAlign w:val="center"/>
           </w:tcPr>
           <w:p>
@@ -2799,7 +2787,7 @@
               <w:rPr>
                 <w:rFonts w:ascii="Aptos" w:hAnsi="Aptos"/>
                 <w:b w:val="0"/>
-                <w:sz w:val="18"/>
+                <w:sz w:val="15"/>
               </w:rPr>
               <w:t>Listening to the Citizens of Uzbekistan Survey</w:t>
             </w:r>
@@ -2807,7 +2795,7 @@
         </w:tc>
         <w:tc>
           <w:tcPr>
-            <w:tcW w:type="dxa" w:w="804"/>
+            <w:tcW w:type="dxa" w:w="1200"/>
             <w:vAlign w:val="center"/>
           </w:tcPr>
           <w:p>
@@ -2819,7 +2807,7 @@
               <w:rPr>
                 <w:rFonts w:ascii="Aptos" w:hAnsi="Aptos"/>
                 <w:b w:val="0"/>
-                <w:sz w:val="18"/>
+                <w:sz w:val="15"/>
               </w:rPr>
               <w:t>World Bank</w:t>
             </w:r>
@@ -2827,7 +2815,7 @@
         </w:tc>
         <w:tc>
           <w:tcPr>
-            <w:tcW w:type="dxa" w:w="804"/>
+            <w:tcW w:type="dxa" w:w="1200"/>
             <w:vAlign w:val="center"/>
           </w:tcPr>
           <w:p>
@@ -2839,7 +2827,7 @@
               <w:rPr>
                 <w:rFonts w:ascii="Aptos" w:hAnsi="Aptos"/>
                 <w:b w:val="0"/>
-                <w:sz w:val="18"/>
+                <w:sz w:val="15"/>
               </w:rPr>
               <w:t>Rounds 49-82</w:t>
             </w:r>
@@ -2847,7 +2835,7 @@
         </w:tc>
         <w:tc>
           <w:tcPr>
-            <w:tcW w:type="dxa" w:w="804"/>
+            <w:tcW w:type="dxa" w:w="1200"/>
             <w:vAlign w:val="center"/>
           </w:tcPr>
           <w:p>
@@ -2859,7 +2847,7 @@
               <w:rPr>
                 <w:rFonts w:ascii="Aptos" w:hAnsi="Aptos"/>
                 <w:b w:val="0"/>
-                <w:sz w:val="18"/>
+                <w:sz w:val="15"/>
               </w:rPr>
               <w:t>Household-round</w:t>
             </w:r>
@@ -2867,7 +2855,7 @@
         </w:tc>
         <w:tc>
           <w:tcPr>
-            <w:tcW w:type="dxa" w:w="804"/>
+            <w:tcW w:type="dxa" w:w="1200"/>
             <w:vAlign w:val="center"/>
           </w:tcPr>
           <w:p>
@@ -2879,7 +2867,7 @@
               <w:rPr>
                 <w:rFonts w:ascii="Aptos" w:hAnsi="Aptos"/>
                 <w:b w:val="0"/>
-                <w:sz w:val="18"/>
+                <w:sz w:val="15"/>
               </w:rPr>
               <w:t>47,135 household-rounds; 2,000 households</w:t>
             </w:r>
@@ -2887,7 +2875,7 @@
         </w:tc>
         <w:tc>
           <w:tcPr>
-            <w:tcW w:type="dxa" w:w="804"/>
+            <w:tcW w:type="dxa" w:w="1200"/>
             <w:vAlign w:val="center"/>
           </w:tcPr>
           <w:p>
@@ -2899,7 +2887,7 @@
               <w:rPr>
                 <w:rFonts w:ascii="Aptos" w:hAnsi="Aptos"/>
                 <w:b w:val="0"/>
-                <w:sz w:val="18"/>
+                <w:sz w:val="15"/>
               </w:rPr>
               <w:t>30 days</w:t>
             </w:r>
@@ -2907,7 +2895,7 @@
         </w:tc>
         <w:tc>
           <w:tcPr>
-            <w:tcW w:type="dxa" w:w="804"/>
+            <w:tcW w:type="dxa" w:w="1200"/>
             <w:vAlign w:val="center"/>
           </w:tcPr>
           <w:p>
@@ -2919,7 +2907,7 @@
               <w:rPr>
                 <w:rFonts w:ascii="Aptos" w:hAnsi="Aptos"/>
                 <w:b w:val="0"/>
-                <w:sz w:val="18"/>
+                <w:sz w:val="15"/>
               </w:rPr>
               <w:t>Verified household remittance receipt</w:t>
             </w:r>
@@ -2927,7 +2915,7 @@
         </w:tc>
         <w:tc>
           <w:tcPr>
-            <w:tcW w:type="dxa" w:w="804"/>
+            <w:tcW w:type="dxa" w:w="1200"/>
             <w:vAlign w:val="center"/>
           </w:tcPr>
           <w:p>
@@ -2939,7 +2927,7 @@
               <w:rPr>
                 <w:rFonts w:ascii="Aptos" w:hAnsi="Aptos"/>
                 <w:b w:val="0"/>
-                <w:sz w:val="18"/>
+                <w:sz w:val="15"/>
               </w:rPr>
               <w:t>Work loss, major illness, major injury or death</w:t>
             </w:r>
@@ -2947,7 +2935,7 @@
         </w:tc>
         <w:tc>
           <w:tcPr>
-            <w:tcW w:type="dxa" w:w="804"/>
+            <w:tcW w:type="dxa" w:w="1200"/>
             <w:vAlign w:val="center"/>
           </w:tcPr>
           <w:p>
@@ -2959,7 +2947,7 @@
               <w:rPr>
                 <w:rFonts w:ascii="Aptos" w:hAnsi="Aptos"/>
                 <w:b w:val="0"/>
-                <w:sz w:val="18"/>
+                <w:sz w:val="15"/>
               </w:rPr>
               <w:t>Household controls; round fixed effects</w:t>
             </w:r>
@@ -2967,7 +2955,7 @@
         </w:tc>
         <w:tc>
           <w:tcPr>
-            <w:tcW w:type="dxa" w:w="804"/>
+            <w:tcW w:type="dxa" w:w="1200"/>
             <w:vAlign w:val="center"/>
           </w:tcPr>
           <w:p>
@@ -2979,7 +2967,7 @@
               <w:rPr>
                 <w:rFonts w:ascii="Aptos" w:hAnsi="Aptos"/>
                 <w:b w:val="0"/>
-                <w:sz w:val="18"/>
+                <w:sz w:val="15"/>
               </w:rPr>
               <w:t>Unweighted; `popw` not approved</w:t>
             </w:r>
@@ -2987,7 +2975,7 @@
         </w:tc>
         <w:tc>
           <w:tcPr>
-            <w:tcW w:type="dxa" w:w="804"/>
+            <w:tcW w:type="dxa" w:w="1200"/>
             <w:vAlign w:val="center"/>
           </w:tcPr>
           <w:p>
@@ -2999,7 +2987,7 @@
               <w:rPr>
                 <w:rFonts w:ascii="Aptos" w:hAnsi="Aptos"/>
                 <w:b w:val="0"/>
-                <w:sz w:val="18"/>
+                <w:sz w:val="15"/>
               </w:rPr>
               <w:t>Household</w:t>
             </w:r>
@@ -3009,7 +2997,7 @@
       <w:tr>
         <w:tc>
           <w:tcPr>
-            <w:tcW w:type="dxa" w:w="804"/>
+            <w:tcW w:type="dxa" w:w="1200"/>
             <w:vAlign w:val="center"/>
           </w:tcPr>
           <w:p>
@@ -3021,7 +3009,7 @@
               <w:rPr>
                 <w:rFonts w:ascii="Aptos" w:hAnsi="Aptos"/>
                 <w:b w:val="0"/>
-                <w:sz w:val="18"/>
+                <w:sz w:val="15"/>
               </w:rPr>
               <w:t>Kazakhstan</w:t>
             </w:r>
@@ -3029,7 +3017,7 @@
         </w:tc>
         <w:tc>
           <w:tcPr>
-            <w:tcW w:type="dxa" w:w="804"/>
+            <w:tcW w:type="dxa" w:w="1200"/>
             <w:vAlign w:val="center"/>
           </w:tcPr>
           <w:p>
@@ -3041,7 +3029,7 @@
               <w:rPr>
                 <w:rFonts w:ascii="Aptos" w:hAnsi="Aptos"/>
                 <w:b w:val="0"/>
-                <w:sz w:val="18"/>
+                <w:sz w:val="15"/>
               </w:rPr>
               <w:t>FIES benchmark files</w:t>
             </w:r>
@@ -3049,7 +3037,7 @@
         </w:tc>
         <w:tc>
           <w:tcPr>
-            <w:tcW w:type="dxa" w:w="804"/>
+            <w:tcW w:type="dxa" w:w="1200"/>
             <w:vAlign w:val="center"/>
           </w:tcPr>
           <w:p>
@@ -3061,7 +3049,7 @@
               <w:rPr>
                 <w:rFonts w:ascii="Aptos" w:hAnsi="Aptos"/>
                 <w:b w:val="0"/>
-                <w:sz w:val="18"/>
+                <w:sz w:val="15"/>
               </w:rPr>
               <w:t>FAO/Gallup-style FIES benchmark source files</w:t>
             </w:r>
@@ -3069,7 +3057,7 @@
         </w:tc>
         <w:tc>
           <w:tcPr>
-            <w:tcW w:type="dxa" w:w="804"/>
+            <w:tcW w:type="dxa" w:w="1200"/>
             <w:vAlign w:val="center"/>
           </w:tcPr>
           <w:p>
@@ -3081,7 +3069,7 @@
               <w:rPr>
                 <w:rFonts w:ascii="Aptos" w:hAnsi="Aptos"/>
                 <w:b w:val="0"/>
-                <w:sz w:val="18"/>
+                <w:sz w:val="15"/>
               </w:rPr>
               <w:t>2014-2017</w:t>
             </w:r>
@@ -3089,7 +3077,7 @@
         </w:tc>
         <w:tc>
           <w:tcPr>
-            <w:tcW w:type="dxa" w:w="804"/>
+            <w:tcW w:type="dxa" w:w="1200"/>
             <w:vAlign w:val="center"/>
           </w:tcPr>
           <w:p>
@@ -3101,7 +3089,7 @@
               <w:rPr>
                 <w:rFonts w:ascii="Aptos" w:hAnsi="Aptos"/>
                 <w:b w:val="0"/>
-                <w:sz w:val="18"/>
+                <w:sz w:val="15"/>
               </w:rPr>
               <w:t>Adult respondent-year</w:t>
             </w:r>
@@ -3109,7 +3097,7 @@
         </w:tc>
         <w:tc>
           <w:tcPr>
-            <w:tcW w:type="dxa" w:w="804"/>
+            <w:tcW w:type="dxa" w:w="1200"/>
             <w:vAlign w:val="center"/>
           </w:tcPr>
           <w:p>
@@ -3121,7 +3109,7 @@
               <w:rPr>
                 <w:rFonts w:ascii="Aptos" w:hAnsi="Aptos"/>
                 <w:b w:val="0"/>
-                <w:sz w:val="18"/>
+                <w:sz w:val="15"/>
               </w:rPr>
               <w:t>Benchmark only</w:t>
             </w:r>
@@ -3129,7 +3117,7 @@
         </w:tc>
         <w:tc>
           <w:tcPr>
-            <w:tcW w:type="dxa" w:w="804"/>
+            <w:tcW w:type="dxa" w:w="1200"/>
             <w:vAlign w:val="center"/>
           </w:tcPr>
           <w:p>
@@ -3141,7 +3129,7 @@
               <w:rPr>
                 <w:rFonts w:ascii="Aptos" w:hAnsi="Aptos"/>
                 <w:b w:val="0"/>
-                <w:sz w:val="18"/>
+                <w:sz w:val="15"/>
               </w:rPr>
               <w:t>Source-specific FIES items</w:t>
             </w:r>
@@ -3149,7 +3137,7 @@
         </w:tc>
         <w:tc>
           <w:tcPr>
-            <w:tcW w:type="dxa" w:w="804"/>
+            <w:tcW w:type="dxa" w:w="1200"/>
             <w:vAlign w:val="center"/>
           </w:tcPr>
           <w:p>
@@ -3161,7 +3149,7 @@
               <w:rPr>
                 <w:rFonts w:ascii="Aptos" w:hAnsi="Aptos"/>
                 <w:b w:val="0"/>
-                <w:sz w:val="18"/>
+                <w:sz w:val="15"/>
               </w:rPr>
               <w:t>Not available</w:t>
             </w:r>
@@ -3169,7 +3157,7 @@
         </w:tc>
         <w:tc>
           <w:tcPr>
-            <w:tcW w:type="dxa" w:w="804"/>
+            <w:tcW w:type="dxa" w:w="1200"/>
             <w:vAlign w:val="center"/>
           </w:tcPr>
           <w:p>
@@ -3181,7 +3169,7 @@
               <w:rPr>
                 <w:rFonts w:ascii="Aptos" w:hAnsi="Aptos"/>
                 <w:b w:val="0"/>
-                <w:sz w:val="18"/>
+                <w:sz w:val="15"/>
               </w:rPr>
               <w:t>Not available</w:t>
             </w:r>
@@ -3189,7 +3177,7 @@
         </w:tc>
         <w:tc>
           <w:tcPr>
-            <w:tcW w:type="dxa" w:w="804"/>
+            <w:tcW w:type="dxa" w:w="1200"/>
             <w:vAlign w:val="center"/>
           </w:tcPr>
           <w:p>
@@ -3201,7 +3189,7 @@
               <w:rPr>
                 <w:rFonts w:ascii="Aptos" w:hAnsi="Aptos"/>
                 <w:b w:val="0"/>
-                <w:sz w:val="18"/>
+                <w:sz w:val="15"/>
               </w:rPr>
               <w:t>Not part of mechanism model</w:t>
             </w:r>
@@ -3209,7 +3197,7 @@
         </w:tc>
         <w:tc>
           <w:tcPr>
-            <w:tcW w:type="dxa" w:w="804"/>
+            <w:tcW w:type="dxa" w:w="1200"/>
             <w:vAlign w:val="center"/>
           </w:tcPr>
           <w:p>
@@ -3221,7 +3209,7 @@
               <w:rPr>
                 <w:rFonts w:ascii="Aptos" w:hAnsi="Aptos"/>
                 <w:b w:val="0"/>
-                <w:sz w:val="18"/>
+                <w:sz w:val="15"/>
               </w:rPr>
               <w:t>Year-specific original weights</w:t>
             </w:r>
@@ -3229,7 +3217,7 @@
         </w:tc>
         <w:tc>
           <w:tcPr>
-            <w:tcW w:type="dxa" w:w="804"/>
+            <w:tcW w:type="dxa" w:w="1200"/>
             <w:vAlign w:val="center"/>
           </w:tcPr>
           <w:p>
@@ -3241,7 +3229,7 @@
               <w:rPr>
                 <w:rFonts w:ascii="Aptos" w:hAnsi="Aptos"/>
                 <w:b w:val="0"/>
-                <w:sz w:val="18"/>
+                <w:sz w:val="15"/>
               </w:rPr>
               <w:t>Not part of regression</w:t>
             </w:r>
@@ -3253,6 +3241,11 @@
       <w:pPr>
         <w:spacing w:after="40"/>
       </w:pPr>
+    </w:p>
+    <w:p>
+      <w:r>
+        <w:br w:type="page"/>
+      </w:r>
     </w:p>
     <w:p>
       <w:pPr>
@@ -3270,21 +3263,25 @@
         <w:tblStyle w:val="TableGrid"/>
         <w:tblW w:type="auto" w:w="0"/>
         <w:jc w:val="center"/>
+        <w:tblLayout w:type="fixed"/>
         <w:tblLook w:firstColumn="1" w:firstRow="1" w:lastColumn="0" w:lastRow="0" w:noHBand="0" w:noVBand="1" w:val="04A0"/>
       </w:tblPr>
       <w:tblGrid>
-        <w:gridCol w:w="1378"/>
-        <w:gridCol w:w="1378"/>
-        <w:gridCol w:w="1378"/>
-        <w:gridCol w:w="1378"/>
-        <w:gridCol w:w="1378"/>
-        <w:gridCol w:w="1378"/>
-        <w:gridCol w:w="1378"/>
+        <w:gridCol w:w="2057"/>
+        <w:gridCol w:w="2057"/>
+        <w:gridCol w:w="2057"/>
+        <w:gridCol w:w="2057"/>
+        <w:gridCol w:w="2057"/>
+        <w:gridCol w:w="2057"/>
+        <w:gridCol w:w="2057"/>
       </w:tblGrid>
       <w:tr>
+        <w:trPr>
+          <w:tblHeader w:val="true"/>
+        </w:trPr>
         <w:tc>
           <w:tcPr>
-            <w:tcW w:type="dxa" w:w="1378"/>
+            <w:tcW w:type="dxa" w:w="2057"/>
             <w:vAlign w:val="center"/>
             <w:shd w:fill="D9EAF0"/>
           </w:tcPr>
@@ -3297,7 +3294,7 @@
               <w:rPr>
                 <w:rFonts w:ascii="Aptos" w:hAnsi="Aptos"/>
                 <w:b/>
-                <w:sz w:val="18"/>
+                <w:sz w:val="17"/>
               </w:rPr>
               <w:t>Country</w:t>
             </w:r>
@@ -3305,7 +3302,7 @@
         </w:tc>
         <w:tc>
           <w:tcPr>
-            <w:tcW w:type="dxa" w:w="1378"/>
+            <w:tcW w:type="dxa" w:w="2057"/>
             <w:vAlign w:val="center"/>
             <w:shd w:fill="D9EAF0"/>
           </w:tcPr>
@@ -3318,7 +3315,7 @@
               <w:rPr>
                 <w:rFonts w:ascii="Aptos" w:hAnsi="Aptos"/>
                 <w:b/>
-                <w:sz w:val="18"/>
+                <w:sz w:val="17"/>
               </w:rPr>
               <w:t>Model</w:t>
             </w:r>
@@ -3326,7 +3323,7 @@
         </w:tc>
         <w:tc>
           <w:tcPr>
-            <w:tcW w:type="dxa" w:w="1378"/>
+            <w:tcW w:type="dxa" w:w="2057"/>
             <w:vAlign w:val="center"/>
             <w:shd w:fill="D9EAF0"/>
           </w:tcPr>
@@ -3339,7 +3336,7 @@
               <w:rPr>
                 <w:rFonts w:ascii="Aptos" w:hAnsi="Aptos"/>
                 <w:b/>
-                <w:sz w:val="18"/>
+                <w:sz w:val="17"/>
               </w:rPr>
               <w:t>Group</w:t>
             </w:r>
@@ -3347,7 +3344,7 @@
         </w:tc>
         <w:tc>
           <w:tcPr>
-            <w:tcW w:type="dxa" w:w="1378"/>
+            <w:tcW w:type="dxa" w:w="2057"/>
             <w:vAlign w:val="center"/>
             <w:shd w:fill="D9EAF0"/>
           </w:tcPr>
@@ -3360,7 +3357,7 @@
               <w:rPr>
                 <w:rFonts w:ascii="Aptos" w:hAnsi="Aptos"/>
                 <w:b/>
-                <w:sz w:val="18"/>
+                <w:sz w:val="17"/>
               </w:rPr>
               <w:t>Adjusted prediction</w:t>
             </w:r>
@@ -3368,7 +3365,7 @@
         </w:tc>
         <w:tc>
           <w:tcPr>
-            <w:tcW w:type="dxa" w:w="1378"/>
+            <w:tcW w:type="dxa" w:w="2057"/>
             <w:vAlign w:val="center"/>
             <w:shd w:fill="D9EAF0"/>
           </w:tcPr>
@@ -3381,7 +3378,7 @@
               <w:rPr>
                 <w:rFonts w:ascii="Aptos" w:hAnsi="Aptos"/>
                 <w:b/>
-                <w:sz w:val="18"/>
+                <w:sz w:val="17"/>
               </w:rPr>
               <w:t>95% CI</w:t>
             </w:r>
@@ -3389,7 +3386,7 @@
         </w:tc>
         <w:tc>
           <w:tcPr>
-            <w:tcW w:type="dxa" w:w="1378"/>
+            <w:tcW w:type="dxa" w:w="2057"/>
             <w:vAlign w:val="center"/>
             <w:shd w:fill="D9EAF0"/>
           </w:tcPr>
@@ -3402,7 +3399,7 @@
               <w:rPr>
                 <w:rFonts w:ascii="Aptos" w:hAnsi="Aptos"/>
                 <w:b/>
-                <w:sz w:val="18"/>
+                <w:sz w:val="17"/>
               </w:rPr>
               <w:t>Observations / households</w:t>
             </w:r>
@@ -3410,7 +3407,7 @@
         </w:tc>
         <w:tc>
           <w:tcPr>
-            <w:tcW w:type="dxa" w:w="1378"/>
+            <w:tcW w:type="dxa" w:w="2057"/>
             <w:vAlign w:val="center"/>
             <w:shd w:fill="D9EAF0"/>
           </w:tcPr>
@@ -3423,7 +3420,7 @@
               <w:rPr>
                 <w:rFonts w:ascii="Aptos" w:hAnsi="Aptos"/>
                 <w:b/>
-                <w:sz w:val="18"/>
+                <w:sz w:val="17"/>
               </w:rPr>
               <w:t>Weighting</w:t>
             </w:r>
@@ -3433,7 +3430,7 @@
       <w:tr>
         <w:tc>
           <w:tcPr>
-            <w:tcW w:type="dxa" w:w="1378"/>
+            <w:tcW w:type="dxa" w:w="2057"/>
             <w:vAlign w:val="center"/>
           </w:tcPr>
           <w:p>
@@ -3445,7 +3442,7 @@
               <w:rPr>
                 <w:rFonts w:ascii="Aptos" w:hAnsi="Aptos"/>
                 <w:b w:val="0"/>
-                <w:sz w:val="18"/>
+                <w:sz w:val="17"/>
               </w:rPr>
               <w:t>Kyrgyzstan</w:t>
             </w:r>
@@ -3453,7 +3450,7 @@
         </w:tc>
         <w:tc>
           <w:tcPr>
-            <w:tcW w:type="dxa" w:w="1378"/>
+            <w:tcW w:type="dxa" w:w="2057"/>
             <w:vAlign w:val="center"/>
           </w:tcPr>
           <w:p>
@@ -3465,7 +3462,7 @@
               <w:rPr>
                 <w:rFonts w:ascii="Aptos" w:hAnsi="Aptos"/>
                 <w:b w:val="0"/>
-                <w:sz w:val="18"/>
+                <w:sz w:val="17"/>
               </w:rPr>
               <w:t>KG_M2</w:t>
             </w:r>
@@ -3473,7 +3470,7 @@
         </w:tc>
         <w:tc>
           <w:tcPr>
-            <w:tcW w:type="dxa" w:w="1378"/>
+            <w:tcW w:type="dxa" w:w="2057"/>
             <w:vAlign w:val="center"/>
           </w:tcPr>
           <w:p>
@@ -3485,7 +3482,7 @@
               <w:rPr>
                 <w:rFonts w:ascii="Aptos" w:hAnsi="Aptos"/>
                 <w:b w:val="0"/>
-                <w:sz w:val="18"/>
+                <w:sz w:val="17"/>
               </w:rPr>
               <w:t>No remittance, no shock</w:t>
             </w:r>
@@ -3493,7 +3490,7 @@
         </w:tc>
         <w:tc>
           <w:tcPr>
-            <w:tcW w:type="dxa" w:w="1378"/>
+            <w:tcW w:type="dxa" w:w="2057"/>
             <w:vAlign w:val="center"/>
           </w:tcPr>
           <w:p>
@@ -3505,7 +3502,7 @@
               <w:rPr>
                 <w:rFonts w:ascii="Aptos" w:hAnsi="Aptos"/>
                 <w:b w:val="0"/>
-                <w:sz w:val="18"/>
+                <w:sz w:val="17"/>
               </w:rPr>
               <w:t>1.240</w:t>
             </w:r>
@@ -3513,7 +3510,7 @@
         </w:tc>
         <w:tc>
           <w:tcPr>
-            <w:tcW w:type="dxa" w:w="1378"/>
+            <w:tcW w:type="dxa" w:w="2057"/>
             <w:vAlign w:val="center"/>
           </w:tcPr>
           <w:p>
@@ -3525,7 +3522,7 @@
               <w:rPr>
                 <w:rFonts w:ascii="Aptos" w:hAnsi="Aptos"/>
                 <w:b w:val="0"/>
-                <w:sz w:val="18"/>
+                <w:sz w:val="17"/>
               </w:rPr>
               <w:t>Not shown in frozen register</w:t>
             </w:r>
@@ -3533,7 +3530,7 @@
         </w:tc>
         <w:tc>
           <w:tcPr>
-            <w:tcW w:type="dxa" w:w="1378"/>
+            <w:tcW w:type="dxa" w:w="2057"/>
             <w:vAlign w:val="center"/>
           </w:tcPr>
           <w:p>
@@ -3545,7 +3542,7 @@
               <w:rPr>
                 <w:rFonts w:ascii="Aptos" w:hAnsi="Aptos"/>
                 <w:b w:val="0"/>
-                <w:sz w:val="18"/>
+                <w:sz w:val="17"/>
               </w:rPr>
               <w:t>4,131 / 1,447</w:t>
             </w:r>
@@ -3553,7 +3550,7 @@
         </w:tc>
         <w:tc>
           <w:tcPr>
-            <w:tcW w:type="dxa" w:w="1378"/>
+            <w:tcW w:type="dxa" w:w="2057"/>
             <w:vAlign w:val="center"/>
           </w:tcPr>
           <w:p>
@@ -3565,7 +3562,7 @@
               <w:rPr>
                 <w:rFonts w:ascii="Aptos" w:hAnsi="Aptos"/>
                 <w:b w:val="0"/>
-                <w:sz w:val="18"/>
+                <w:sz w:val="17"/>
               </w:rPr>
               <w:t>Unweighted</w:t>
             </w:r>
@@ -3575,7 +3572,7 @@
       <w:tr>
         <w:tc>
           <w:tcPr>
-            <w:tcW w:type="dxa" w:w="1378"/>
+            <w:tcW w:type="dxa" w:w="2057"/>
             <w:vAlign w:val="center"/>
           </w:tcPr>
           <w:p>
@@ -3587,7 +3584,7 @@
               <w:rPr>
                 <w:rFonts w:ascii="Aptos" w:hAnsi="Aptos"/>
                 <w:b w:val="0"/>
-                <w:sz w:val="18"/>
+                <w:sz w:val="17"/>
               </w:rPr>
               <w:t>Kyrgyzstan</w:t>
             </w:r>
@@ -3595,7 +3592,7 @@
         </w:tc>
         <w:tc>
           <w:tcPr>
-            <w:tcW w:type="dxa" w:w="1378"/>
+            <w:tcW w:type="dxa" w:w="2057"/>
             <w:vAlign w:val="center"/>
           </w:tcPr>
           <w:p>
@@ -3607,7 +3604,7 @@
               <w:rPr>
                 <w:rFonts w:ascii="Aptos" w:hAnsi="Aptos"/>
                 <w:b w:val="0"/>
-                <w:sz w:val="18"/>
+                <w:sz w:val="17"/>
               </w:rPr>
               <w:t>KG_M2</w:t>
             </w:r>
@@ -3615,7 +3612,7 @@
         </w:tc>
         <w:tc>
           <w:tcPr>
-            <w:tcW w:type="dxa" w:w="1378"/>
+            <w:tcW w:type="dxa" w:w="2057"/>
             <w:vAlign w:val="center"/>
           </w:tcPr>
           <w:p>
@@ -3627,7 +3624,7 @@
               <w:rPr>
                 <w:rFonts w:ascii="Aptos" w:hAnsi="Aptos"/>
                 <w:b w:val="0"/>
-                <w:sz w:val="18"/>
+                <w:sz w:val="17"/>
               </w:rPr>
               <w:t>Remittance, no shock</w:t>
             </w:r>
@@ -3635,7 +3632,7 @@
         </w:tc>
         <w:tc>
           <w:tcPr>
-            <w:tcW w:type="dxa" w:w="1378"/>
+            <w:tcW w:type="dxa" w:w="2057"/>
             <w:vAlign w:val="center"/>
           </w:tcPr>
           <w:p>
@@ -3647,7 +3644,7 @@
               <w:rPr>
                 <w:rFonts w:ascii="Aptos" w:hAnsi="Aptos"/>
                 <w:b w:val="0"/>
-                <w:sz w:val="18"/>
+                <w:sz w:val="17"/>
               </w:rPr>
               <w:t>0.983</w:t>
             </w:r>
@@ -3655,7 +3652,7 @@
         </w:tc>
         <w:tc>
           <w:tcPr>
-            <w:tcW w:type="dxa" w:w="1378"/>
+            <w:tcW w:type="dxa" w:w="2057"/>
             <w:vAlign w:val="center"/>
           </w:tcPr>
           <w:p>
@@ -3667,7 +3664,7 @@
               <w:rPr>
                 <w:rFonts w:ascii="Aptos" w:hAnsi="Aptos"/>
                 <w:b w:val="0"/>
-                <w:sz w:val="18"/>
+                <w:sz w:val="17"/>
               </w:rPr>
               <w:t>Not shown in frozen register</w:t>
             </w:r>
@@ -3675,7 +3672,7 @@
         </w:tc>
         <w:tc>
           <w:tcPr>
-            <w:tcW w:type="dxa" w:w="1378"/>
+            <w:tcW w:type="dxa" w:w="2057"/>
             <w:vAlign w:val="center"/>
           </w:tcPr>
           <w:p>
@@ -3687,7 +3684,7 @@
               <w:rPr>
                 <w:rFonts w:ascii="Aptos" w:hAnsi="Aptos"/>
                 <w:b w:val="0"/>
-                <w:sz w:val="18"/>
+                <w:sz w:val="17"/>
               </w:rPr>
               <w:t>760 / 281</w:t>
             </w:r>
@@ -3695,7 +3692,7 @@
         </w:tc>
         <w:tc>
           <w:tcPr>
-            <w:tcW w:type="dxa" w:w="1378"/>
+            <w:tcW w:type="dxa" w:w="2057"/>
             <w:vAlign w:val="center"/>
           </w:tcPr>
           <w:p>
@@ -3707,7 +3704,7 @@
               <w:rPr>
                 <w:rFonts w:ascii="Aptos" w:hAnsi="Aptos"/>
                 <w:b w:val="0"/>
-                <w:sz w:val="18"/>
+                <w:sz w:val="17"/>
               </w:rPr>
               <w:t>Unweighted</w:t>
             </w:r>
@@ -3717,7 +3714,7 @@
       <w:tr>
         <w:tc>
           <w:tcPr>
-            <w:tcW w:type="dxa" w:w="1378"/>
+            <w:tcW w:type="dxa" w:w="2057"/>
             <w:vAlign w:val="center"/>
           </w:tcPr>
           <w:p>
@@ -3729,7 +3726,7 @@
               <w:rPr>
                 <w:rFonts w:ascii="Aptos" w:hAnsi="Aptos"/>
                 <w:b w:val="0"/>
-                <w:sz w:val="18"/>
+                <w:sz w:val="17"/>
               </w:rPr>
               <w:t>Kyrgyzstan</w:t>
             </w:r>
@@ -3737,7 +3734,7 @@
         </w:tc>
         <w:tc>
           <w:tcPr>
-            <w:tcW w:type="dxa" w:w="1378"/>
+            <w:tcW w:type="dxa" w:w="2057"/>
             <w:vAlign w:val="center"/>
           </w:tcPr>
           <w:p>
@@ -3749,7 +3746,7 @@
               <w:rPr>
                 <w:rFonts w:ascii="Aptos" w:hAnsi="Aptos"/>
                 <w:b w:val="0"/>
-                <w:sz w:val="18"/>
+                <w:sz w:val="17"/>
               </w:rPr>
               <w:t>KG_M2</w:t>
             </w:r>
@@ -3757,7 +3754,7 @@
         </w:tc>
         <w:tc>
           <w:tcPr>
-            <w:tcW w:type="dxa" w:w="1378"/>
+            <w:tcW w:type="dxa" w:w="2057"/>
             <w:vAlign w:val="center"/>
           </w:tcPr>
           <w:p>
@@ -3769,7 +3766,7 @@
               <w:rPr>
                 <w:rFonts w:ascii="Aptos" w:hAnsi="Aptos"/>
                 <w:b w:val="0"/>
-                <w:sz w:val="18"/>
+                <w:sz w:val="17"/>
               </w:rPr>
               <w:t>No remittance, shock</w:t>
             </w:r>
@@ -3777,7 +3774,7 @@
         </w:tc>
         <w:tc>
           <w:tcPr>
-            <w:tcW w:type="dxa" w:w="1378"/>
+            <w:tcW w:type="dxa" w:w="2057"/>
             <w:vAlign w:val="center"/>
           </w:tcPr>
           <w:p>
@@ -3789,7 +3786,7 @@
               <w:rPr>
                 <w:rFonts w:ascii="Aptos" w:hAnsi="Aptos"/>
                 <w:b w:val="0"/>
-                <w:sz w:val="18"/>
+                <w:sz w:val="17"/>
               </w:rPr>
               <w:t>1.449</w:t>
             </w:r>
@@ -3797,7 +3794,7 @@
         </w:tc>
         <w:tc>
           <w:tcPr>
-            <w:tcW w:type="dxa" w:w="1378"/>
+            <w:tcW w:type="dxa" w:w="2057"/>
             <w:vAlign w:val="center"/>
           </w:tcPr>
           <w:p>
@@ -3809,7 +3806,7 @@
               <w:rPr>
                 <w:rFonts w:ascii="Aptos" w:hAnsi="Aptos"/>
                 <w:b w:val="0"/>
-                <w:sz w:val="18"/>
+                <w:sz w:val="17"/>
               </w:rPr>
               <w:t>Not shown in frozen register</w:t>
             </w:r>
@@ -3817,7 +3814,7 @@
         </w:tc>
         <w:tc>
           <w:tcPr>
-            <w:tcW w:type="dxa" w:w="1378"/>
+            <w:tcW w:type="dxa" w:w="2057"/>
             <w:vAlign w:val="center"/>
           </w:tcPr>
           <w:p>
@@ -3829,7 +3826,7 @@
               <w:rPr>
                 <w:rFonts w:ascii="Aptos" w:hAnsi="Aptos"/>
                 <w:b w:val="0"/>
-                <w:sz w:val="18"/>
+                <w:sz w:val="17"/>
               </w:rPr>
               <w:t>1,106 / 381</w:t>
             </w:r>
@@ -3837,7 +3834,7 @@
         </w:tc>
         <w:tc>
           <w:tcPr>
-            <w:tcW w:type="dxa" w:w="1378"/>
+            <w:tcW w:type="dxa" w:w="2057"/>
             <w:vAlign w:val="center"/>
           </w:tcPr>
           <w:p>
@@ -3849,7 +3846,7 @@
               <w:rPr>
                 <w:rFonts w:ascii="Aptos" w:hAnsi="Aptos"/>
                 <w:b w:val="0"/>
-                <w:sz w:val="18"/>
+                <w:sz w:val="17"/>
               </w:rPr>
               <w:t>Unweighted</w:t>
             </w:r>
@@ -3859,7 +3856,7 @@
       <w:tr>
         <w:tc>
           <w:tcPr>
-            <w:tcW w:type="dxa" w:w="1378"/>
+            <w:tcW w:type="dxa" w:w="2057"/>
             <w:vAlign w:val="center"/>
           </w:tcPr>
           <w:p>
@@ -3871,7 +3868,7 @@
               <w:rPr>
                 <w:rFonts w:ascii="Aptos" w:hAnsi="Aptos"/>
                 <w:b w:val="0"/>
-                <w:sz w:val="18"/>
+                <w:sz w:val="17"/>
               </w:rPr>
               <w:t>Kyrgyzstan</w:t>
             </w:r>
@@ -3879,7 +3876,7 @@
         </w:tc>
         <w:tc>
           <w:tcPr>
-            <w:tcW w:type="dxa" w:w="1378"/>
+            <w:tcW w:type="dxa" w:w="2057"/>
             <w:vAlign w:val="center"/>
           </w:tcPr>
           <w:p>
@@ -3891,7 +3888,7 @@
               <w:rPr>
                 <w:rFonts w:ascii="Aptos" w:hAnsi="Aptos"/>
                 <w:b w:val="0"/>
-                <w:sz w:val="18"/>
+                <w:sz w:val="17"/>
               </w:rPr>
               <w:t>KG_M2</w:t>
             </w:r>
@@ -3899,7 +3896,7 @@
         </w:tc>
         <w:tc>
           <w:tcPr>
-            <w:tcW w:type="dxa" w:w="1378"/>
+            <w:tcW w:type="dxa" w:w="2057"/>
             <w:vAlign w:val="center"/>
           </w:tcPr>
           <w:p>
@@ -3911,7 +3908,7 @@
               <w:rPr>
                 <w:rFonts w:ascii="Aptos" w:hAnsi="Aptos"/>
                 <w:b w:val="0"/>
-                <w:sz w:val="18"/>
+                <w:sz w:val="17"/>
               </w:rPr>
               <w:t>Remittance, shock</w:t>
             </w:r>
@@ -3919,7 +3916,7 @@
         </w:tc>
         <w:tc>
           <w:tcPr>
-            <w:tcW w:type="dxa" w:w="1378"/>
+            <w:tcW w:type="dxa" w:w="2057"/>
             <w:vAlign w:val="center"/>
           </w:tcPr>
           <w:p>
@@ -3931,7 +3928,7 @@
               <w:rPr>
                 <w:rFonts w:ascii="Aptos" w:hAnsi="Aptos"/>
                 <w:b w:val="0"/>
-                <w:sz w:val="18"/>
+                <w:sz w:val="17"/>
               </w:rPr>
               <w:t>0.978</w:t>
             </w:r>
@@ -3939,7 +3936,7 @@
         </w:tc>
         <w:tc>
           <w:tcPr>
-            <w:tcW w:type="dxa" w:w="1378"/>
+            <w:tcW w:type="dxa" w:w="2057"/>
             <w:vAlign w:val="center"/>
           </w:tcPr>
           <w:p>
@@ -3951,7 +3948,7 @@
               <w:rPr>
                 <w:rFonts w:ascii="Aptos" w:hAnsi="Aptos"/>
                 <w:b w:val="0"/>
-                <w:sz w:val="18"/>
+                <w:sz w:val="17"/>
               </w:rPr>
               <w:t>Not shown in frozen register</w:t>
             </w:r>
@@ -3959,7 +3956,7 @@
         </w:tc>
         <w:tc>
           <w:tcPr>
-            <w:tcW w:type="dxa" w:w="1378"/>
+            <w:tcW w:type="dxa" w:w="2057"/>
             <w:vAlign w:val="center"/>
           </w:tcPr>
           <w:p>
@@ -3971,7 +3968,7 @@
               <w:rPr>
                 <w:rFonts w:ascii="Aptos" w:hAnsi="Aptos"/>
                 <w:b w:val="0"/>
-                <w:sz w:val="18"/>
+                <w:sz w:val="17"/>
               </w:rPr>
               <w:t>318 / 112</w:t>
             </w:r>
@@ -3979,7 +3976,7 @@
         </w:tc>
         <w:tc>
           <w:tcPr>
-            <w:tcW w:type="dxa" w:w="1378"/>
+            <w:tcW w:type="dxa" w:w="2057"/>
             <w:vAlign w:val="center"/>
           </w:tcPr>
           <w:p>
@@ -3991,7 +3988,7 @@
               <w:rPr>
                 <w:rFonts w:ascii="Aptos" w:hAnsi="Aptos"/>
                 <w:b w:val="0"/>
-                <w:sz w:val="18"/>
+                <w:sz w:val="17"/>
               </w:rPr>
               <w:t>Unweighted</w:t>
             </w:r>
@@ -4001,7 +3998,7 @@
       <w:tr>
         <w:tc>
           <w:tcPr>
-            <w:tcW w:type="dxa" w:w="1378"/>
+            <w:tcW w:type="dxa" w:w="2057"/>
             <w:vAlign w:val="center"/>
           </w:tcPr>
           <w:p>
@@ -4013,7 +4010,7 @@
               <w:rPr>
                 <w:rFonts w:ascii="Aptos" w:hAnsi="Aptos"/>
                 <w:b w:val="0"/>
-                <w:sz w:val="18"/>
+                <w:sz w:val="17"/>
               </w:rPr>
               <w:t>Uzbekistan</w:t>
             </w:r>
@@ -4021,7 +4018,7 @@
         </w:tc>
         <w:tc>
           <w:tcPr>
-            <w:tcW w:type="dxa" w:w="1378"/>
+            <w:tcW w:type="dxa" w:w="2057"/>
             <w:vAlign w:val="center"/>
           </w:tcPr>
           <w:p>
@@ -4033,7 +4030,7 @@
               <w:rPr>
                 <w:rFonts w:ascii="Aptos" w:hAnsi="Aptos"/>
                 <w:b w:val="0"/>
-                <w:sz w:val="18"/>
+                <w:sz w:val="17"/>
               </w:rPr>
               <w:t>UZBROAD_M2</w:t>
             </w:r>
@@ -4041,7 +4038,7 @@
         </w:tc>
         <w:tc>
           <w:tcPr>
-            <w:tcW w:type="dxa" w:w="1378"/>
+            <w:tcW w:type="dxa" w:w="2057"/>
             <w:vAlign w:val="center"/>
           </w:tcPr>
           <w:p>
@@ -4053,7 +4050,7 @@
               <w:rPr>
                 <w:rFonts w:ascii="Aptos" w:hAnsi="Aptos"/>
                 <w:b w:val="0"/>
-                <w:sz w:val="18"/>
+                <w:sz w:val="17"/>
               </w:rPr>
               <w:t>No remittance, no verified shock</w:t>
             </w:r>
@@ -4061,7 +4058,7 @@
         </w:tc>
         <w:tc>
           <w:tcPr>
-            <w:tcW w:type="dxa" w:w="1378"/>
+            <w:tcW w:type="dxa" w:w="2057"/>
             <w:vAlign w:val="center"/>
           </w:tcPr>
           <w:p>
@@ -4073,7 +4070,7 @@
               <w:rPr>
                 <w:rFonts w:ascii="Aptos" w:hAnsi="Aptos"/>
                 <w:b w:val="0"/>
-                <w:sz w:val="18"/>
+                <w:sz w:val="17"/>
               </w:rPr>
               <w:t>0.734</w:t>
             </w:r>
@@ -4081,7 +4078,7 @@
         </w:tc>
         <w:tc>
           <w:tcPr>
-            <w:tcW w:type="dxa" w:w="1378"/>
+            <w:tcW w:type="dxa" w:w="2057"/>
             <w:vAlign w:val="center"/>
           </w:tcPr>
           <w:p>
@@ -4093,7 +4090,7 @@
               <w:rPr>
                 <w:rFonts w:ascii="Aptos" w:hAnsi="Aptos"/>
                 <w:b w:val="0"/>
-                <w:sz w:val="18"/>
+                <w:sz w:val="17"/>
               </w:rPr>
               <w:t>0.677 to 0.792</w:t>
             </w:r>
@@ -4101,7 +4098,7 @@
         </w:tc>
         <w:tc>
           <w:tcPr>
-            <w:tcW w:type="dxa" w:w="1378"/>
+            <w:tcW w:type="dxa" w:w="2057"/>
             <w:vAlign w:val="center"/>
           </w:tcPr>
           <w:p>
@@ -4113,7 +4110,7 @@
               <w:rPr>
                 <w:rFonts w:ascii="Aptos" w:hAnsi="Aptos"/>
                 <w:b w:val="0"/>
-                <w:sz w:val="18"/>
+                <w:sz w:val="17"/>
               </w:rPr>
               <w:t>43,329 / 1,990</w:t>
             </w:r>
@@ -4121,7 +4118,7 @@
         </w:tc>
         <w:tc>
           <w:tcPr>
-            <w:tcW w:type="dxa" w:w="1378"/>
+            <w:tcW w:type="dxa" w:w="2057"/>
             <w:vAlign w:val="center"/>
           </w:tcPr>
           <w:p>
@@ -4133,7 +4130,7 @@
               <w:rPr>
                 <w:rFonts w:ascii="Aptos" w:hAnsi="Aptos"/>
                 <w:b w:val="0"/>
-                <w:sz w:val="18"/>
+                <w:sz w:val="17"/>
               </w:rPr>
               <w:t>Unweighted; `popw` not approved</w:t>
             </w:r>
@@ -4143,7 +4140,7 @@
       <w:tr>
         <w:tc>
           <w:tcPr>
-            <w:tcW w:type="dxa" w:w="1378"/>
+            <w:tcW w:type="dxa" w:w="2057"/>
             <w:vAlign w:val="center"/>
           </w:tcPr>
           <w:p>
@@ -4155,7 +4152,7 @@
               <w:rPr>
                 <w:rFonts w:ascii="Aptos" w:hAnsi="Aptos"/>
                 <w:b w:val="0"/>
-                <w:sz w:val="18"/>
+                <w:sz w:val="17"/>
               </w:rPr>
               <w:t>Uzbekistan</w:t>
             </w:r>
@@ -4163,7 +4160,7 @@
         </w:tc>
         <w:tc>
           <w:tcPr>
-            <w:tcW w:type="dxa" w:w="1378"/>
+            <w:tcW w:type="dxa" w:w="2057"/>
             <w:vAlign w:val="center"/>
           </w:tcPr>
           <w:p>
@@ -4175,7 +4172,7 @@
               <w:rPr>
                 <w:rFonts w:ascii="Aptos" w:hAnsi="Aptos"/>
                 <w:b w:val="0"/>
-                <w:sz w:val="18"/>
+                <w:sz w:val="17"/>
               </w:rPr>
               <w:t>UZBROAD_M2</w:t>
             </w:r>
@@ -4183,7 +4180,7 @@
         </w:tc>
         <w:tc>
           <w:tcPr>
-            <w:tcW w:type="dxa" w:w="1378"/>
+            <w:tcW w:type="dxa" w:w="2057"/>
             <w:vAlign w:val="center"/>
           </w:tcPr>
           <w:p>
@@ -4195,7 +4192,7 @@
               <w:rPr>
                 <w:rFonts w:ascii="Aptos" w:hAnsi="Aptos"/>
                 <w:b w:val="0"/>
-                <w:sz w:val="18"/>
+                <w:sz w:val="17"/>
               </w:rPr>
               <w:t>Remittance, no verified shock</w:t>
             </w:r>
@@ -4203,7 +4200,7 @@
         </w:tc>
         <w:tc>
           <w:tcPr>
-            <w:tcW w:type="dxa" w:w="1378"/>
+            <w:tcW w:type="dxa" w:w="2057"/>
             <w:vAlign w:val="center"/>
           </w:tcPr>
           <w:p>
@@ -4215,7 +4212,7 @@
               <w:rPr>
                 <w:rFonts w:ascii="Aptos" w:hAnsi="Aptos"/>
                 <w:b w:val="0"/>
-                <w:sz w:val="18"/>
+                <w:sz w:val="17"/>
               </w:rPr>
               <w:t>0.596</w:t>
             </w:r>
@@ -4223,7 +4220,7 @@
         </w:tc>
         <w:tc>
           <w:tcPr>
-            <w:tcW w:type="dxa" w:w="1378"/>
+            <w:tcW w:type="dxa" w:w="2057"/>
             <w:vAlign w:val="center"/>
           </w:tcPr>
           <w:p>
@@ -4235,7 +4232,7 @@
               <w:rPr>
                 <w:rFonts w:ascii="Aptos" w:hAnsi="Aptos"/>
                 <w:b w:val="0"/>
-                <w:sz w:val="18"/>
+                <w:sz w:val="17"/>
               </w:rPr>
               <w:t>0.499 to 0.694</w:t>
             </w:r>
@@ -4243,7 +4240,7 @@
         </w:tc>
         <w:tc>
           <w:tcPr>
-            <w:tcW w:type="dxa" w:w="1378"/>
+            <w:tcW w:type="dxa" w:w="2057"/>
             <w:vAlign w:val="center"/>
           </w:tcPr>
           <w:p>
@@ -4255,7 +4252,7 @@
               <w:rPr>
                 <w:rFonts w:ascii="Aptos" w:hAnsi="Aptos"/>
                 <w:b w:val="0"/>
-                <w:sz w:val="18"/>
+                <w:sz w:val="17"/>
               </w:rPr>
               <w:t>3,178 / 477</w:t>
             </w:r>
@@ -4263,7 +4260,7 @@
         </w:tc>
         <w:tc>
           <w:tcPr>
-            <w:tcW w:type="dxa" w:w="1378"/>
+            <w:tcW w:type="dxa" w:w="2057"/>
             <w:vAlign w:val="center"/>
           </w:tcPr>
           <w:p>
@@ -4275,7 +4272,7 @@
               <w:rPr>
                 <w:rFonts w:ascii="Aptos" w:hAnsi="Aptos"/>
                 <w:b w:val="0"/>
-                <w:sz w:val="18"/>
+                <w:sz w:val="17"/>
               </w:rPr>
               <w:t>Unweighted; `popw` not approved</w:t>
             </w:r>
@@ -4285,7 +4282,7 @@
       <w:tr>
         <w:tc>
           <w:tcPr>
-            <w:tcW w:type="dxa" w:w="1378"/>
+            <w:tcW w:type="dxa" w:w="2057"/>
             <w:vAlign w:val="center"/>
           </w:tcPr>
           <w:p>
@@ -4297,7 +4294,7 @@
               <w:rPr>
                 <w:rFonts w:ascii="Aptos" w:hAnsi="Aptos"/>
                 <w:b w:val="0"/>
-                <w:sz w:val="18"/>
+                <w:sz w:val="17"/>
               </w:rPr>
               <w:t>Uzbekistan</w:t>
             </w:r>
@@ -4305,7 +4302,7 @@
         </w:tc>
         <w:tc>
           <w:tcPr>
-            <w:tcW w:type="dxa" w:w="1378"/>
+            <w:tcW w:type="dxa" w:w="2057"/>
             <w:vAlign w:val="center"/>
           </w:tcPr>
           <w:p>
@@ -4317,7 +4314,7 @@
               <w:rPr>
                 <w:rFonts w:ascii="Aptos" w:hAnsi="Aptos"/>
                 <w:b w:val="0"/>
-                <w:sz w:val="18"/>
+                <w:sz w:val="17"/>
               </w:rPr>
               <w:t>UZBROAD_M2</w:t>
             </w:r>
@@ -4325,7 +4322,7 @@
         </w:tc>
         <w:tc>
           <w:tcPr>
-            <w:tcW w:type="dxa" w:w="1378"/>
+            <w:tcW w:type="dxa" w:w="2057"/>
             <w:vAlign w:val="center"/>
           </w:tcPr>
           <w:p>
@@ -4337,7 +4334,7 @@
               <w:rPr>
                 <w:rFonts w:ascii="Aptos" w:hAnsi="Aptos"/>
                 <w:b w:val="0"/>
-                <w:sz w:val="18"/>
+                <w:sz w:val="17"/>
               </w:rPr>
               <w:t>No remittance, verified shock</w:t>
             </w:r>
@@ -4345,7 +4342,7 @@
         </w:tc>
         <w:tc>
           <w:tcPr>
-            <w:tcW w:type="dxa" w:w="1378"/>
+            <w:tcW w:type="dxa" w:w="2057"/>
             <w:vAlign w:val="center"/>
           </w:tcPr>
           <w:p>
@@ -4357,7 +4354,7 @@
               <w:rPr>
                 <w:rFonts w:ascii="Aptos" w:hAnsi="Aptos"/>
                 <w:b w:val="0"/>
-                <w:sz w:val="18"/>
+                <w:sz w:val="17"/>
               </w:rPr>
               <w:t>1.288</w:t>
             </w:r>
@@ -4365,7 +4362,7 @@
         </w:tc>
         <w:tc>
           <w:tcPr>
-            <w:tcW w:type="dxa" w:w="1378"/>
+            <w:tcW w:type="dxa" w:w="2057"/>
             <w:vAlign w:val="center"/>
           </w:tcPr>
           <w:p>
@@ -4377,7 +4374,7 @@
               <w:rPr>
                 <w:rFonts w:ascii="Aptos" w:hAnsi="Aptos"/>
                 <w:b w:val="0"/>
-                <w:sz w:val="18"/>
+                <w:sz w:val="17"/>
               </w:rPr>
               <w:t>1.094 to 1.483</w:t>
             </w:r>
@@ -4385,7 +4382,7 @@
         </w:tc>
         <w:tc>
           <w:tcPr>
-            <w:tcW w:type="dxa" w:w="1378"/>
+            <w:tcW w:type="dxa" w:w="2057"/>
             <w:vAlign w:val="center"/>
           </w:tcPr>
           <w:p>
@@ -4397,7 +4394,7 @@
               <w:rPr>
                 <w:rFonts w:ascii="Aptos" w:hAnsi="Aptos"/>
                 <w:b w:val="0"/>
-                <w:sz w:val="18"/>
+                <w:sz w:val="17"/>
               </w:rPr>
               <w:t>586 / 407</w:t>
             </w:r>
@@ -4405,7 +4402,7 @@
         </w:tc>
         <w:tc>
           <w:tcPr>
-            <w:tcW w:type="dxa" w:w="1378"/>
+            <w:tcW w:type="dxa" w:w="2057"/>
             <w:vAlign w:val="center"/>
           </w:tcPr>
           <w:p>
@@ -4417,7 +4414,7 @@
               <w:rPr>
                 <w:rFonts w:ascii="Aptos" w:hAnsi="Aptos"/>
                 <w:b w:val="0"/>
-                <w:sz w:val="18"/>
+                <w:sz w:val="17"/>
               </w:rPr>
               <w:t>Unweighted; `popw` not approved</w:t>
             </w:r>
@@ -4427,7 +4424,7 @@
       <w:tr>
         <w:tc>
           <w:tcPr>
-            <w:tcW w:type="dxa" w:w="1378"/>
+            <w:tcW w:type="dxa" w:w="2057"/>
             <w:vAlign w:val="center"/>
           </w:tcPr>
           <w:p>
@@ -4439,7 +4436,7 @@
               <w:rPr>
                 <w:rFonts w:ascii="Aptos" w:hAnsi="Aptos"/>
                 <w:b w:val="0"/>
-                <w:sz w:val="18"/>
+                <w:sz w:val="17"/>
               </w:rPr>
               <w:t>Uzbekistan</w:t>
             </w:r>
@@ -4447,7 +4444,7 @@
         </w:tc>
         <w:tc>
           <w:tcPr>
-            <w:tcW w:type="dxa" w:w="1378"/>
+            <w:tcW w:type="dxa" w:w="2057"/>
             <w:vAlign w:val="center"/>
           </w:tcPr>
           <w:p>
@@ -4459,7 +4456,7 @@
               <w:rPr>
                 <w:rFonts w:ascii="Aptos" w:hAnsi="Aptos"/>
                 <w:b w:val="0"/>
-                <w:sz w:val="18"/>
+                <w:sz w:val="17"/>
               </w:rPr>
               <w:t>UZBROAD_M2</w:t>
             </w:r>
@@ -4467,7 +4464,7 @@
         </w:tc>
         <w:tc>
           <w:tcPr>
-            <w:tcW w:type="dxa" w:w="1378"/>
+            <w:tcW w:type="dxa" w:w="2057"/>
             <w:vAlign w:val="center"/>
           </w:tcPr>
           <w:p>
@@ -4479,7 +4476,7 @@
               <w:rPr>
                 <w:rFonts w:ascii="Aptos" w:hAnsi="Aptos"/>
                 <w:b w:val="0"/>
-                <w:sz w:val="18"/>
+                <w:sz w:val="17"/>
               </w:rPr>
               <w:t>Remittance, verified shock</w:t>
             </w:r>
@@ -4487,7 +4484,7 @@
         </w:tc>
         <w:tc>
           <w:tcPr>
-            <w:tcW w:type="dxa" w:w="1378"/>
+            <w:tcW w:type="dxa" w:w="2057"/>
             <w:vAlign w:val="center"/>
           </w:tcPr>
           <w:p>
@@ -4499,7 +4496,7 @@
               <w:rPr>
                 <w:rFonts w:ascii="Aptos" w:hAnsi="Aptos"/>
                 <w:b w:val="0"/>
-                <w:sz w:val="18"/>
+                <w:sz w:val="17"/>
               </w:rPr>
               <w:t>0.609</w:t>
             </w:r>
@@ -4507,7 +4504,7 @@
         </w:tc>
         <w:tc>
           <w:tcPr>
-            <w:tcW w:type="dxa" w:w="1378"/>
+            <w:tcW w:type="dxa" w:w="2057"/>
             <w:vAlign w:val="center"/>
           </w:tcPr>
           <w:p>
@@ -4519,7 +4516,7 @@
               <w:rPr>
                 <w:rFonts w:ascii="Aptos" w:hAnsi="Aptos"/>
                 <w:b w:val="0"/>
-                <w:sz w:val="18"/>
+                <w:sz w:val="17"/>
               </w:rPr>
               <w:t>0.133 to 1.085</w:t>
             </w:r>
@@ -4527,7 +4524,7 @@
         </w:tc>
         <w:tc>
           <w:tcPr>
-            <w:tcW w:type="dxa" w:w="1378"/>
+            <w:tcW w:type="dxa" w:w="2057"/>
             <w:vAlign w:val="center"/>
           </w:tcPr>
           <w:p>
@@ -4539,7 +4536,7 @@
               <w:rPr>
                 <w:rFonts w:ascii="Aptos" w:hAnsi="Aptos"/>
                 <w:b w:val="0"/>
-                <w:sz w:val="18"/>
+                <w:sz w:val="17"/>
               </w:rPr>
               <w:t>42 / 38</w:t>
             </w:r>
@@ -4547,7 +4544,7 @@
         </w:tc>
         <w:tc>
           <w:tcPr>
-            <w:tcW w:type="dxa" w:w="1378"/>
+            <w:tcW w:type="dxa" w:w="2057"/>
             <w:vAlign w:val="center"/>
           </w:tcPr>
           <w:p>
@@ -4559,7 +4556,7 @@
               <w:rPr>
                 <w:rFonts w:ascii="Aptos" w:hAnsi="Aptos"/>
                 <w:b w:val="0"/>
-                <w:sz w:val="18"/>
+                <w:sz w:val="17"/>
               </w:rPr>
               <w:t>Unweighted; `popw` not approved</w:t>
             </w:r>
@@ -4571,6 +4568,11 @@
       <w:pPr>
         <w:spacing w:after="40"/>
       </w:pPr>
+    </w:p>
+    <w:p>
+      <w:r>
+        <w:br w:type="page"/>
+      </w:r>
     </w:p>
     <w:p>
       <w:pPr>
@@ -4588,25 +4590,29 @@
         <w:tblStyle w:val="TableGrid"/>
         <w:tblW w:type="auto" w:w="0"/>
         <w:jc w:val="center"/>
+        <w:tblLayout w:type="fixed"/>
         <w:tblLook w:firstColumn="1" w:firstRow="1" w:lastColumn="0" w:lastRow="0" w:noHBand="0" w:noVBand="1" w:val="04A0"/>
       </w:tblPr>
       <w:tblGrid>
-        <w:gridCol w:w="877"/>
-        <w:gridCol w:w="877"/>
-        <w:gridCol w:w="877"/>
-        <w:gridCol w:w="877"/>
-        <w:gridCol w:w="877"/>
-        <w:gridCol w:w="877"/>
-        <w:gridCol w:w="877"/>
-        <w:gridCol w:w="877"/>
-        <w:gridCol w:w="877"/>
-        <w:gridCol w:w="877"/>
-        <w:gridCol w:w="877"/>
+        <w:gridCol w:w="1309"/>
+        <w:gridCol w:w="1309"/>
+        <w:gridCol w:w="1309"/>
+        <w:gridCol w:w="1309"/>
+        <w:gridCol w:w="1309"/>
+        <w:gridCol w:w="1309"/>
+        <w:gridCol w:w="1309"/>
+        <w:gridCol w:w="1309"/>
+        <w:gridCol w:w="1309"/>
+        <w:gridCol w:w="1309"/>
+        <w:gridCol w:w="1309"/>
       </w:tblGrid>
       <w:tr>
+        <w:trPr>
+          <w:tblHeader w:val="true"/>
+        </w:trPr>
         <w:tc>
           <w:tcPr>
-            <w:tcW w:type="dxa" w:w="877"/>
+            <w:tcW w:type="dxa" w:w="1309"/>
             <w:vAlign w:val="center"/>
             <w:shd w:fill="D9EAF0"/>
           </w:tcPr>
@@ -4619,7 +4625,7 @@
               <w:rPr>
                 <w:rFonts w:ascii="Aptos" w:hAnsi="Aptos"/>
                 <w:b/>
-                <w:sz w:val="18"/>
+                <w:sz w:val="15"/>
               </w:rPr>
               <w:t>Model</w:t>
             </w:r>
@@ -4627,7 +4633,7 @@
         </w:tc>
         <w:tc>
           <w:tcPr>
-            <w:tcW w:type="dxa" w:w="877"/>
+            <w:tcW w:type="dxa" w:w="1309"/>
             <w:vAlign w:val="center"/>
             <w:shd w:fill="D9EAF0"/>
           </w:tcPr>
@@ -4640,7 +4646,7 @@
               <w:rPr>
                 <w:rFonts w:ascii="Aptos" w:hAnsi="Aptos"/>
                 <w:b/>
-                <w:sz w:val="18"/>
+                <w:sz w:val="15"/>
               </w:rPr>
               <w:t>Term</w:t>
             </w:r>
@@ -4648,7 +4654,7 @@
         </w:tc>
         <w:tc>
           <w:tcPr>
-            <w:tcW w:type="dxa" w:w="877"/>
+            <w:tcW w:type="dxa" w:w="1309"/>
             <w:vAlign w:val="center"/>
             <w:shd w:fill="D9EAF0"/>
           </w:tcPr>
@@ -4661,7 +4667,7 @@
               <w:rPr>
                 <w:rFonts w:ascii="Aptos" w:hAnsi="Aptos"/>
                 <w:b/>
-                <w:sz w:val="18"/>
+                <w:sz w:val="15"/>
               </w:rPr>
               <w:t>Estimate</w:t>
             </w:r>
@@ -4669,7 +4675,7 @@
         </w:tc>
         <w:tc>
           <w:tcPr>
-            <w:tcW w:type="dxa" w:w="877"/>
+            <w:tcW w:type="dxa" w:w="1309"/>
             <w:vAlign w:val="center"/>
             <w:shd w:fill="D9EAF0"/>
           </w:tcPr>
@@ -4682,7 +4688,7 @@
               <w:rPr>
                 <w:rFonts w:ascii="Aptos" w:hAnsi="Aptos"/>
                 <w:b/>
-                <w:sz w:val="18"/>
+                <w:sz w:val="15"/>
               </w:rPr>
               <w:t>Clustered SE</w:t>
             </w:r>
@@ -4690,7 +4696,7 @@
         </w:tc>
         <w:tc>
           <w:tcPr>
-            <w:tcW w:type="dxa" w:w="877"/>
+            <w:tcW w:type="dxa" w:w="1309"/>
             <w:vAlign w:val="center"/>
             <w:shd w:fill="D9EAF0"/>
           </w:tcPr>
@@ -4703,7 +4709,7 @@
               <w:rPr>
                 <w:rFonts w:ascii="Aptos" w:hAnsi="Aptos"/>
                 <w:b/>
-                <w:sz w:val="18"/>
+                <w:sz w:val="15"/>
               </w:rPr>
               <w:t>95% CI</w:t>
             </w:r>
@@ -4711,7 +4717,7 @@
         </w:tc>
         <w:tc>
           <w:tcPr>
-            <w:tcW w:type="dxa" w:w="877"/>
+            <w:tcW w:type="dxa" w:w="1309"/>
             <w:vAlign w:val="center"/>
             <w:shd w:fill="D9EAF0"/>
           </w:tcPr>
@@ -4724,7 +4730,7 @@
               <w:rPr>
                 <w:rFonts w:ascii="Aptos" w:hAnsi="Aptos"/>
                 <w:b/>
-                <w:sz w:val="18"/>
+                <w:sz w:val="15"/>
               </w:rPr>
               <w:t>p-value</w:t>
             </w:r>
@@ -4732,7 +4738,7 @@
         </w:tc>
         <w:tc>
           <w:tcPr>
-            <w:tcW w:type="dxa" w:w="877"/>
+            <w:tcW w:type="dxa" w:w="1309"/>
             <w:vAlign w:val="center"/>
             <w:shd w:fill="D9EAF0"/>
           </w:tcPr>
@@ -4745,7 +4751,7 @@
               <w:rPr>
                 <w:rFonts w:ascii="Aptos" w:hAnsi="Aptos"/>
                 <w:b/>
-                <w:sz w:val="18"/>
+                <w:sz w:val="15"/>
               </w:rPr>
               <w:t>Observations</w:t>
             </w:r>
@@ -4753,7 +4759,7 @@
         </w:tc>
         <w:tc>
           <w:tcPr>
-            <w:tcW w:type="dxa" w:w="877"/>
+            <w:tcW w:type="dxa" w:w="1309"/>
             <w:vAlign w:val="center"/>
             <w:shd w:fill="D9EAF0"/>
           </w:tcPr>
@@ -4766,7 +4772,7 @@
               <w:rPr>
                 <w:rFonts w:ascii="Aptos" w:hAnsi="Aptos"/>
                 <w:b/>
-                <w:sz w:val="18"/>
+                <w:sz w:val="15"/>
               </w:rPr>
               <w:t>Household clusters</w:t>
             </w:r>
@@ -4774,7 +4780,7 @@
         </w:tc>
         <w:tc>
           <w:tcPr>
-            <w:tcW w:type="dxa" w:w="877"/>
+            <w:tcW w:type="dxa" w:w="1309"/>
             <w:vAlign w:val="center"/>
             <w:shd w:fill="D9EAF0"/>
           </w:tcPr>
@@ -4787,7 +4793,7 @@
               <w:rPr>
                 <w:rFonts w:ascii="Aptos" w:hAnsi="Aptos"/>
                 <w:b/>
-                <w:sz w:val="18"/>
+                <w:sz w:val="15"/>
               </w:rPr>
               <w:t>Control set</w:t>
             </w:r>
@@ -4795,7 +4801,7 @@
         </w:tc>
         <w:tc>
           <w:tcPr>
-            <w:tcW w:type="dxa" w:w="877"/>
+            <w:tcW w:type="dxa" w:w="1309"/>
             <w:vAlign w:val="center"/>
             <w:shd w:fill="D9EAF0"/>
           </w:tcPr>
@@ -4808,7 +4814,7 @@
               <w:rPr>
                 <w:rFonts w:ascii="Aptos" w:hAnsi="Aptos"/>
                 <w:b/>
-                <w:sz w:val="18"/>
+                <w:sz w:val="15"/>
               </w:rPr>
               <w:t>Fixed effects</w:t>
             </w:r>
@@ -4816,7 +4822,7 @@
         </w:tc>
         <w:tc>
           <w:tcPr>
-            <w:tcW w:type="dxa" w:w="877"/>
+            <w:tcW w:type="dxa" w:w="1309"/>
             <w:vAlign w:val="center"/>
             <w:shd w:fill="D9EAF0"/>
           </w:tcPr>
@@ -4829,7 +4835,7 @@
               <w:rPr>
                 <w:rFonts w:ascii="Aptos" w:hAnsi="Aptos"/>
                 <w:b/>
-                <w:sz w:val="18"/>
+                <w:sz w:val="15"/>
               </w:rPr>
               <w:t>Weighting</w:t>
             </w:r>
@@ -4839,7 +4845,7 @@
       <w:tr>
         <w:tc>
           <w:tcPr>
-            <w:tcW w:type="dxa" w:w="877"/>
+            <w:tcW w:type="dxa" w:w="1309"/>
             <w:vAlign w:val="center"/>
           </w:tcPr>
           <w:p>
@@ -4851,7 +4857,7 @@
               <w:rPr>
                 <w:rFonts w:ascii="Aptos" w:hAnsi="Aptos"/>
                 <w:b w:val="0"/>
-                <w:sz w:val="18"/>
+                <w:sz w:val="15"/>
               </w:rPr>
               <w:t>KG_M2</w:t>
             </w:r>
@@ -4859,7 +4865,7 @@
         </w:tc>
         <w:tc>
           <w:tcPr>
-            <w:tcW w:type="dxa" w:w="877"/>
+            <w:tcW w:type="dxa" w:w="1309"/>
             <w:vAlign w:val="center"/>
           </w:tcPr>
           <w:p>
@@ -4871,7 +4877,7 @@
               <w:rPr>
                 <w:rFonts w:ascii="Aptos" w:hAnsi="Aptos"/>
                 <w:b w:val="0"/>
-                <w:sz w:val="18"/>
+                <w:sz w:val="15"/>
               </w:rPr>
               <w:t>Remittance x shock interaction</w:t>
             </w:r>
@@ -4879,7 +4885,7 @@
         </w:tc>
         <w:tc>
           <w:tcPr>
-            <w:tcW w:type="dxa" w:w="877"/>
+            <w:tcW w:type="dxa" w:w="1309"/>
             <w:vAlign w:val="center"/>
           </w:tcPr>
           <w:p>
@@ -4891,7 +4897,7 @@
               <w:rPr>
                 <w:rFonts w:ascii="Aptos" w:hAnsi="Aptos"/>
                 <w:b w:val="0"/>
-                <w:sz w:val="18"/>
+                <w:sz w:val="15"/>
               </w:rPr>
               <w:t>-0.2140</w:t>
             </w:r>
@@ -4899,7 +4905,7 @@
         </w:tc>
         <w:tc>
           <w:tcPr>
-            <w:tcW w:type="dxa" w:w="877"/>
+            <w:tcW w:type="dxa" w:w="1309"/>
             <w:vAlign w:val="center"/>
           </w:tcPr>
           <w:p>
@@ -4911,7 +4917,7 @@
               <w:rPr>
                 <w:rFonts w:ascii="Aptos" w:hAnsi="Aptos"/>
                 <w:b w:val="0"/>
-                <w:sz w:val="18"/>
+                <w:sz w:val="15"/>
               </w:rPr>
               <w:t>0.2250</w:t>
             </w:r>
@@ -4919,7 +4925,7 @@
         </w:tc>
         <w:tc>
           <w:tcPr>
-            <w:tcW w:type="dxa" w:w="877"/>
+            <w:tcW w:type="dxa" w:w="1309"/>
             <w:vAlign w:val="center"/>
           </w:tcPr>
           <w:p>
@@ -4931,7 +4937,7 @@
               <w:rPr>
                 <w:rFonts w:ascii="Aptos" w:hAnsi="Aptos"/>
                 <w:b w:val="0"/>
-                <w:sz w:val="18"/>
+                <w:sz w:val="15"/>
               </w:rPr>
               <w:t>-0.6549 to 0.2269</w:t>
             </w:r>
@@ -4939,7 +4945,7 @@
         </w:tc>
         <w:tc>
           <w:tcPr>
-            <w:tcW w:type="dxa" w:w="877"/>
+            <w:tcW w:type="dxa" w:w="1309"/>
             <w:vAlign w:val="center"/>
           </w:tcPr>
           <w:p>
@@ -4951,7 +4957,7 @@
               <w:rPr>
                 <w:rFonts w:ascii="Aptos" w:hAnsi="Aptos"/>
                 <w:b w:val="0"/>
-                <w:sz w:val="18"/>
+                <w:sz w:val="15"/>
               </w:rPr>
               <w:t>0.3415</w:t>
             </w:r>
@@ -4959,7 +4965,7 @@
         </w:tc>
         <w:tc>
           <w:tcPr>
-            <w:tcW w:type="dxa" w:w="877"/>
+            <w:tcW w:type="dxa" w:w="1309"/>
             <w:vAlign w:val="center"/>
           </w:tcPr>
           <w:p>
@@ -4971,7 +4977,7 @@
               <w:rPr>
                 <w:rFonts w:ascii="Aptos" w:hAnsi="Aptos"/>
                 <w:b w:val="0"/>
-                <w:sz w:val="18"/>
+                <w:sz w:val="15"/>
               </w:rPr>
               <w:t>6,297</w:t>
             </w:r>
@@ -4979,7 +4985,7 @@
         </w:tc>
         <w:tc>
           <w:tcPr>
-            <w:tcW w:type="dxa" w:w="877"/>
+            <w:tcW w:type="dxa" w:w="1309"/>
             <w:vAlign w:val="center"/>
           </w:tcPr>
           <w:p>
@@ -4991,7 +4997,7 @@
               <w:rPr>
                 <w:rFonts w:ascii="Aptos" w:hAnsi="Aptos"/>
                 <w:b w:val="0"/>
-                <w:sz w:val="18"/>
+                <w:sz w:val="15"/>
               </w:rPr>
               <w:t>2,215</w:t>
             </w:r>
@@ -4999,7 +5005,7 @@
         </w:tc>
         <w:tc>
           <w:tcPr>
-            <w:tcW w:type="dxa" w:w="877"/>
+            <w:tcW w:type="dxa" w:w="1309"/>
             <w:vAlign w:val="center"/>
           </w:tcPr>
           <w:p>
@@ -5011,7 +5017,7 @@
               <w:rPr>
                 <w:rFonts w:ascii="Aptos" w:hAnsi="Aptos"/>
                 <w:b w:val="0"/>
-                <w:sz w:val="18"/>
+                <w:sz w:val="15"/>
               </w:rPr>
               <w:t>Preferred adjusted controls</w:t>
             </w:r>
@@ -5019,7 +5025,7 @@
         </w:tc>
         <w:tc>
           <w:tcPr>
-            <w:tcW w:type="dxa" w:w="877"/>
+            <w:tcW w:type="dxa" w:w="1309"/>
             <w:vAlign w:val="center"/>
           </w:tcPr>
           <w:p>
@@ -5031,7 +5037,7 @@
               <w:rPr>
                 <w:rFonts w:ascii="Aptos" w:hAnsi="Aptos"/>
                 <w:b w:val="0"/>
-                <w:sz w:val="18"/>
+                <w:sz w:val="15"/>
               </w:rPr>
               <w:t>Region/residence</w:t>
             </w:r>
@@ -5039,7 +5045,7 @@
         </w:tc>
         <w:tc>
           <w:tcPr>
-            <w:tcW w:type="dxa" w:w="877"/>
+            <w:tcW w:type="dxa" w:w="1309"/>
             <w:vAlign w:val="center"/>
           </w:tcPr>
           <w:p>
@@ -5051,7 +5057,7 @@
               <w:rPr>
                 <w:rFonts w:ascii="Aptos" w:hAnsi="Aptos"/>
                 <w:b w:val="0"/>
-                <w:sz w:val="18"/>
+                <w:sz w:val="15"/>
               </w:rPr>
               <w:t>Unweighted</w:t>
             </w:r>
@@ -5063,6 +5069,11 @@
       <w:pPr>
         <w:spacing w:after="40"/>
       </w:pPr>
+    </w:p>
+    <w:p>
+      <w:r>
+        <w:br w:type="page"/>
+      </w:r>
     </w:p>
     <w:p>
       <w:pPr>
@@ -5080,25 +5091,29 @@
         <w:tblStyle w:val="TableGrid"/>
         <w:tblW w:type="auto" w:w="0"/>
         <w:jc w:val="center"/>
+        <w:tblLayout w:type="fixed"/>
         <w:tblLook w:firstColumn="1" w:firstRow="1" w:lastColumn="0" w:lastRow="0" w:noHBand="0" w:noVBand="1" w:val="04A0"/>
       </w:tblPr>
       <w:tblGrid>
-        <w:gridCol w:w="877"/>
-        <w:gridCol w:w="877"/>
-        <w:gridCol w:w="877"/>
-        <w:gridCol w:w="877"/>
-        <w:gridCol w:w="877"/>
-        <w:gridCol w:w="877"/>
-        <w:gridCol w:w="877"/>
-        <w:gridCol w:w="877"/>
-        <w:gridCol w:w="877"/>
-        <w:gridCol w:w="877"/>
-        <w:gridCol w:w="877"/>
+        <w:gridCol w:w="1309"/>
+        <w:gridCol w:w="1309"/>
+        <w:gridCol w:w="1309"/>
+        <w:gridCol w:w="1309"/>
+        <w:gridCol w:w="1309"/>
+        <w:gridCol w:w="1309"/>
+        <w:gridCol w:w="1309"/>
+        <w:gridCol w:w="1309"/>
+        <w:gridCol w:w="1309"/>
+        <w:gridCol w:w="1309"/>
+        <w:gridCol w:w="1309"/>
       </w:tblGrid>
       <w:tr>
+        <w:trPr>
+          <w:tblHeader w:val="true"/>
+        </w:trPr>
         <w:tc>
           <w:tcPr>
-            <w:tcW w:type="dxa" w:w="877"/>
+            <w:tcW w:type="dxa" w:w="1309"/>
             <w:vAlign w:val="center"/>
             <w:shd w:fill="D9EAF0"/>
           </w:tcPr>
@@ -5111,7 +5126,7 @@
               <w:rPr>
                 <w:rFonts w:ascii="Aptos" w:hAnsi="Aptos"/>
                 <w:b/>
-                <w:sz w:val="18"/>
+                <w:sz w:val="15"/>
               </w:rPr>
               <w:t>Model</w:t>
             </w:r>
@@ -5119,7 +5134,7 @@
         </w:tc>
         <w:tc>
           <w:tcPr>
-            <w:tcW w:type="dxa" w:w="877"/>
+            <w:tcW w:type="dxa" w:w="1309"/>
             <w:vAlign w:val="center"/>
             <w:shd w:fill="D9EAF0"/>
           </w:tcPr>
@@ -5132,7 +5147,7 @@
               <w:rPr>
                 <w:rFonts w:ascii="Aptos" w:hAnsi="Aptos"/>
                 <w:b/>
-                <w:sz w:val="18"/>
+                <w:sz w:val="15"/>
               </w:rPr>
               <w:t>Term</w:t>
             </w:r>
@@ -5140,7 +5155,7 @@
         </w:tc>
         <w:tc>
           <w:tcPr>
-            <w:tcW w:type="dxa" w:w="877"/>
+            <w:tcW w:type="dxa" w:w="1309"/>
             <w:vAlign w:val="center"/>
             <w:shd w:fill="D9EAF0"/>
           </w:tcPr>
@@ -5153,7 +5168,7 @@
               <w:rPr>
                 <w:rFonts w:ascii="Aptos" w:hAnsi="Aptos"/>
                 <w:b/>
-                <w:sz w:val="18"/>
+                <w:sz w:val="15"/>
               </w:rPr>
               <w:t>Estimate</w:t>
             </w:r>
@@ -5161,7 +5176,7 @@
         </w:tc>
         <w:tc>
           <w:tcPr>
-            <w:tcW w:type="dxa" w:w="877"/>
+            <w:tcW w:type="dxa" w:w="1309"/>
             <w:vAlign w:val="center"/>
             <w:shd w:fill="D9EAF0"/>
           </w:tcPr>
@@ -5174,7 +5189,7 @@
               <w:rPr>
                 <w:rFonts w:ascii="Aptos" w:hAnsi="Aptos"/>
                 <w:b/>
-                <w:sz w:val="18"/>
+                <w:sz w:val="15"/>
               </w:rPr>
               <w:t>Clustered SE</w:t>
             </w:r>
@@ -5182,7 +5197,7 @@
         </w:tc>
         <w:tc>
           <w:tcPr>
-            <w:tcW w:type="dxa" w:w="877"/>
+            <w:tcW w:type="dxa" w:w="1309"/>
             <w:vAlign w:val="center"/>
             <w:shd w:fill="D9EAF0"/>
           </w:tcPr>
@@ -5195,7 +5210,7 @@
               <w:rPr>
                 <w:rFonts w:ascii="Aptos" w:hAnsi="Aptos"/>
                 <w:b/>
-                <w:sz w:val="18"/>
+                <w:sz w:val="15"/>
               </w:rPr>
               <w:t>95% CI</w:t>
             </w:r>
@@ -5203,7 +5218,7 @@
         </w:tc>
         <w:tc>
           <w:tcPr>
-            <w:tcW w:type="dxa" w:w="877"/>
+            <w:tcW w:type="dxa" w:w="1309"/>
             <w:vAlign w:val="center"/>
             <w:shd w:fill="D9EAF0"/>
           </w:tcPr>
@@ -5216,7 +5231,7 @@
               <w:rPr>
                 <w:rFonts w:ascii="Aptos" w:hAnsi="Aptos"/>
                 <w:b/>
-                <w:sz w:val="18"/>
+                <w:sz w:val="15"/>
               </w:rPr>
               <w:t>p-value</w:t>
             </w:r>
@@ -5224,7 +5239,7 @@
         </w:tc>
         <w:tc>
           <w:tcPr>
-            <w:tcW w:type="dxa" w:w="877"/>
+            <w:tcW w:type="dxa" w:w="1309"/>
             <w:vAlign w:val="center"/>
             <w:shd w:fill="D9EAF0"/>
           </w:tcPr>
@@ -5237,7 +5252,7 @@
               <w:rPr>
                 <w:rFonts w:ascii="Aptos" w:hAnsi="Aptos"/>
                 <w:b/>
-                <w:sz w:val="18"/>
+                <w:sz w:val="15"/>
               </w:rPr>
               <w:t>Observations</w:t>
             </w:r>
@@ -5245,7 +5260,7 @@
         </w:tc>
         <w:tc>
           <w:tcPr>
-            <w:tcW w:type="dxa" w:w="877"/>
+            <w:tcW w:type="dxa" w:w="1309"/>
             <w:vAlign w:val="center"/>
             <w:shd w:fill="D9EAF0"/>
           </w:tcPr>
@@ -5258,7 +5273,7 @@
               <w:rPr>
                 <w:rFonts w:ascii="Aptos" w:hAnsi="Aptos"/>
                 <w:b/>
-                <w:sz w:val="18"/>
+                <w:sz w:val="15"/>
               </w:rPr>
               <w:t>Household clusters</w:t>
             </w:r>
@@ -5266,7 +5281,7 @@
         </w:tc>
         <w:tc>
           <w:tcPr>
-            <w:tcW w:type="dxa" w:w="877"/>
+            <w:tcW w:type="dxa" w:w="1309"/>
             <w:vAlign w:val="center"/>
             <w:shd w:fill="D9EAF0"/>
           </w:tcPr>
@@ -5279,7 +5294,7 @@
               <w:rPr>
                 <w:rFonts w:ascii="Aptos" w:hAnsi="Aptos"/>
                 <w:b/>
-                <w:sz w:val="18"/>
+                <w:sz w:val="15"/>
               </w:rPr>
               <w:t>Control set</w:t>
             </w:r>
@@ -5287,7 +5302,7 @@
         </w:tc>
         <w:tc>
           <w:tcPr>
-            <w:tcW w:type="dxa" w:w="877"/>
+            <w:tcW w:type="dxa" w:w="1309"/>
             <w:vAlign w:val="center"/>
             <w:shd w:fill="D9EAF0"/>
           </w:tcPr>
@@ -5300,7 +5315,7 @@
               <w:rPr>
                 <w:rFonts w:ascii="Aptos" w:hAnsi="Aptos"/>
                 <w:b/>
-                <w:sz w:val="18"/>
+                <w:sz w:val="15"/>
               </w:rPr>
               <w:t>Fixed effects</w:t>
             </w:r>
@@ -5308,7 +5323,7 @@
         </w:tc>
         <w:tc>
           <w:tcPr>
-            <w:tcW w:type="dxa" w:w="877"/>
+            <w:tcW w:type="dxa" w:w="1309"/>
             <w:vAlign w:val="center"/>
             <w:shd w:fill="D9EAF0"/>
           </w:tcPr>
@@ -5321,7 +5336,7 @@
               <w:rPr>
                 <w:rFonts w:ascii="Aptos" w:hAnsi="Aptos"/>
                 <w:b/>
-                <w:sz w:val="18"/>
+                <w:sz w:val="15"/>
               </w:rPr>
               <w:t>Weighting</w:t>
             </w:r>
@@ -5331,7 +5346,7 @@
       <w:tr>
         <w:tc>
           <w:tcPr>
-            <w:tcW w:type="dxa" w:w="877"/>
+            <w:tcW w:type="dxa" w:w="1309"/>
             <w:vAlign w:val="center"/>
           </w:tcPr>
           <w:p>
@@ -5343,7 +5358,7 @@
               <w:rPr>
                 <w:rFonts w:ascii="Aptos" w:hAnsi="Aptos"/>
                 <w:b w:val="0"/>
-                <w:sz w:val="18"/>
+                <w:sz w:val="15"/>
               </w:rPr>
               <w:t>UZBROAD_M2</w:t>
             </w:r>
@@ -5351,7 +5366,7 @@
         </w:tc>
         <w:tc>
           <w:tcPr>
-            <w:tcW w:type="dxa" w:w="877"/>
+            <w:tcW w:type="dxa" w:w="1309"/>
             <w:vAlign w:val="center"/>
           </w:tcPr>
           <w:p>
@@ -5363,7 +5378,7 @@
               <w:rPr>
                 <w:rFonts w:ascii="Aptos" w:hAnsi="Aptos"/>
                 <w:b w:val="0"/>
-                <w:sz w:val="18"/>
+                <w:sz w:val="15"/>
               </w:rPr>
               <w:t>Remittance x verified-shock interaction</w:t>
             </w:r>
@@ -5371,7 +5386,7 @@
         </w:tc>
         <w:tc>
           <w:tcPr>
-            <w:tcW w:type="dxa" w:w="877"/>
+            <w:tcW w:type="dxa" w:w="1309"/>
             <w:vAlign w:val="center"/>
           </w:tcPr>
           <w:p>
@@ -5383,7 +5398,7 @@
               <w:rPr>
                 <w:rFonts w:ascii="Aptos" w:hAnsi="Aptos"/>
                 <w:b w:val="0"/>
-                <w:sz w:val="18"/>
+                <w:sz w:val="15"/>
               </w:rPr>
               <w:t>-0.5406</w:t>
             </w:r>
@@ -5391,7 +5406,7 @@
         </w:tc>
         <w:tc>
           <w:tcPr>
-            <w:tcW w:type="dxa" w:w="877"/>
+            <w:tcW w:type="dxa" w:w="1309"/>
             <w:vAlign w:val="center"/>
           </w:tcPr>
           <w:p>
@@ -5403,7 +5418,7 @@
               <w:rPr>
                 <w:rFonts w:ascii="Aptos" w:hAnsi="Aptos"/>
                 <w:b w:val="0"/>
-                <w:sz w:val="18"/>
+                <w:sz w:val="15"/>
               </w:rPr>
               <w:t>0.2555</w:t>
             </w:r>
@@ -5411,7 +5426,7 @@
         </w:tc>
         <w:tc>
           <w:tcPr>
-            <w:tcW w:type="dxa" w:w="877"/>
+            <w:tcW w:type="dxa" w:w="1309"/>
             <w:vAlign w:val="center"/>
           </w:tcPr>
           <w:p>
@@ -5423,7 +5438,7 @@
               <w:rPr>
                 <w:rFonts w:ascii="Aptos" w:hAnsi="Aptos"/>
                 <w:b w:val="0"/>
-                <w:sz w:val="18"/>
+                <w:sz w:val="15"/>
               </w:rPr>
               <w:t>-1.0415 to -0.0398</w:t>
             </w:r>
@@ -5431,7 +5446,7 @@
         </w:tc>
         <w:tc>
           <w:tcPr>
-            <w:tcW w:type="dxa" w:w="877"/>
+            <w:tcW w:type="dxa" w:w="1309"/>
             <w:vAlign w:val="center"/>
           </w:tcPr>
           <w:p>
@@ -5443,7 +5458,7 @@
               <w:rPr>
                 <w:rFonts w:ascii="Aptos" w:hAnsi="Aptos"/>
                 <w:b w:val="0"/>
-                <w:sz w:val="18"/>
+                <w:sz w:val="15"/>
               </w:rPr>
               <w:t>0.03437</w:t>
             </w:r>
@@ -5451,7 +5466,7 @@
         </w:tc>
         <w:tc>
           <w:tcPr>
-            <w:tcW w:type="dxa" w:w="877"/>
+            <w:tcW w:type="dxa" w:w="1309"/>
             <w:vAlign w:val="center"/>
           </w:tcPr>
           <w:p>
@@ -5463,7 +5478,7 @@
               <w:rPr>
                 <w:rFonts w:ascii="Aptos" w:hAnsi="Aptos"/>
                 <w:b w:val="0"/>
-                <w:sz w:val="18"/>
+                <w:sz w:val="15"/>
               </w:rPr>
               <w:t>47,135</w:t>
             </w:r>
@@ -5471,7 +5486,7 @@
         </w:tc>
         <w:tc>
           <w:tcPr>
-            <w:tcW w:type="dxa" w:w="877"/>
+            <w:tcW w:type="dxa" w:w="1309"/>
             <w:vAlign w:val="center"/>
           </w:tcPr>
           <w:p>
@@ -5483,7 +5498,7 @@
               <w:rPr>
                 <w:rFonts w:ascii="Aptos" w:hAnsi="Aptos"/>
                 <w:b w:val="0"/>
-                <w:sz w:val="18"/>
+                <w:sz w:val="15"/>
               </w:rPr>
               <w:t>2,000</w:t>
             </w:r>
@@ -5491,7 +5506,7 @@
         </w:tc>
         <w:tc>
           <w:tcPr>
-            <w:tcW w:type="dxa" w:w="877"/>
+            <w:tcW w:type="dxa" w:w="1309"/>
             <w:vAlign w:val="center"/>
           </w:tcPr>
           <w:p>
@@ -5503,7 +5518,7 @@
               <w:rPr>
                 <w:rFonts w:ascii="Aptos" w:hAnsi="Aptos"/>
                 <w:b w:val="0"/>
-                <w:sz w:val="18"/>
+                <w:sz w:val="15"/>
               </w:rPr>
               <w:t>Verified household-composition controls</w:t>
             </w:r>
@@ -5511,7 +5526,7 @@
         </w:tc>
         <w:tc>
           <w:tcPr>
-            <w:tcW w:type="dxa" w:w="877"/>
+            <w:tcW w:type="dxa" w:w="1309"/>
             <w:vAlign w:val="center"/>
           </w:tcPr>
           <w:p>
@@ -5523,7 +5538,7 @@
               <w:rPr>
                 <w:rFonts w:ascii="Aptos" w:hAnsi="Aptos"/>
                 <w:b w:val="0"/>
-                <w:sz w:val="18"/>
+                <w:sz w:val="15"/>
               </w:rPr>
               <w:t>Round</w:t>
             </w:r>
@@ -5531,7 +5546,7 @@
         </w:tc>
         <w:tc>
           <w:tcPr>
-            <w:tcW w:type="dxa" w:w="877"/>
+            <w:tcW w:type="dxa" w:w="1309"/>
             <w:vAlign w:val="center"/>
           </w:tcPr>
           <w:p>
@@ -5543,7 +5558,7 @@
               <w:rPr>
                 <w:rFonts w:ascii="Aptos" w:hAnsi="Aptos"/>
                 <w:b w:val="0"/>
-                <w:sz w:val="18"/>
+                <w:sz w:val="15"/>
               </w:rPr>
               <w:t>Unweighted; `popw` not approved</w:t>
             </w:r>
@@ -5553,7 +5568,7 @@
       <w:tr>
         <w:tc>
           <w:tcPr>
-            <w:tcW w:type="dxa" w:w="877"/>
+            <w:tcW w:type="dxa" w:w="1309"/>
             <w:vAlign w:val="center"/>
           </w:tcPr>
           <w:p>
@@ -5565,7 +5580,7 @@
               <w:rPr>
                 <w:rFonts w:ascii="Aptos" w:hAnsi="Aptos"/>
                 <w:b w:val="0"/>
-                <w:sz w:val="18"/>
+                <w:sz w:val="15"/>
               </w:rPr>
               <w:t>UZBROAD_FE_HH</w:t>
             </w:r>
@@ -5573,7 +5588,7 @@
         </w:tc>
         <w:tc>
           <w:tcPr>
-            <w:tcW w:type="dxa" w:w="877"/>
+            <w:tcW w:type="dxa" w:w="1309"/>
             <w:vAlign w:val="center"/>
           </w:tcPr>
           <w:p>
@@ -5585,7 +5600,7 @@
               <w:rPr>
                 <w:rFonts w:ascii="Aptos" w:hAnsi="Aptos"/>
                 <w:b w:val="0"/>
-                <w:sz w:val="18"/>
+                <w:sz w:val="15"/>
               </w:rPr>
               <w:t>Remittance x verified-shock interaction</w:t>
             </w:r>
@@ -5593,7 +5608,7 @@
         </w:tc>
         <w:tc>
           <w:tcPr>
-            <w:tcW w:type="dxa" w:w="877"/>
+            <w:tcW w:type="dxa" w:w="1309"/>
             <w:vAlign w:val="center"/>
           </w:tcPr>
           <w:p>
@@ -5605,7 +5620,7 @@
               <w:rPr>
                 <w:rFonts w:ascii="Aptos" w:hAnsi="Aptos"/>
                 <w:b w:val="0"/>
-                <w:sz w:val="18"/>
+                <w:sz w:val="15"/>
               </w:rPr>
               <w:t>-0.1771</w:t>
             </w:r>
@@ -5613,7 +5628,7 @@
         </w:tc>
         <w:tc>
           <w:tcPr>
-            <w:tcW w:type="dxa" w:w="877"/>
+            <w:tcW w:type="dxa" w:w="1309"/>
             <w:vAlign w:val="center"/>
           </w:tcPr>
           <w:p>
@@ -5625,7 +5640,7 @@
               <w:rPr>
                 <w:rFonts w:ascii="Aptos" w:hAnsi="Aptos"/>
                 <w:b w:val="0"/>
-                <w:sz w:val="18"/>
+                <w:sz w:val="15"/>
               </w:rPr>
               <w:t>0.1910</w:t>
             </w:r>
@@ -5633,7 +5648,7 @@
         </w:tc>
         <w:tc>
           <w:tcPr>
-            <w:tcW w:type="dxa" w:w="877"/>
+            <w:tcW w:type="dxa" w:w="1309"/>
             <w:vAlign w:val="center"/>
           </w:tcPr>
           <w:p>
@@ -5645,7 +5660,7 @@
               <w:rPr>
                 <w:rFonts w:ascii="Aptos" w:hAnsi="Aptos"/>
                 <w:b w:val="0"/>
-                <w:sz w:val="18"/>
+                <w:sz w:val="15"/>
               </w:rPr>
               <w:t>-0.5515 to 0.1973</w:t>
             </w:r>
@@ -5653,7 +5668,7 @@
         </w:tc>
         <w:tc>
           <w:tcPr>
-            <w:tcW w:type="dxa" w:w="877"/>
+            <w:tcW w:type="dxa" w:w="1309"/>
             <w:vAlign w:val="center"/>
           </w:tcPr>
           <w:p>
@@ -5665,7 +5680,7 @@
               <w:rPr>
                 <w:rFonts w:ascii="Aptos" w:hAnsi="Aptos"/>
                 <w:b w:val="0"/>
-                <w:sz w:val="18"/>
+                <w:sz w:val="15"/>
               </w:rPr>
               <w:t>0.3539</w:t>
             </w:r>
@@ -5673,7 +5688,7 @@
         </w:tc>
         <w:tc>
           <w:tcPr>
-            <w:tcW w:type="dxa" w:w="877"/>
+            <w:tcW w:type="dxa" w:w="1309"/>
             <w:vAlign w:val="center"/>
           </w:tcPr>
           <w:p>
@@ -5685,7 +5700,7 @@
               <w:rPr>
                 <w:rFonts w:ascii="Aptos" w:hAnsi="Aptos"/>
                 <w:b w:val="0"/>
-                <w:sz w:val="18"/>
+                <w:sz w:val="15"/>
               </w:rPr>
               <w:t>47,135</w:t>
             </w:r>
@@ -5693,7 +5708,7 @@
         </w:tc>
         <w:tc>
           <w:tcPr>
-            <w:tcW w:type="dxa" w:w="877"/>
+            <w:tcW w:type="dxa" w:w="1309"/>
             <w:vAlign w:val="center"/>
           </w:tcPr>
           <w:p>
@@ -5705,7 +5720,7 @@
               <w:rPr>
                 <w:rFonts w:ascii="Aptos" w:hAnsi="Aptos"/>
                 <w:b w:val="0"/>
-                <w:sz w:val="18"/>
+                <w:sz w:val="15"/>
               </w:rPr>
               <w:t>2,000</w:t>
             </w:r>
@@ -5713,7 +5728,7 @@
         </w:tc>
         <w:tc>
           <w:tcPr>
-            <w:tcW w:type="dxa" w:w="877"/>
+            <w:tcW w:type="dxa" w:w="1309"/>
             <w:vAlign w:val="center"/>
           </w:tcPr>
           <w:p>
@@ -5725,7 +5740,7 @@
               <w:rPr>
                 <w:rFonts w:ascii="Aptos" w:hAnsi="Aptos"/>
                 <w:b w:val="0"/>
-                <w:sz w:val="18"/>
+                <w:sz w:val="15"/>
               </w:rPr>
               <w:t>Within-household specification</w:t>
             </w:r>
@@ -5733,7 +5748,7 @@
         </w:tc>
         <w:tc>
           <w:tcPr>
-            <w:tcW w:type="dxa" w:w="877"/>
+            <w:tcW w:type="dxa" w:w="1309"/>
             <w:vAlign w:val="center"/>
           </w:tcPr>
           <w:p>
@@ -5745,7 +5760,7 @@
               <w:rPr>
                 <w:rFonts w:ascii="Aptos" w:hAnsi="Aptos"/>
                 <w:b w:val="0"/>
-                <w:sz w:val="18"/>
+                <w:sz w:val="15"/>
               </w:rPr>
               <w:t>Household and round</w:t>
             </w:r>
@@ -5753,7 +5768,7 @@
         </w:tc>
         <w:tc>
           <w:tcPr>
-            <w:tcW w:type="dxa" w:w="877"/>
+            <w:tcW w:type="dxa" w:w="1309"/>
             <w:vAlign w:val="center"/>
           </w:tcPr>
           <w:p>
@@ -5765,7 +5780,7 @@
               <w:rPr>
                 <w:rFonts w:ascii="Aptos" w:hAnsi="Aptos"/>
                 <w:b w:val="0"/>
-                <w:sz w:val="18"/>
+                <w:sz w:val="15"/>
               </w:rPr>
               <w:t>Unweighted; `popw` not approved</w:t>
             </w:r>
@@ -5777,6 +5792,11 @@
       <w:pPr>
         <w:spacing w:after="40"/>
       </w:pPr>
+    </w:p>
+    <w:p>
+      <w:r>
+        <w:br w:type="page"/>
+      </w:r>
     </w:p>
     <w:p>
       <w:pPr>
@@ -5794,20 +5814,24 @@
         <w:tblStyle w:val="TableGrid"/>
         <w:tblW w:type="auto" w:w="0"/>
         <w:jc w:val="center"/>
+        <w:tblLayout w:type="fixed"/>
         <w:tblLook w:firstColumn="1" w:firstRow="1" w:lastColumn="0" w:lastRow="0" w:noHBand="0" w:noVBand="1" w:val="04A0"/>
       </w:tblPr>
       <w:tblGrid>
-        <w:gridCol w:w="1608"/>
-        <w:gridCol w:w="1608"/>
-        <w:gridCol w:w="1608"/>
-        <w:gridCol w:w="1608"/>
-        <w:gridCol w:w="1608"/>
-        <w:gridCol w:w="1608"/>
+        <w:gridCol w:w="2400"/>
+        <w:gridCol w:w="2400"/>
+        <w:gridCol w:w="2400"/>
+        <w:gridCol w:w="2400"/>
+        <w:gridCol w:w="2400"/>
+        <w:gridCol w:w="2400"/>
       </w:tblGrid>
       <w:tr>
+        <w:trPr>
+          <w:tblHeader w:val="true"/>
+        </w:trPr>
         <w:tc>
           <w:tcPr>
-            <w:tcW w:type="dxa" w:w="1608"/>
+            <w:tcW w:type="dxa" w:w="2400"/>
             <w:vAlign w:val="center"/>
             <w:shd w:fill="D9EAF0"/>
           </w:tcPr>
@@ -5820,7 +5844,7 @@
               <w:rPr>
                 <w:rFonts w:ascii="Aptos" w:hAnsi="Aptos"/>
                 <w:b/>
-                <w:sz w:val="18"/>
+                <w:sz w:val="17"/>
               </w:rPr>
               <w:t>Country/model</w:t>
             </w:r>
@@ -5828,7 +5852,7 @@
         </w:tc>
         <w:tc>
           <w:tcPr>
-            <w:tcW w:type="dxa" w:w="1608"/>
+            <w:tcW w:type="dxa" w:w="2400"/>
             <w:vAlign w:val="center"/>
             <w:shd w:fill="D9EAF0"/>
           </w:tcPr>
@@ -5841,7 +5865,7 @@
               <w:rPr>
                 <w:rFonts w:ascii="Aptos" w:hAnsi="Aptos"/>
                 <w:b/>
-                <w:sz w:val="18"/>
+                <w:sz w:val="17"/>
               </w:rPr>
               <w:t>Contrast or qualification</w:t>
             </w:r>
@@ -5849,7 +5873,7 @@
         </w:tc>
         <w:tc>
           <w:tcPr>
-            <w:tcW w:type="dxa" w:w="1608"/>
+            <w:tcW w:type="dxa" w:w="2400"/>
             <w:vAlign w:val="center"/>
             <w:shd w:fill="D9EAF0"/>
           </w:tcPr>
@@ -5862,7 +5886,7 @@
               <w:rPr>
                 <w:rFonts w:ascii="Aptos" w:hAnsi="Aptos"/>
                 <w:b/>
-                <w:sz w:val="18"/>
+                <w:sz w:val="17"/>
               </w:rPr>
               <w:t>Estimate</w:t>
             </w:r>
@@ -5870,7 +5894,7 @@
         </w:tc>
         <w:tc>
           <w:tcPr>
-            <w:tcW w:type="dxa" w:w="1608"/>
+            <w:tcW w:type="dxa" w:w="2400"/>
             <w:vAlign w:val="center"/>
             <w:shd w:fill="D9EAF0"/>
           </w:tcPr>
@@ -5883,7 +5907,7 @@
               <w:rPr>
                 <w:rFonts w:ascii="Aptos" w:hAnsi="Aptos"/>
                 <w:b/>
-                <w:sz w:val="18"/>
+                <w:sz w:val="17"/>
               </w:rPr>
               <w:t>95% CI</w:t>
             </w:r>
@@ -5891,7 +5915,7 @@
         </w:tc>
         <w:tc>
           <w:tcPr>
-            <w:tcW w:type="dxa" w:w="1608"/>
+            <w:tcW w:type="dxa" w:w="2400"/>
             <w:vAlign w:val="center"/>
             <w:shd w:fill="D9EAF0"/>
           </w:tcPr>
@@ -5904,7 +5928,7 @@
               <w:rPr>
                 <w:rFonts w:ascii="Aptos" w:hAnsi="Aptos"/>
                 <w:b/>
-                <w:sz w:val="18"/>
+                <w:sz w:val="17"/>
               </w:rPr>
               <w:t>p-value</w:t>
             </w:r>
@@ -5912,7 +5936,7 @@
         </w:tc>
         <w:tc>
           <w:tcPr>
-            <w:tcW w:type="dxa" w:w="1608"/>
+            <w:tcW w:type="dxa" w:w="2400"/>
             <w:vAlign w:val="center"/>
             <w:shd w:fill="D9EAF0"/>
           </w:tcPr>
@@ -5925,7 +5949,7 @@
               <w:rPr>
                 <w:rFonts w:ascii="Aptos" w:hAnsi="Aptos"/>
                 <w:b/>
-                <w:sz w:val="18"/>
+                <w:sz w:val="17"/>
               </w:rPr>
               <w:t>Interpretation</w:t>
             </w:r>
@@ -5935,7 +5959,7 @@
       <w:tr>
         <w:tc>
           <w:tcPr>
-            <w:tcW w:type="dxa" w:w="1608"/>
+            <w:tcW w:type="dxa" w:w="2400"/>
             <w:vAlign w:val="center"/>
           </w:tcPr>
           <w:p>
@@ -5947,7 +5971,7 @@
               <w:rPr>
                 <w:rFonts w:ascii="Aptos" w:hAnsi="Aptos"/>
                 <w:b w:val="0"/>
-                <w:sz w:val="18"/>
+                <w:sz w:val="17"/>
               </w:rPr>
               <w:t>Kyrgyzstan KG_M2</w:t>
             </w:r>
@@ -5955,7 +5979,7 @@
         </w:tc>
         <w:tc>
           <w:tcPr>
-            <w:tcW w:type="dxa" w:w="1608"/>
+            <w:tcW w:type="dxa" w:w="2400"/>
             <w:vAlign w:val="center"/>
           </w:tcPr>
           <w:p>
@@ -5967,7 +5991,7 @@
               <w:rPr>
                 <w:rFonts w:ascii="Aptos" w:hAnsi="Aptos"/>
                 <w:b w:val="0"/>
-                <w:sz w:val="18"/>
+                <w:sz w:val="17"/>
               </w:rPr>
               <w:t>Shock association without remittances</w:t>
             </w:r>
@@ -5975,7 +5999,7 @@
         </w:tc>
         <w:tc>
           <w:tcPr>
-            <w:tcW w:type="dxa" w:w="1608"/>
+            <w:tcW w:type="dxa" w:w="2400"/>
             <w:vAlign w:val="center"/>
           </w:tcPr>
           <w:p>
@@ -5987,7 +6011,7 @@
               <w:rPr>
                 <w:rFonts w:ascii="Aptos" w:hAnsi="Aptos"/>
                 <w:b w:val="0"/>
-                <w:sz w:val="18"/>
+                <w:sz w:val="17"/>
               </w:rPr>
               <w:t>0.2094</w:t>
             </w:r>
@@ -5995,7 +6019,7 @@
         </w:tc>
         <w:tc>
           <w:tcPr>
-            <w:tcW w:type="dxa" w:w="1608"/>
+            <w:tcW w:type="dxa" w:w="2400"/>
             <w:vAlign w:val="center"/>
           </w:tcPr>
           <w:p>
@@ -6007,7 +6031,7 @@
               <w:rPr>
                 <w:rFonts w:ascii="Aptos" w:hAnsi="Aptos"/>
                 <w:b w:val="0"/>
-                <w:sz w:val="18"/>
+                <w:sz w:val="17"/>
               </w:rPr>
               <w:t>-0.0315 to 0.4502</w:t>
             </w:r>
@@ -6015,7 +6039,7 @@
         </w:tc>
         <w:tc>
           <w:tcPr>
-            <w:tcW w:type="dxa" w:w="1608"/>
+            <w:tcW w:type="dxa" w:w="2400"/>
             <w:vAlign w:val="center"/>
           </w:tcPr>
           <w:p>
@@ -6027,7 +6051,7 @@
               <w:rPr>
                 <w:rFonts w:ascii="Aptos" w:hAnsi="Aptos"/>
                 <w:b w:val="0"/>
-                <w:sz w:val="18"/>
+                <w:sz w:val="17"/>
               </w:rPr>
               <w:t>0.0884</w:t>
             </w:r>
@@ -6035,7 +6059,7 @@
         </w:tc>
         <w:tc>
           <w:tcPr>
-            <w:tcW w:type="dxa" w:w="1608"/>
+            <w:tcW w:type="dxa" w:w="2400"/>
             <w:vAlign w:val="center"/>
           </w:tcPr>
           <w:p>
@@ -6047,7 +6071,7 @@
               <w:rPr>
                 <w:rFonts w:ascii="Aptos" w:hAnsi="Aptos"/>
                 <w:b w:val="0"/>
-                <w:sz w:val="18"/>
+                <w:sz w:val="17"/>
               </w:rPr>
               <w:t>Positive but imprecise</w:t>
             </w:r>
@@ -6057,7 +6081,7 @@
       <w:tr>
         <w:tc>
           <w:tcPr>
-            <w:tcW w:type="dxa" w:w="1608"/>
+            <w:tcW w:type="dxa" w:w="2400"/>
             <w:vAlign w:val="center"/>
           </w:tcPr>
           <w:p>
@@ -6069,7 +6093,7 @@
               <w:rPr>
                 <w:rFonts w:ascii="Aptos" w:hAnsi="Aptos"/>
                 <w:b w:val="0"/>
-                <w:sz w:val="18"/>
+                <w:sz w:val="17"/>
               </w:rPr>
               <w:t>Kyrgyzstan KG_M2</w:t>
             </w:r>
@@ -6077,7 +6101,7 @@
         </w:tc>
         <w:tc>
           <w:tcPr>
-            <w:tcW w:type="dxa" w:w="1608"/>
+            <w:tcW w:type="dxa" w:w="2400"/>
             <w:vAlign w:val="center"/>
           </w:tcPr>
           <w:p>
@@ -6089,7 +6113,7 @@
               <w:rPr>
                 <w:rFonts w:ascii="Aptos" w:hAnsi="Aptos"/>
                 <w:b w:val="0"/>
-                <w:sz w:val="18"/>
+                <w:sz w:val="17"/>
               </w:rPr>
               <w:t>Shock association with remittances</w:t>
             </w:r>
@@ -6097,7 +6121,7 @@
         </w:tc>
         <w:tc>
           <w:tcPr>
-            <w:tcW w:type="dxa" w:w="1608"/>
+            <w:tcW w:type="dxa" w:w="2400"/>
             <w:vAlign w:val="center"/>
           </w:tcPr>
           <w:p>
@@ -6109,7 +6133,7 @@
               <w:rPr>
                 <w:rFonts w:ascii="Aptos" w:hAnsi="Aptos"/>
                 <w:b w:val="0"/>
-                <w:sz w:val="18"/>
+                <w:sz w:val="17"/>
               </w:rPr>
               <w:t>-0.0047</w:t>
             </w:r>
@@ -6117,7 +6141,7 @@
         </w:tc>
         <w:tc>
           <w:tcPr>
-            <w:tcW w:type="dxa" w:w="1608"/>
+            <w:tcW w:type="dxa" w:w="2400"/>
             <w:vAlign w:val="center"/>
           </w:tcPr>
           <w:p>
@@ -6129,7 +6153,7 @@
               <w:rPr>
                 <w:rFonts w:ascii="Aptos" w:hAnsi="Aptos"/>
                 <w:b w:val="0"/>
-                <w:sz w:val="18"/>
+                <w:sz w:val="17"/>
               </w:rPr>
               <w:t>-0.3800 to 0.3707</w:t>
             </w:r>
@@ -6137,7 +6161,7 @@
         </w:tc>
         <w:tc>
           <w:tcPr>
-            <w:tcW w:type="dxa" w:w="1608"/>
+            <w:tcW w:type="dxa" w:w="2400"/>
             <w:vAlign w:val="center"/>
           </w:tcPr>
           <w:p>
@@ -6149,7 +6173,7 @@
               <w:rPr>
                 <w:rFonts w:ascii="Aptos" w:hAnsi="Aptos"/>
                 <w:b w:val="0"/>
-                <w:sz w:val="18"/>
+                <w:sz w:val="17"/>
               </w:rPr>
               <w:t>0.9806</w:t>
             </w:r>
@@ -6157,7 +6181,7 @@
         </w:tc>
         <w:tc>
           <w:tcPr>
-            <w:tcW w:type="dxa" w:w="1608"/>
+            <w:tcW w:type="dxa" w:w="2400"/>
             <w:vAlign w:val="center"/>
           </w:tcPr>
           <w:p>
@@ -6169,7 +6193,7 @@
               <w:rPr>
                 <w:rFonts w:ascii="Aptos" w:hAnsi="Aptos"/>
                 <w:b w:val="0"/>
-                <w:sz w:val="18"/>
+                <w:sz w:val="17"/>
               </w:rPr>
               <w:t>Near zero and imprecise</w:t>
             </w:r>
@@ -6179,7 +6203,7 @@
       <w:tr>
         <w:tc>
           <w:tcPr>
-            <w:tcW w:type="dxa" w:w="1608"/>
+            <w:tcW w:type="dxa" w:w="2400"/>
             <w:vAlign w:val="center"/>
           </w:tcPr>
           <w:p>
@@ -6191,7 +6215,7 @@
               <w:rPr>
                 <w:rFonts w:ascii="Aptos" w:hAnsi="Aptos"/>
                 <w:b w:val="0"/>
-                <w:sz w:val="18"/>
+                <w:sz w:val="17"/>
               </w:rPr>
               <w:t>Uzbekistan UZBROAD_M2</w:t>
             </w:r>
@@ -6199,7 +6223,7 @@
         </w:tc>
         <w:tc>
           <w:tcPr>
-            <w:tcW w:type="dxa" w:w="1608"/>
+            <w:tcW w:type="dxa" w:w="2400"/>
             <w:vAlign w:val="center"/>
           </w:tcPr>
           <w:p>
@@ -6211,7 +6235,7 @@
               <w:rPr>
                 <w:rFonts w:ascii="Aptos" w:hAnsi="Aptos"/>
                 <w:b w:val="0"/>
-                <w:sz w:val="18"/>
+                <w:sz w:val="17"/>
               </w:rPr>
               <w:t>Shock association without remittances</w:t>
             </w:r>
@@ -6219,7 +6243,7 @@
         </w:tc>
         <w:tc>
           <w:tcPr>
-            <w:tcW w:type="dxa" w:w="1608"/>
+            <w:tcW w:type="dxa" w:w="2400"/>
             <w:vAlign w:val="center"/>
           </w:tcPr>
           <w:p>
@@ -6231,7 +6255,7 @@
               <w:rPr>
                 <w:rFonts w:ascii="Aptos" w:hAnsi="Aptos"/>
                 <w:b w:val="0"/>
-                <w:sz w:val="18"/>
+                <w:sz w:val="17"/>
               </w:rPr>
               <w:t>0.5538</w:t>
             </w:r>
@@ -6239,7 +6263,7 @@
         </w:tc>
         <w:tc>
           <w:tcPr>
-            <w:tcW w:type="dxa" w:w="1608"/>
+            <w:tcW w:type="dxa" w:w="2400"/>
             <w:vAlign w:val="center"/>
           </w:tcPr>
           <w:p>
@@ -6251,7 +6275,7 @@
               <w:rPr>
                 <w:rFonts w:ascii="Aptos" w:hAnsi="Aptos"/>
                 <w:b w:val="0"/>
-                <w:sz w:val="18"/>
+                <w:sz w:val="17"/>
               </w:rPr>
               <w:t>0.3689 to 0.7388</w:t>
             </w:r>
@@ -6259,7 +6283,7 @@
         </w:tc>
         <w:tc>
           <w:tcPr>
-            <w:tcW w:type="dxa" w:w="1608"/>
+            <w:tcW w:type="dxa" w:w="2400"/>
             <w:vAlign w:val="center"/>
           </w:tcPr>
           <w:p>
@@ -6271,7 +6295,7 @@
               <w:rPr>
                 <w:rFonts w:ascii="Aptos" w:hAnsi="Aptos"/>
                 <w:b w:val="0"/>
-                <w:sz w:val="18"/>
+                <w:sz w:val="17"/>
               </w:rPr>
               <w:t>&lt;0.001</w:t>
             </w:r>
@@ -6279,7 +6303,7 @@
         </w:tc>
         <w:tc>
           <w:tcPr>
-            <w:tcW w:type="dxa" w:w="1608"/>
+            <w:tcW w:type="dxa" w:w="2400"/>
             <w:vAlign w:val="center"/>
           </w:tcPr>
           <w:p>
@@ -6291,7 +6315,7 @@
               <w:rPr>
                 <w:rFonts w:ascii="Aptos" w:hAnsi="Aptos"/>
                 <w:b w:val="0"/>
-                <w:sz w:val="18"/>
+                <w:sz w:val="17"/>
               </w:rPr>
               <w:t>Positive association</w:t>
             </w:r>
@@ -6301,7 +6325,7 @@
       <w:tr>
         <w:tc>
           <w:tcPr>
-            <w:tcW w:type="dxa" w:w="1608"/>
+            <w:tcW w:type="dxa" w:w="2400"/>
             <w:vAlign w:val="center"/>
           </w:tcPr>
           <w:p>
@@ -6313,7 +6337,7 @@
               <w:rPr>
                 <w:rFonts w:ascii="Aptos" w:hAnsi="Aptos"/>
                 <w:b w:val="0"/>
-                <w:sz w:val="18"/>
+                <w:sz w:val="17"/>
               </w:rPr>
               <w:t>Uzbekistan UZBROAD_M2</w:t>
             </w:r>
@@ -6321,7 +6345,7 @@
         </w:tc>
         <w:tc>
           <w:tcPr>
-            <w:tcW w:type="dxa" w:w="1608"/>
+            <w:tcW w:type="dxa" w:w="2400"/>
             <w:vAlign w:val="center"/>
           </w:tcPr>
           <w:p>
@@ -6333,7 +6357,7 @@
               <w:rPr>
                 <w:rFonts w:ascii="Aptos" w:hAnsi="Aptos"/>
                 <w:b w:val="0"/>
-                <w:sz w:val="18"/>
+                <w:sz w:val="17"/>
               </w:rPr>
               <w:t>Shock association with remittances</w:t>
             </w:r>
@@ -6341,7 +6365,7 @@
         </w:tc>
         <w:tc>
           <w:tcPr>
-            <w:tcW w:type="dxa" w:w="1608"/>
+            <w:tcW w:type="dxa" w:w="2400"/>
             <w:vAlign w:val="center"/>
           </w:tcPr>
           <w:p>
@@ -6353,7 +6377,7 @@
               <w:rPr>
                 <w:rFonts w:ascii="Aptos" w:hAnsi="Aptos"/>
                 <w:b w:val="0"/>
-                <w:sz w:val="18"/>
+                <w:sz w:val="17"/>
               </w:rPr>
               <w:t>0.0132</w:t>
             </w:r>
@@ -6361,7 +6385,7 @@
         </w:tc>
         <w:tc>
           <w:tcPr>
-            <w:tcW w:type="dxa" w:w="1608"/>
+            <w:tcW w:type="dxa" w:w="2400"/>
             <w:vAlign w:val="center"/>
           </w:tcPr>
           <w:p>
@@ -6373,7 +6397,7 @@
               <w:rPr>
                 <w:rFonts w:ascii="Aptos" w:hAnsi="Aptos"/>
                 <w:b w:val="0"/>
-                <w:sz w:val="18"/>
+                <w:sz w:val="17"/>
               </w:rPr>
               <w:t>-0.4541 to 0.4805</w:t>
             </w:r>
@@ -6381,7 +6405,7 @@
         </w:tc>
         <w:tc>
           <w:tcPr>
-            <w:tcW w:type="dxa" w:w="1608"/>
+            <w:tcW w:type="dxa" w:w="2400"/>
             <w:vAlign w:val="center"/>
           </w:tcPr>
           <w:p>
@@ -6393,7 +6417,7 @@
               <w:rPr>
                 <w:rFonts w:ascii="Aptos" w:hAnsi="Aptos"/>
                 <w:b w:val="0"/>
-                <w:sz w:val="18"/>
+                <w:sz w:val="17"/>
               </w:rPr>
               <w:t>0.9559</w:t>
             </w:r>
@@ -6401,7 +6425,7 @@
         </w:tc>
         <w:tc>
           <w:tcPr>
-            <w:tcW w:type="dxa" w:w="1608"/>
+            <w:tcW w:type="dxa" w:w="2400"/>
             <w:vAlign w:val="center"/>
           </w:tcPr>
           <w:p>
@@ -6413,7 +6437,7 @@
               <w:rPr>
                 <w:rFonts w:ascii="Aptos" w:hAnsi="Aptos"/>
                 <w:b w:val="0"/>
-                <w:sz w:val="18"/>
+                <w:sz w:val="17"/>
               </w:rPr>
               <w:t>Near zero and imprecise</w:t>
             </w:r>
@@ -6423,7 +6447,7 @@
       <w:tr>
         <w:tc>
           <w:tcPr>
-            <w:tcW w:type="dxa" w:w="1608"/>
+            <w:tcW w:type="dxa" w:w="2400"/>
             <w:vAlign w:val="center"/>
           </w:tcPr>
           <w:p>
@@ -6435,7 +6459,7 @@
               <w:rPr>
                 <w:rFonts w:ascii="Aptos" w:hAnsi="Aptos"/>
                 <w:b w:val="0"/>
-                <w:sz w:val="18"/>
+                <w:sz w:val="17"/>
               </w:rPr>
               <w:t>Uzbekistan UZBROAD_FE_HH</w:t>
             </w:r>
@@ -6443,7 +6467,7 @@
         </w:tc>
         <w:tc>
           <w:tcPr>
-            <w:tcW w:type="dxa" w:w="1608"/>
+            <w:tcW w:type="dxa" w:w="2400"/>
             <w:vAlign w:val="center"/>
           </w:tcPr>
           <w:p>
@@ -6455,7 +6479,7 @@
               <w:rPr>
                 <w:rFonts w:ascii="Aptos" w:hAnsi="Aptos"/>
                 <w:b w:val="0"/>
-                <w:sz w:val="18"/>
+                <w:sz w:val="17"/>
               </w:rPr>
               <w:t>Fixed-effects qualification</w:t>
             </w:r>
@@ -6463,7 +6487,7 @@
         </w:tc>
         <w:tc>
           <w:tcPr>
-            <w:tcW w:type="dxa" w:w="1608"/>
+            <w:tcW w:type="dxa" w:w="2400"/>
             <w:vAlign w:val="center"/>
           </w:tcPr>
           <w:p>
@@ -6475,7 +6499,7 @@
               <w:rPr>
                 <w:rFonts w:ascii="Aptos" w:hAnsi="Aptos"/>
                 <w:b w:val="0"/>
-                <w:sz w:val="18"/>
+                <w:sz w:val="17"/>
               </w:rPr>
               <w:t>-0.1771</w:t>
             </w:r>
@@ -6483,7 +6507,7 @@
         </w:tc>
         <w:tc>
           <w:tcPr>
-            <w:tcW w:type="dxa" w:w="1608"/>
+            <w:tcW w:type="dxa" w:w="2400"/>
             <w:vAlign w:val="center"/>
           </w:tcPr>
           <w:p>
@@ -6495,7 +6519,7 @@
               <w:rPr>
                 <w:rFonts w:ascii="Aptos" w:hAnsi="Aptos"/>
                 <w:b w:val="0"/>
-                <w:sz w:val="18"/>
+                <w:sz w:val="17"/>
               </w:rPr>
               <w:t>-0.5515 to 0.1973</w:t>
             </w:r>
@@ -6503,7 +6527,7 @@
         </w:tc>
         <w:tc>
           <w:tcPr>
-            <w:tcW w:type="dxa" w:w="1608"/>
+            <w:tcW w:type="dxa" w:w="2400"/>
             <w:vAlign w:val="center"/>
           </w:tcPr>
           <w:p>
@@ -6515,7 +6539,7 @@
               <w:rPr>
                 <w:rFonts w:ascii="Aptos" w:hAnsi="Aptos"/>
                 <w:b w:val="0"/>
-                <w:sz w:val="18"/>
+                <w:sz w:val="17"/>
               </w:rPr>
               <w:t>0.3539</w:t>
             </w:r>
@@ -6523,7 +6547,7 @@
         </w:tc>
         <w:tc>
           <w:tcPr>
-            <w:tcW w:type="dxa" w:w="1608"/>
+            <w:tcW w:type="dxa" w:w="2400"/>
             <w:vAlign w:val="center"/>
           </w:tcPr>
           <w:p>
@@ -6535,7 +6559,7 @@
               <w:rPr>
                 <w:rFonts w:ascii="Aptos" w:hAnsi="Aptos"/>
                 <w:b w:val="0"/>
-                <w:sz w:val="18"/>
+                <w:sz w:val="17"/>
               </w:rPr>
               <w:t>Directionally consistent but attenuated and imprecise</w:t>
             </w:r>
@@ -6545,7 +6569,7 @@
       <w:tr>
         <w:tc>
           <w:tcPr>
-            <w:tcW w:type="dxa" w:w="1608"/>
+            <w:tcW w:type="dxa" w:w="2400"/>
             <w:vAlign w:val="center"/>
           </w:tcPr>
           <w:p>
@@ -6557,7 +6581,7 @@
               <w:rPr>
                 <w:rFonts w:ascii="Aptos" w:hAnsi="Aptos"/>
                 <w:b w:val="0"/>
-                <w:sz w:val="18"/>
+                <w:sz w:val="17"/>
               </w:rPr>
               <w:t>Uzbekistan work-loss only</w:t>
             </w:r>
@@ -6565,7 +6589,7 @@
         </w:tc>
         <w:tc>
           <w:tcPr>
-            <w:tcW w:type="dxa" w:w="1608"/>
+            <w:tcW w:type="dxa" w:w="2400"/>
             <w:vAlign w:val="center"/>
           </w:tcPr>
           <w:p>
@@ -6577,7 +6601,7 @@
               <w:rPr>
                 <w:rFonts w:ascii="Aptos" w:hAnsi="Aptos"/>
                 <w:b w:val="0"/>
-                <w:sz w:val="18"/>
+                <w:sz w:val="17"/>
               </w:rPr>
               <w:t>Sparse-cell warning</w:t>
             </w:r>
@@ -6585,7 +6609,7 @@
         </w:tc>
         <w:tc>
           <w:tcPr>
-            <w:tcW w:type="dxa" w:w="1608"/>
+            <w:tcW w:type="dxa" w:w="2400"/>
             <w:vAlign w:val="center"/>
           </w:tcPr>
           <w:p>
@@ -6597,7 +6621,7 @@
               <w:rPr>
                 <w:rFonts w:ascii="Aptos" w:hAnsi="Aptos"/>
                 <w:b w:val="0"/>
-                <w:sz w:val="18"/>
+                <w:sz w:val="17"/>
               </w:rPr>
               <w:t>-1.1119</w:t>
             </w:r>
@@ -6605,7 +6629,7 @@
         </w:tc>
         <w:tc>
           <w:tcPr>
-            <w:tcW w:type="dxa" w:w="1608"/>
+            <w:tcW w:type="dxa" w:w="2400"/>
             <w:vAlign w:val="center"/>
           </w:tcPr>
           <w:p>
@@ -6617,7 +6641,7 @@
               <w:rPr>
                 <w:rFonts w:ascii="Aptos" w:hAnsi="Aptos"/>
                 <w:b w:val="0"/>
-                <w:sz w:val="18"/>
+                <w:sz w:val="17"/>
               </w:rPr>
               <w:t>-1.8088 to -0.4151</w:t>
             </w:r>
@@ -6625,7 +6649,7 @@
         </w:tc>
         <w:tc>
           <w:tcPr>
-            <w:tcW w:type="dxa" w:w="1608"/>
+            <w:tcW w:type="dxa" w:w="2400"/>
             <w:vAlign w:val="center"/>
           </w:tcPr>
           <w:p>
@@ -6637,7 +6661,7 @@
               <w:rPr>
                 <w:rFonts w:ascii="Aptos" w:hAnsi="Aptos"/>
                 <w:b w:val="0"/>
-                <w:sz w:val="18"/>
+                <w:sz w:val="17"/>
               </w:rPr>
               <w:t>0.0018</w:t>
             </w:r>
@@ -6645,7 +6669,7 @@
         </w:tc>
         <w:tc>
           <w:tcPr>
-            <w:tcW w:type="dxa" w:w="1608"/>
+            <w:tcW w:type="dxa" w:w="2400"/>
             <w:vAlign w:val="center"/>
           </w:tcPr>
           <w:p>
@@ -6657,7 +6681,7 @@
               <w:rPr>
                 <w:rFonts w:ascii="Aptos" w:hAnsi="Aptos"/>
                 <w:b w:val="0"/>
-                <w:sz w:val="18"/>
+                <w:sz w:val="17"/>
               </w:rPr>
               <w:t>Secondary exploratory; 10 observations from 9 households</w:t>
             </w:r>
@@ -6669,6 +6693,11 @@
       <w:pPr>
         <w:spacing w:after="40"/>
       </w:pPr>
+    </w:p>
+    <w:p>
+      <w:r>
+        <w:br w:type="page"/>
+      </w:r>
     </w:p>
     <w:p>
       <w:pPr>
@@ -6686,23 +6715,27 @@
         <w:tblStyle w:val="TableGrid"/>
         <w:tblW w:type="auto" w:w="0"/>
         <w:jc w:val="center"/>
+        <w:tblLayout w:type="fixed"/>
         <w:tblLook w:firstColumn="1" w:firstRow="1" w:lastColumn="0" w:lastRow="0" w:noHBand="0" w:noVBand="1" w:val="04A0"/>
       </w:tblPr>
       <w:tblGrid>
-        <w:gridCol w:w="1072"/>
-        <w:gridCol w:w="1072"/>
-        <w:gridCol w:w="1072"/>
-        <w:gridCol w:w="1072"/>
-        <w:gridCol w:w="1072"/>
-        <w:gridCol w:w="1072"/>
-        <w:gridCol w:w="1072"/>
-        <w:gridCol w:w="1072"/>
-        <w:gridCol w:w="1072"/>
+        <w:gridCol w:w="1600"/>
+        <w:gridCol w:w="1600"/>
+        <w:gridCol w:w="1600"/>
+        <w:gridCol w:w="1600"/>
+        <w:gridCol w:w="1600"/>
+        <w:gridCol w:w="1600"/>
+        <w:gridCol w:w="1600"/>
+        <w:gridCol w:w="1600"/>
+        <w:gridCol w:w="1600"/>
       </w:tblGrid>
       <w:tr>
+        <w:trPr>
+          <w:tblHeader w:val="true"/>
+        </w:trPr>
         <w:tc>
           <w:tcPr>
-            <w:tcW w:type="dxa" w:w="1072"/>
+            <w:tcW w:type="dxa" w:w="1600"/>
             <w:vAlign w:val="center"/>
             <w:shd w:fill="D9EAF0"/>
           </w:tcPr>
@@ -6715,7 +6748,7 @@
               <w:rPr>
                 <w:rFonts w:ascii="Aptos" w:hAnsi="Aptos"/>
                 <w:b/>
-                <w:sz w:val="18"/>
+                <w:sz w:val="17"/>
               </w:rPr>
               <w:t>Country</w:t>
             </w:r>
@@ -6723,7 +6756,7 @@
         </w:tc>
         <w:tc>
           <w:tcPr>
-            <w:tcW w:type="dxa" w:w="1072"/>
+            <w:tcW w:type="dxa" w:w="1600"/>
             <w:vAlign w:val="center"/>
             <w:shd w:fill="D9EAF0"/>
           </w:tcPr>
@@ -6736,7 +6769,7 @@
               <w:rPr>
                 <w:rFonts w:ascii="Aptos" w:hAnsi="Aptos"/>
                 <w:b/>
-                <w:sz w:val="18"/>
+                <w:sz w:val="17"/>
               </w:rPr>
               <w:t>Model</w:t>
             </w:r>
@@ -6744,7 +6777,7 @@
         </w:tc>
         <w:tc>
           <w:tcPr>
-            <w:tcW w:type="dxa" w:w="1072"/>
+            <w:tcW w:type="dxa" w:w="1600"/>
             <w:vAlign w:val="center"/>
             <w:shd w:fill="D9EAF0"/>
           </w:tcPr>
@@ -6757,7 +6790,7 @@
               <w:rPr>
                 <w:rFonts w:ascii="Aptos" w:hAnsi="Aptos"/>
                 <w:b/>
-                <w:sz w:val="18"/>
+                <w:sz w:val="17"/>
               </w:rPr>
               <w:t>Standardized interaction</w:t>
             </w:r>
@@ -6765,7 +6798,7 @@
         </w:tc>
         <w:tc>
           <w:tcPr>
-            <w:tcW w:type="dxa" w:w="1072"/>
+            <w:tcW w:type="dxa" w:w="1600"/>
             <w:vAlign w:val="center"/>
             <w:shd w:fill="D9EAF0"/>
           </w:tcPr>
@@ -6778,7 +6811,7 @@
               <w:rPr>
                 <w:rFonts w:ascii="Aptos" w:hAnsi="Aptos"/>
                 <w:b/>
-                <w:sz w:val="18"/>
+                <w:sz w:val="17"/>
               </w:rPr>
               <w:t>95% CI</w:t>
             </w:r>
@@ -6786,7 +6819,7 @@
         </w:tc>
         <w:tc>
           <w:tcPr>
-            <w:tcW w:type="dxa" w:w="1072"/>
+            <w:tcW w:type="dxa" w:w="1600"/>
             <w:vAlign w:val="center"/>
             <w:shd w:fill="D9EAF0"/>
           </w:tcPr>
@@ -6799,7 +6832,7 @@
               <w:rPr>
                 <w:rFonts w:ascii="Aptos" w:hAnsi="Aptos"/>
                 <w:b/>
-                <w:sz w:val="18"/>
+                <w:sz w:val="17"/>
               </w:rPr>
               <w:t>p-value</w:t>
             </w:r>
@@ -6807,7 +6840,7 @@
         </w:tc>
         <w:tc>
           <w:tcPr>
-            <w:tcW w:type="dxa" w:w="1072"/>
+            <w:tcW w:type="dxa" w:w="1600"/>
             <w:vAlign w:val="center"/>
             <w:shd w:fill="D9EAF0"/>
           </w:tcPr>
@@ -6820,7 +6853,7 @@
               <w:rPr>
                 <w:rFonts w:ascii="Aptos" w:hAnsi="Aptos"/>
                 <w:b/>
-                <w:sz w:val="18"/>
+                <w:sz w:val="17"/>
               </w:rPr>
               <w:t>Observations</w:t>
             </w:r>
@@ -6828,7 +6861,7 @@
         </w:tc>
         <w:tc>
           <w:tcPr>
-            <w:tcW w:type="dxa" w:w="1072"/>
+            <w:tcW w:type="dxa" w:w="1600"/>
             <w:vAlign w:val="center"/>
             <w:shd w:fill="D9EAF0"/>
           </w:tcPr>
@@ -6841,7 +6874,7 @@
               <w:rPr>
                 <w:rFonts w:ascii="Aptos" w:hAnsi="Aptos"/>
                 <w:b/>
-                <w:sz w:val="18"/>
+                <w:sz w:val="17"/>
               </w:rPr>
               <w:t>Clusters</w:t>
             </w:r>
@@ -6849,7 +6882,7 @@
         </w:tc>
         <w:tc>
           <w:tcPr>
-            <w:tcW w:type="dxa" w:w="1072"/>
+            <w:tcW w:type="dxa" w:w="1600"/>
             <w:vAlign w:val="center"/>
             <w:shd w:fill="D9EAF0"/>
           </w:tcPr>
@@ -6862,7 +6895,7 @@
               <w:rPr>
                 <w:rFonts w:ascii="Aptos" w:hAnsi="Aptos"/>
                 <w:b/>
-                <w:sz w:val="18"/>
+                <w:sz w:val="17"/>
               </w:rPr>
               <w:t>Weighting</w:t>
             </w:r>
@@ -6870,7 +6903,7 @@
         </w:tc>
         <w:tc>
           <w:tcPr>
-            <w:tcW w:type="dxa" w:w="1072"/>
+            <w:tcW w:type="dxa" w:w="1600"/>
             <w:vAlign w:val="center"/>
             <w:shd w:fill="D9EAF0"/>
           </w:tcPr>
@@ -6883,7 +6916,7 @@
               <w:rPr>
                 <w:rFonts w:ascii="Aptos" w:hAnsi="Aptos"/>
                 <w:b/>
-                <w:sz w:val="18"/>
+                <w:sz w:val="17"/>
               </w:rPr>
               <w:t>Interpretation</w:t>
             </w:r>
@@ -6893,7 +6926,7 @@
       <w:tr>
         <w:tc>
           <w:tcPr>
-            <w:tcW w:type="dxa" w:w="1072"/>
+            <w:tcW w:type="dxa" w:w="1600"/>
             <w:vAlign w:val="center"/>
           </w:tcPr>
           <w:p>
@@ -6905,7 +6938,7 @@
               <w:rPr>
                 <w:rFonts w:ascii="Aptos" w:hAnsi="Aptos"/>
                 <w:b w:val="0"/>
-                <w:sz w:val="18"/>
+                <w:sz w:val="17"/>
               </w:rPr>
               <w:t>Kyrgyzstan</w:t>
             </w:r>
@@ -6913,7 +6946,7 @@
         </w:tc>
         <w:tc>
           <w:tcPr>
-            <w:tcW w:type="dxa" w:w="1072"/>
+            <w:tcW w:type="dxa" w:w="1600"/>
             <w:vAlign w:val="center"/>
           </w:tcPr>
           <w:p>
@@ -6925,7 +6958,7 @@
               <w:rPr>
                 <w:rFonts w:ascii="Aptos" w:hAnsi="Aptos"/>
                 <w:b w:val="0"/>
-                <w:sz w:val="18"/>
+                <w:sz w:val="17"/>
               </w:rPr>
               <w:t>KG_R_STD</w:t>
             </w:r>
@@ -6933,7 +6966,7 @@
         </w:tc>
         <w:tc>
           <w:tcPr>
-            <w:tcW w:type="dxa" w:w="1072"/>
+            <w:tcW w:type="dxa" w:w="1600"/>
             <w:vAlign w:val="center"/>
           </w:tcPr>
           <w:p>
@@ -6945,7 +6978,7 @@
               <w:rPr>
                 <w:rFonts w:ascii="Aptos" w:hAnsi="Aptos"/>
                 <w:b w:val="0"/>
-                <w:sz w:val="18"/>
+                <w:sz w:val="17"/>
               </w:rPr>
               <w:t>-0.091</w:t>
             </w:r>
@@ -6953,7 +6986,7 @@
         </w:tc>
         <w:tc>
           <w:tcPr>
-            <w:tcW w:type="dxa" w:w="1072"/>
+            <w:tcW w:type="dxa" w:w="1600"/>
             <w:vAlign w:val="center"/>
           </w:tcPr>
           <w:p>
@@ -6965,7 +6998,7 @@
               <w:rPr>
                 <w:rFonts w:ascii="Aptos" w:hAnsi="Aptos"/>
                 <w:b w:val="0"/>
-                <w:sz w:val="18"/>
+                <w:sz w:val="17"/>
               </w:rPr>
               <w:t>-0.278 to 0.096</w:t>
             </w:r>
@@ -6973,7 +7006,7 @@
         </w:tc>
         <w:tc>
           <w:tcPr>
-            <w:tcW w:type="dxa" w:w="1072"/>
+            <w:tcW w:type="dxa" w:w="1600"/>
             <w:vAlign w:val="center"/>
           </w:tcPr>
           <w:p>
@@ -6985,7 +7018,7 @@
               <w:rPr>
                 <w:rFonts w:ascii="Aptos" w:hAnsi="Aptos"/>
                 <w:b w:val="0"/>
-                <w:sz w:val="18"/>
+                <w:sz w:val="17"/>
               </w:rPr>
               <w:t>0.3415</w:t>
             </w:r>
@@ -6993,7 +7026,7 @@
         </w:tc>
         <w:tc>
           <w:tcPr>
-            <w:tcW w:type="dxa" w:w="1072"/>
+            <w:tcW w:type="dxa" w:w="1600"/>
             <w:vAlign w:val="center"/>
           </w:tcPr>
           <w:p>
@@ -7005,7 +7038,7 @@
               <w:rPr>
                 <w:rFonts w:ascii="Aptos" w:hAnsi="Aptos"/>
                 <w:b w:val="0"/>
-                <w:sz w:val="18"/>
+                <w:sz w:val="17"/>
               </w:rPr>
               <w:t>6,297</w:t>
             </w:r>
@@ -7013,7 +7046,7 @@
         </w:tc>
         <w:tc>
           <w:tcPr>
-            <w:tcW w:type="dxa" w:w="1072"/>
+            <w:tcW w:type="dxa" w:w="1600"/>
             <w:vAlign w:val="center"/>
           </w:tcPr>
           <w:p>
@@ -7025,7 +7058,7 @@
               <w:rPr>
                 <w:rFonts w:ascii="Aptos" w:hAnsi="Aptos"/>
                 <w:b w:val="0"/>
-                <w:sz w:val="18"/>
+                <w:sz w:val="17"/>
               </w:rPr>
               <w:t>2,215</w:t>
             </w:r>
@@ -7033,7 +7066,7 @@
         </w:tc>
         <w:tc>
           <w:tcPr>
-            <w:tcW w:type="dxa" w:w="1072"/>
+            <w:tcW w:type="dxa" w:w="1600"/>
             <w:vAlign w:val="center"/>
           </w:tcPr>
           <w:p>
@@ -7045,7 +7078,7 @@
               <w:rPr>
                 <w:rFonts w:ascii="Aptos" w:hAnsi="Aptos"/>
                 <w:b w:val="0"/>
-                <w:sz w:val="18"/>
+                <w:sz w:val="17"/>
               </w:rPr>
               <w:t>Unweighted</w:t>
             </w:r>
@@ -7053,7 +7086,7 @@
         </w:tc>
         <w:tc>
           <w:tcPr>
-            <w:tcW w:type="dxa" w:w="1072"/>
+            <w:tcW w:type="dxa" w:w="1600"/>
             <w:vAlign w:val="center"/>
           </w:tcPr>
           <w:p>
@@ -7065,7 +7098,7 @@
               <w:rPr>
                 <w:rFonts w:ascii="Aptos" w:hAnsi="Aptos"/>
                 <w:b w:val="0"/>
-                <w:sz w:val="18"/>
+                <w:sz w:val="17"/>
               </w:rPr>
               <w:t>Directional but imprecise</w:t>
             </w:r>
@@ -7075,7 +7108,7 @@
       <w:tr>
         <w:tc>
           <w:tcPr>
-            <w:tcW w:type="dxa" w:w="1072"/>
+            <w:tcW w:type="dxa" w:w="1600"/>
             <w:vAlign w:val="center"/>
           </w:tcPr>
           <w:p>
@@ -7087,7 +7120,7 @@
               <w:rPr>
                 <w:rFonts w:ascii="Aptos" w:hAnsi="Aptos"/>
                 <w:b w:val="0"/>
-                <w:sz w:val="18"/>
+                <w:sz w:val="17"/>
               </w:rPr>
               <w:t>Uzbekistan</w:t>
             </w:r>
@@ -7095,7 +7128,7 @@
         </w:tc>
         <w:tc>
           <w:tcPr>
-            <w:tcW w:type="dxa" w:w="1072"/>
+            <w:tcW w:type="dxa" w:w="1600"/>
             <w:vAlign w:val="center"/>
           </w:tcPr>
           <w:p>
@@ -7107,7 +7140,7 @@
               <w:rPr>
                 <w:rFonts w:ascii="Aptos" w:hAnsi="Aptos"/>
                 <w:b w:val="0"/>
-                <w:sz w:val="18"/>
+                <w:sz w:val="17"/>
               </w:rPr>
               <w:t>UZBROAD standardized</w:t>
             </w:r>
@@ -7115,7 +7148,7 @@
         </w:tc>
         <w:tc>
           <w:tcPr>
-            <w:tcW w:type="dxa" w:w="1072"/>
+            <w:tcW w:type="dxa" w:w="1600"/>
             <w:vAlign w:val="center"/>
           </w:tcPr>
           <w:p>
@@ -7127,7 +7160,7 @@
               <w:rPr>
                 <w:rFonts w:ascii="Aptos" w:hAnsi="Aptos"/>
                 <w:b w:val="0"/>
-                <w:sz w:val="18"/>
+                <w:sz w:val="17"/>
               </w:rPr>
               <w:t>-0.337</w:t>
             </w:r>
@@ -7135,7 +7168,7 @@
         </w:tc>
         <w:tc>
           <w:tcPr>
-            <w:tcW w:type="dxa" w:w="1072"/>
+            <w:tcW w:type="dxa" w:w="1600"/>
             <w:vAlign w:val="center"/>
           </w:tcPr>
           <w:p>
@@ -7147,7 +7180,7 @@
               <w:rPr>
                 <w:rFonts w:ascii="Aptos" w:hAnsi="Aptos"/>
                 <w:b w:val="0"/>
-                <w:sz w:val="18"/>
+                <w:sz w:val="17"/>
               </w:rPr>
               <w:t>-0.649 to -0.025</w:t>
             </w:r>
@@ -7155,7 +7188,7 @@
         </w:tc>
         <w:tc>
           <w:tcPr>
-            <w:tcW w:type="dxa" w:w="1072"/>
+            <w:tcW w:type="dxa" w:w="1600"/>
             <w:vAlign w:val="center"/>
           </w:tcPr>
           <w:p>
@@ -7167,7 +7200,7 @@
               <w:rPr>
                 <w:rFonts w:ascii="Aptos" w:hAnsi="Aptos"/>
                 <w:b w:val="0"/>
-                <w:sz w:val="18"/>
+                <w:sz w:val="17"/>
               </w:rPr>
               <w:t>0.03437</w:t>
             </w:r>
@@ -7175,7 +7208,7 @@
         </w:tc>
         <w:tc>
           <w:tcPr>
-            <w:tcW w:type="dxa" w:w="1072"/>
+            <w:tcW w:type="dxa" w:w="1600"/>
             <w:vAlign w:val="center"/>
           </w:tcPr>
           <w:p>
@@ -7187,7 +7220,7 @@
               <w:rPr>
                 <w:rFonts w:ascii="Aptos" w:hAnsi="Aptos"/>
                 <w:b w:val="0"/>
-                <w:sz w:val="18"/>
+                <w:sz w:val="17"/>
               </w:rPr>
               <w:t>47,135</w:t>
             </w:r>
@@ -7195,7 +7228,7 @@
         </w:tc>
         <w:tc>
           <w:tcPr>
-            <w:tcW w:type="dxa" w:w="1072"/>
+            <w:tcW w:type="dxa" w:w="1600"/>
             <w:vAlign w:val="center"/>
           </w:tcPr>
           <w:p>
@@ -7207,7 +7240,7 @@
               <w:rPr>
                 <w:rFonts w:ascii="Aptos" w:hAnsi="Aptos"/>
                 <w:b w:val="0"/>
-                <w:sz w:val="18"/>
+                <w:sz w:val="17"/>
               </w:rPr>
               <w:t>2,000</w:t>
             </w:r>
@@ -7215,7 +7248,7 @@
         </w:tc>
         <w:tc>
           <w:tcPr>
-            <w:tcW w:type="dxa" w:w="1072"/>
+            <w:tcW w:type="dxa" w:w="1600"/>
             <w:vAlign w:val="center"/>
           </w:tcPr>
           <w:p>
@@ -7227,7 +7260,7 @@
               <w:rPr>
                 <w:rFonts w:ascii="Aptos" w:hAnsi="Aptos"/>
                 <w:b w:val="0"/>
-                <w:sz w:val="18"/>
+                <w:sz w:val="17"/>
               </w:rPr>
               <w:t>Unweighted; `popw` not approved</w:t>
             </w:r>
@@ -7235,7 +7268,7 @@
         </w:tc>
         <w:tc>
           <w:tcPr>
-            <w:tcW w:type="dxa" w:w="1072"/>
+            <w:tcW w:type="dxa" w:w="1600"/>
             <w:vAlign w:val="center"/>
           </w:tcPr>
           <w:p>
@@ -7247,7 +7280,7 @@
               <w:rPr>
                 <w:rFonts w:ascii="Aptos" w:hAnsi="Aptos"/>
                 <w:b w:val="0"/>
-                <w:sz w:val="18"/>
+                <w:sz w:val="17"/>
               </w:rPr>
               <w:t>Moderate conditional association with limitations</w:t>
             </w:r>
@@ -7259,6 +7292,11 @@
       <w:pPr>
         <w:spacing w:after="40"/>
       </w:pPr>
+    </w:p>
+    <w:p>
+      <w:r>
+        <w:br w:type="page"/>
+      </w:r>
     </w:p>
     <w:p>
       <w:pPr>
@@ -7276,21 +7314,25 @@
         <w:tblStyle w:val="TableGrid"/>
         <w:tblW w:type="auto" w:w="0"/>
         <w:jc w:val="center"/>
+        <w:tblLayout w:type="fixed"/>
         <w:tblLook w:firstColumn="1" w:firstRow="1" w:lastColumn="0" w:lastRow="0" w:noHBand="0" w:noVBand="1" w:val="04A0"/>
       </w:tblPr>
       <w:tblGrid>
-        <w:gridCol w:w="1378"/>
-        <w:gridCol w:w="1378"/>
-        <w:gridCol w:w="1378"/>
-        <w:gridCol w:w="1378"/>
-        <w:gridCol w:w="1378"/>
-        <w:gridCol w:w="1378"/>
-        <w:gridCol w:w="1378"/>
+        <w:gridCol w:w="2057"/>
+        <w:gridCol w:w="2057"/>
+        <w:gridCol w:w="2057"/>
+        <w:gridCol w:w="2057"/>
+        <w:gridCol w:w="2057"/>
+        <w:gridCol w:w="2057"/>
+        <w:gridCol w:w="2057"/>
       </w:tblGrid>
       <w:tr>
+        <w:trPr>
+          <w:tblHeader w:val="true"/>
+        </w:trPr>
         <w:tc>
           <w:tcPr>
-            <w:tcW w:type="dxa" w:w="1378"/>
+            <w:tcW w:type="dxa" w:w="2057"/>
             <w:vAlign w:val="center"/>
             <w:shd w:fill="D9EAF0"/>
           </w:tcPr>
@@ -7303,7 +7345,7 @@
               <w:rPr>
                 <w:rFonts w:ascii="Aptos" w:hAnsi="Aptos"/>
                 <w:b/>
-                <w:sz w:val="18"/>
+                <w:sz w:val="17"/>
               </w:rPr>
               <w:t>Year</w:t>
             </w:r>
@@ -7311,7 +7353,7 @@
         </w:tc>
         <w:tc>
           <w:tcPr>
-            <w:tcW w:type="dxa" w:w="1378"/>
+            <w:tcW w:type="dxa" w:w="2057"/>
             <w:vAlign w:val="center"/>
             <w:shd w:fill="D9EAF0"/>
           </w:tcPr>
@@ -7324,7 +7366,7 @@
               <w:rPr>
                 <w:rFonts w:ascii="Aptos" w:hAnsi="Aptos"/>
                 <w:b/>
-                <w:sz w:val="18"/>
+                <w:sz w:val="17"/>
               </w:rPr>
               <w:t>Eligible observations</w:t>
             </w:r>
@@ -7332,7 +7374,7 @@
         </w:tc>
         <w:tc>
           <w:tcPr>
-            <w:tcW w:type="dxa" w:w="1378"/>
+            <w:tcW w:type="dxa" w:w="2057"/>
             <w:vAlign w:val="center"/>
             <w:shd w:fill="D9EAF0"/>
           </w:tcPr>
@@ -7345,7 +7387,7 @@
               <w:rPr>
                 <w:rFonts w:ascii="Aptos" w:hAnsi="Aptos"/>
                 <w:b/>
-                <w:sz w:val="18"/>
+                <w:sz w:val="17"/>
               </w:rPr>
               <w:t>Weighted mean raw score</w:t>
             </w:r>
@@ -7353,7 +7395,7 @@
         </w:tc>
         <w:tc>
           <w:tcPr>
-            <w:tcW w:type="dxa" w:w="1378"/>
+            <w:tcW w:type="dxa" w:w="2057"/>
             <w:vAlign w:val="center"/>
             <w:shd w:fill="D9EAF0"/>
           </w:tcPr>
@@ -7366,7 +7408,7 @@
               <w:rPr>
                 <w:rFonts w:ascii="Aptos" w:hAnsi="Aptos"/>
                 <w:b/>
-                <w:sz w:val="18"/>
+                <w:sz w:val="17"/>
               </w:rPr>
               <w:t>Mean supplied moderate-or-severe probability</w:t>
             </w:r>
@@ -7374,7 +7416,7 @@
         </w:tc>
         <w:tc>
           <w:tcPr>
-            <w:tcW w:type="dxa" w:w="1378"/>
+            <w:tcW w:type="dxa" w:w="2057"/>
             <w:vAlign w:val="center"/>
             <w:shd w:fill="D9EAF0"/>
           </w:tcPr>
@@ -7387,7 +7429,7 @@
               <w:rPr>
                 <w:rFonts w:ascii="Aptos" w:hAnsi="Aptos"/>
                 <w:b/>
-                <w:sz w:val="18"/>
+                <w:sz w:val="17"/>
               </w:rPr>
               <w:t>Mean supplied severe probability</w:t>
             </w:r>
@@ -7395,7 +7437,7 @@
         </w:tc>
         <w:tc>
           <w:tcPr>
-            <w:tcW w:type="dxa" w:w="1378"/>
+            <w:tcW w:type="dxa" w:w="2057"/>
             <w:vAlign w:val="center"/>
             <w:shd w:fill="D9EAF0"/>
           </w:tcPr>
@@ -7408,7 +7450,7 @@
               <w:rPr>
                 <w:rFonts w:ascii="Aptos" w:hAnsi="Aptos"/>
                 <w:b/>
-                <w:sz w:val="18"/>
+                <w:sz w:val="17"/>
               </w:rPr>
               <w:t>Weighting</w:t>
             </w:r>
@@ -7416,7 +7458,7 @@
         </w:tc>
         <w:tc>
           <w:tcPr>
-            <w:tcW w:type="dxa" w:w="1378"/>
+            <w:tcW w:type="dxa" w:w="2057"/>
             <w:vAlign w:val="center"/>
             <w:shd w:fill="D9EAF0"/>
           </w:tcPr>
@@ -7429,7 +7471,7 @@
               <w:rPr>
                 <w:rFonts w:ascii="Aptos" w:hAnsi="Aptos"/>
                 <w:b/>
-                <w:sz w:val="18"/>
+                <w:sz w:val="17"/>
               </w:rPr>
               <w:t>Interpretation</w:t>
             </w:r>
@@ -7439,7 +7481,7 @@
       <w:tr>
         <w:tc>
           <w:tcPr>
-            <w:tcW w:type="dxa" w:w="1378"/>
+            <w:tcW w:type="dxa" w:w="2057"/>
             <w:vAlign w:val="center"/>
           </w:tcPr>
           <w:p>
@@ -7451,7 +7493,7 @@
               <w:rPr>
                 <w:rFonts w:ascii="Aptos" w:hAnsi="Aptos"/>
                 <w:b w:val="0"/>
-                <w:sz w:val="18"/>
+                <w:sz w:val="17"/>
               </w:rPr>
               <w:t>2014</w:t>
             </w:r>
@@ -7459,7 +7501,7 @@
         </w:tc>
         <w:tc>
           <w:tcPr>
-            <w:tcW w:type="dxa" w:w="1378"/>
+            <w:tcW w:type="dxa" w:w="2057"/>
             <w:vAlign w:val="center"/>
           </w:tcPr>
           <w:p>
@@ -7471,7 +7513,7 @@
               <w:rPr>
                 <w:rFonts w:ascii="Aptos" w:hAnsi="Aptos"/>
                 <w:b w:val="0"/>
-                <w:sz w:val="18"/>
+                <w:sz w:val="17"/>
               </w:rPr>
               <w:t>898</w:t>
             </w:r>
@@ -7479,7 +7521,7 @@
         </w:tc>
         <w:tc>
           <w:tcPr>
-            <w:tcW w:type="dxa" w:w="1378"/>
+            <w:tcW w:type="dxa" w:w="2057"/>
             <w:vAlign w:val="center"/>
           </w:tcPr>
           <w:p>
@@ -7491,7 +7533,7 @@
               <w:rPr>
                 <w:rFonts w:ascii="Aptos" w:hAnsi="Aptos"/>
                 <w:b w:val="0"/>
-                <w:sz w:val="18"/>
+                <w:sz w:val="17"/>
               </w:rPr>
               <w:t>0.802</w:t>
             </w:r>
@@ -7499,7 +7541,7 @@
         </w:tc>
         <w:tc>
           <w:tcPr>
-            <w:tcW w:type="dxa" w:w="1378"/>
+            <w:tcW w:type="dxa" w:w="2057"/>
             <w:vAlign w:val="center"/>
           </w:tcPr>
           <w:p>
@@ -7511,7 +7553,7 @@
               <w:rPr>
                 <w:rFonts w:ascii="Aptos" w:hAnsi="Aptos"/>
                 <w:b w:val="0"/>
-                <w:sz w:val="18"/>
+                <w:sz w:val="17"/>
               </w:rPr>
               <w:t>0.082</w:t>
             </w:r>
@@ -7519,7 +7561,7 @@
         </w:tc>
         <w:tc>
           <w:tcPr>
-            <w:tcW w:type="dxa" w:w="1378"/>
+            <w:tcW w:type="dxa" w:w="2057"/>
             <w:vAlign w:val="center"/>
           </w:tcPr>
           <w:p>
@@ -7531,7 +7573,7 @@
               <w:rPr>
                 <w:rFonts w:ascii="Aptos" w:hAnsi="Aptos"/>
                 <w:b w:val="0"/>
-                <w:sz w:val="18"/>
+                <w:sz w:val="17"/>
               </w:rPr>
               <w:t>0.007</w:t>
             </w:r>
@@ -7539,7 +7581,7 @@
         </w:tc>
         <w:tc>
           <w:tcPr>
-            <w:tcW w:type="dxa" w:w="1378"/>
+            <w:tcW w:type="dxa" w:w="2057"/>
             <w:vAlign w:val="center"/>
           </w:tcPr>
           <w:p>
@@ -7551,7 +7593,7 @@
               <w:rPr>
                 <w:rFonts w:ascii="Aptos" w:hAnsi="Aptos"/>
                 <w:b w:val="0"/>
-                <w:sz w:val="18"/>
+                <w:sz w:val="17"/>
               </w:rPr>
               <w:t>Year-specific original weight</w:t>
             </w:r>
@@ -7559,7 +7601,7 @@
         </w:tc>
         <w:tc>
           <w:tcPr>
-            <w:tcW w:type="dxa" w:w="1378"/>
+            <w:tcW w:type="dxa" w:w="2057"/>
             <w:vAlign w:val="center"/>
           </w:tcPr>
           <w:p>
@@ -7571,7 +7613,7 @@
               <w:rPr>
                 <w:rFonts w:ascii="Aptos" w:hAnsi="Aptos"/>
                 <w:b w:val="0"/>
-                <w:sz w:val="18"/>
+                <w:sz w:val="17"/>
               </w:rPr>
               <w:t>Benchmark only</w:t>
             </w:r>
@@ -7581,7 +7623,7 @@
       <w:tr>
         <w:tc>
           <w:tcPr>
-            <w:tcW w:type="dxa" w:w="1378"/>
+            <w:tcW w:type="dxa" w:w="2057"/>
             <w:vAlign w:val="center"/>
           </w:tcPr>
           <w:p>
@@ -7593,7 +7635,7 @@
               <w:rPr>
                 <w:rFonts w:ascii="Aptos" w:hAnsi="Aptos"/>
                 <w:b w:val="0"/>
-                <w:sz w:val="18"/>
+                <w:sz w:val="17"/>
               </w:rPr>
               <w:t>2015</w:t>
             </w:r>
@@ -7601,7 +7643,7 @@
         </w:tc>
         <w:tc>
           <w:tcPr>
-            <w:tcW w:type="dxa" w:w="1378"/>
+            <w:tcW w:type="dxa" w:w="2057"/>
             <w:vAlign w:val="center"/>
           </w:tcPr>
           <w:p>
@@ -7613,7 +7655,7 @@
               <w:rPr>
                 <w:rFonts w:ascii="Aptos" w:hAnsi="Aptos"/>
                 <w:b w:val="0"/>
-                <w:sz w:val="18"/>
+                <w:sz w:val="17"/>
               </w:rPr>
               <w:t>926</w:t>
             </w:r>
@@ -7621,7 +7663,7 @@
         </w:tc>
         <w:tc>
           <w:tcPr>
-            <w:tcW w:type="dxa" w:w="1378"/>
+            <w:tcW w:type="dxa" w:w="2057"/>
             <w:vAlign w:val="center"/>
           </w:tcPr>
           <w:p>
@@ -7633,7 +7675,7 @@
               <w:rPr>
                 <w:rFonts w:ascii="Aptos" w:hAnsi="Aptos"/>
                 <w:b w:val="0"/>
-                <w:sz w:val="18"/>
+                <w:sz w:val="17"/>
               </w:rPr>
               <w:t>0.528</w:t>
             </w:r>
@@ -7641,7 +7683,7 @@
         </w:tc>
         <w:tc>
           <w:tcPr>
-            <w:tcW w:type="dxa" w:w="1378"/>
+            <w:tcW w:type="dxa" w:w="2057"/>
             <w:vAlign w:val="center"/>
           </w:tcPr>
           <w:p>
@@ -7653,7 +7695,7 @@
               <w:rPr>
                 <w:rFonts w:ascii="Aptos" w:hAnsi="Aptos"/>
                 <w:b w:val="0"/>
-                <w:sz w:val="18"/>
+                <w:sz w:val="17"/>
               </w:rPr>
               <w:t>0.048</w:t>
             </w:r>
@@ -7661,7 +7703,7 @@
         </w:tc>
         <w:tc>
           <w:tcPr>
-            <w:tcW w:type="dxa" w:w="1378"/>
+            <w:tcW w:type="dxa" w:w="2057"/>
             <w:vAlign w:val="center"/>
           </w:tcPr>
           <w:p>
@@ -7673,7 +7715,7 @@
               <w:rPr>
                 <w:rFonts w:ascii="Aptos" w:hAnsi="Aptos"/>
                 <w:b w:val="0"/>
-                <w:sz w:val="18"/>
+                <w:sz w:val="17"/>
               </w:rPr>
               <w:t>0.005</w:t>
             </w:r>
@@ -7681,7 +7723,7 @@
         </w:tc>
         <w:tc>
           <w:tcPr>
-            <w:tcW w:type="dxa" w:w="1378"/>
+            <w:tcW w:type="dxa" w:w="2057"/>
             <w:vAlign w:val="center"/>
           </w:tcPr>
           <w:p>
@@ -7693,7 +7735,7 @@
               <w:rPr>
                 <w:rFonts w:ascii="Aptos" w:hAnsi="Aptos"/>
                 <w:b w:val="0"/>
-                <w:sz w:val="18"/>
+                <w:sz w:val="17"/>
               </w:rPr>
               <w:t>Year-specific original weight</w:t>
             </w:r>
@@ -7701,7 +7743,7 @@
         </w:tc>
         <w:tc>
           <w:tcPr>
-            <w:tcW w:type="dxa" w:w="1378"/>
+            <w:tcW w:type="dxa" w:w="2057"/>
             <w:vAlign w:val="center"/>
           </w:tcPr>
           <w:p>
@@ -7713,7 +7755,7 @@
               <w:rPr>
                 <w:rFonts w:ascii="Aptos" w:hAnsi="Aptos"/>
                 <w:b w:val="0"/>
-                <w:sz w:val="18"/>
+                <w:sz w:val="17"/>
               </w:rPr>
               <w:t>Benchmark only</w:t>
             </w:r>
@@ -7723,7 +7765,7 @@
       <w:tr>
         <w:tc>
           <w:tcPr>
-            <w:tcW w:type="dxa" w:w="1378"/>
+            <w:tcW w:type="dxa" w:w="2057"/>
             <w:vAlign w:val="center"/>
           </w:tcPr>
           <w:p>
@@ -7735,7 +7777,7 @@
               <w:rPr>
                 <w:rFonts w:ascii="Aptos" w:hAnsi="Aptos"/>
                 <w:b w:val="0"/>
-                <w:sz w:val="18"/>
+                <w:sz w:val="17"/>
               </w:rPr>
               <w:t>2016</w:t>
             </w:r>
@@ -7743,7 +7785,7 @@
         </w:tc>
         <w:tc>
           <w:tcPr>
-            <w:tcW w:type="dxa" w:w="1378"/>
+            <w:tcW w:type="dxa" w:w="2057"/>
             <w:vAlign w:val="center"/>
           </w:tcPr>
           <w:p>
@@ -7755,7 +7797,7 @@
               <w:rPr>
                 <w:rFonts w:ascii="Aptos" w:hAnsi="Aptos"/>
                 <w:b w:val="0"/>
-                <w:sz w:val="18"/>
+                <w:sz w:val="17"/>
               </w:rPr>
               <w:t>936</w:t>
             </w:r>
@@ -7763,7 +7805,7 @@
         </w:tc>
         <w:tc>
           <w:tcPr>
-            <w:tcW w:type="dxa" w:w="1378"/>
+            <w:tcW w:type="dxa" w:w="2057"/>
             <w:vAlign w:val="center"/>
           </w:tcPr>
           <w:p>
@@ -7775,7 +7817,7 @@
               <w:rPr>
                 <w:rFonts w:ascii="Aptos" w:hAnsi="Aptos"/>
                 <w:b w:val="0"/>
-                <w:sz w:val="18"/>
+                <w:sz w:val="17"/>
               </w:rPr>
               <w:t>0.680</w:t>
             </w:r>
@@ -7783,7 +7825,7 @@
         </w:tc>
         <w:tc>
           <w:tcPr>
-            <w:tcW w:type="dxa" w:w="1378"/>
+            <w:tcW w:type="dxa" w:w="2057"/>
             <w:vAlign w:val="center"/>
           </w:tcPr>
           <w:p>
@@ -7795,7 +7837,7 @@
               <w:rPr>
                 <w:rFonts w:ascii="Aptos" w:hAnsi="Aptos"/>
                 <w:b w:val="0"/>
-                <w:sz w:val="18"/>
+                <w:sz w:val="17"/>
               </w:rPr>
               <w:t>0.078</w:t>
             </w:r>
@@ -7803,7 +7845,7 @@
         </w:tc>
         <w:tc>
           <w:tcPr>
-            <w:tcW w:type="dxa" w:w="1378"/>
+            <w:tcW w:type="dxa" w:w="2057"/>
             <w:vAlign w:val="center"/>
           </w:tcPr>
           <w:p>
@@ -7815,7 +7857,7 @@
               <w:rPr>
                 <w:rFonts w:ascii="Aptos" w:hAnsi="Aptos"/>
                 <w:b w:val="0"/>
-                <w:sz w:val="18"/>
+                <w:sz w:val="17"/>
               </w:rPr>
               <w:t>0.018</w:t>
             </w:r>
@@ -7823,7 +7865,7 @@
         </w:tc>
         <w:tc>
           <w:tcPr>
-            <w:tcW w:type="dxa" w:w="1378"/>
+            <w:tcW w:type="dxa" w:w="2057"/>
             <w:vAlign w:val="center"/>
           </w:tcPr>
           <w:p>
@@ -7835,7 +7877,7 @@
               <w:rPr>
                 <w:rFonts w:ascii="Aptos" w:hAnsi="Aptos"/>
                 <w:b w:val="0"/>
-                <w:sz w:val="18"/>
+                <w:sz w:val="17"/>
               </w:rPr>
               <w:t>Year-specific original weight</w:t>
             </w:r>
@@ -7843,7 +7885,7 @@
         </w:tc>
         <w:tc>
           <w:tcPr>
-            <w:tcW w:type="dxa" w:w="1378"/>
+            <w:tcW w:type="dxa" w:w="2057"/>
             <w:vAlign w:val="center"/>
           </w:tcPr>
           <w:p>
@@ -7855,7 +7897,7 @@
               <w:rPr>
                 <w:rFonts w:ascii="Aptos" w:hAnsi="Aptos"/>
                 <w:b w:val="0"/>
-                <w:sz w:val="18"/>
+                <w:sz w:val="17"/>
               </w:rPr>
               <w:t>Benchmark only</w:t>
             </w:r>
@@ -7865,7 +7907,7 @@
       <w:tr>
         <w:tc>
           <w:tcPr>
-            <w:tcW w:type="dxa" w:w="1378"/>
+            <w:tcW w:type="dxa" w:w="2057"/>
             <w:vAlign w:val="center"/>
           </w:tcPr>
           <w:p>
@@ -7877,7 +7919,7 @@
               <w:rPr>
                 <w:rFonts w:ascii="Aptos" w:hAnsi="Aptos"/>
                 <w:b w:val="0"/>
-                <w:sz w:val="18"/>
+                <w:sz w:val="17"/>
               </w:rPr>
               <w:t>2017</w:t>
             </w:r>
@@ -7885,7 +7927,7 @@
         </w:tc>
         <w:tc>
           <w:tcPr>
-            <w:tcW w:type="dxa" w:w="1378"/>
+            <w:tcW w:type="dxa" w:w="2057"/>
             <w:vAlign w:val="center"/>
           </w:tcPr>
           <w:p>
@@ -7897,7 +7939,7 @@
               <w:rPr>
                 <w:rFonts w:ascii="Aptos" w:hAnsi="Aptos"/>
                 <w:b w:val="0"/>
-                <w:sz w:val="18"/>
+                <w:sz w:val="17"/>
               </w:rPr>
               <w:t>968</w:t>
             </w:r>
@@ -7905,7 +7947,7 @@
         </w:tc>
         <w:tc>
           <w:tcPr>
-            <w:tcW w:type="dxa" w:w="1378"/>
+            <w:tcW w:type="dxa" w:w="2057"/>
             <w:vAlign w:val="center"/>
           </w:tcPr>
           <w:p>
@@ -7917,7 +7959,7 @@
               <w:rPr>
                 <w:rFonts w:ascii="Aptos" w:hAnsi="Aptos"/>
                 <w:b w:val="0"/>
-                <w:sz w:val="18"/>
+                <w:sz w:val="17"/>
               </w:rPr>
               <w:t>0.821</w:t>
             </w:r>
@@ -7925,7 +7967,7 @@
         </w:tc>
         <w:tc>
           <w:tcPr>
-            <w:tcW w:type="dxa" w:w="1378"/>
+            <w:tcW w:type="dxa" w:w="2057"/>
             <w:vAlign w:val="center"/>
           </w:tcPr>
           <w:p>
@@ -7937,7 +7979,7 @@
               <w:rPr>
                 <w:rFonts w:ascii="Aptos" w:hAnsi="Aptos"/>
                 <w:b w:val="0"/>
-                <w:sz w:val="18"/>
+                <w:sz w:val="17"/>
               </w:rPr>
               <w:t>0.093</w:t>
             </w:r>
@@ -7945,7 +7987,7 @@
         </w:tc>
         <w:tc>
           <w:tcPr>
-            <w:tcW w:type="dxa" w:w="1378"/>
+            <w:tcW w:type="dxa" w:w="2057"/>
             <w:vAlign w:val="center"/>
           </w:tcPr>
           <w:p>
@@ -7957,7 +7999,7 @@
               <w:rPr>
                 <w:rFonts w:ascii="Aptos" w:hAnsi="Aptos"/>
                 <w:b w:val="0"/>
-                <w:sz w:val="18"/>
+                <w:sz w:val="17"/>
               </w:rPr>
               <w:t>0.017</w:t>
             </w:r>
@@ -7965,7 +8007,7 @@
         </w:tc>
         <w:tc>
           <w:tcPr>
-            <w:tcW w:type="dxa" w:w="1378"/>
+            <w:tcW w:type="dxa" w:w="2057"/>
             <w:vAlign w:val="center"/>
           </w:tcPr>
           <w:p>
@@ -7977,7 +8019,7 @@
               <w:rPr>
                 <w:rFonts w:ascii="Aptos" w:hAnsi="Aptos"/>
                 <w:b w:val="0"/>
-                <w:sz w:val="18"/>
+                <w:sz w:val="17"/>
               </w:rPr>
               <w:t>Year-specific original weight</w:t>
             </w:r>
@@ -7985,7 +8027,7 @@
         </w:tc>
         <w:tc>
           <w:tcPr>
-            <w:tcW w:type="dxa" w:w="1378"/>
+            <w:tcW w:type="dxa" w:w="2057"/>
             <w:vAlign w:val="center"/>
           </w:tcPr>
           <w:p>
@@ -7997,7 +8039,7 @@
               <w:rPr>
                 <w:rFonts w:ascii="Aptos" w:hAnsi="Aptos"/>
                 <w:b w:val="0"/>
-                <w:sz w:val="18"/>
+                <w:sz w:val="17"/>
               </w:rPr>
               <w:t>Benchmark only</w:t>
             </w:r>
@@ -8011,9 +8053,14 @@
       </w:pPr>
     </w:p>
     <w:p>
-      <w:r>
-        <w:br w:type="page"/>
-      </w:r>
+      <w:pPr>
+        <w:sectPr>
+          <w:pgSz w:w="15840" w:h="12240" w:orient="landscape"/>
+          <w:pgMar w:top="792" w:right="720" w:bottom="792" w:left="720" w:header="720" w:footer="720" w:gutter="0"/>
+          <w:cols w:space="720"/>
+          <w:docGrid w:linePitch="360"/>
+        </w:sectPr>
+      </w:pPr>
     </w:p>
     <w:p>
       <w:pPr>
@@ -8021,11 +8068,6 @@
       </w:pPr>
       <w:r>
         <w:t>Figures</w:t>
-      </w:r>
-    </w:p>
-    <w:p>
-      <w:r>
-        <w:br w:type="page"/>
       </w:r>
     </w:p>
     <w:p>
@@ -8252,7 +8294,6 @@
       </w:r>
     </w:p>
     <w:sectPr>
-      <w:footerReference w:type="default" r:id="rId13"/>
       <w:pgSz w:w="12240" w:h="15840"/>
       <w:pgMar w:top="1152" w:right="1296" w:bottom="1152" w:left="1296" w:header="720" w:footer="720" w:gutter="0"/>
       <w:cols w:space="720"/>
